--- a/downloads/teacher/bridge-week-10.docx
+++ b/downloads/teacher/bridge-week-10.docx
@@ -2033,6 +2033,396 @@
         <w:t>For Python readiness before the Responsible Plant Classifier, retain a trace of the values, the predicted outputs and the changed-case explanation. Use actual Python 3 results to check the prediction after reasoning first.</w:t>
       </w:r>
     </w:p>
+    <w:p>
+      <w:pPr>
+        <w:pStyle w:val="Heading1"/>
+      </w:pPr>
+      <w:r>
+        <w:t>07. Prepare, teach and assess</w:t>
+      </w:r>
+    </w:p>
+    <w:p>
+      <w:r>
+        <w:t>Teaching target: Read and update named dictionary fields</w:t>
+      </w:r>
+    </w:p>
+    <w:p>
+      <w:r>
+        <w:t>Prepare the labelled worked-case picture, the matching workbook, fictional input cards and a place for individual responses. Check a local Python 3 environment before class; have a paper-trace version ready.</w:t>
+      </w:r>
+    </w:p>
+    <w:tbl>
+      <w:tblPr>
+        <w:tblStyle w:val="LightShading-Accent1"/>
+        <w:tblW w:type="auto" w:w="0"/>
+        <w:tblLook w:firstColumn="1" w:firstRow="1" w:lastColumn="0" w:lastRow="0" w:noHBand="0" w:noVBand="1" w:val="04A0"/>
+      </w:tblPr>
+      <w:tblGrid>
+        <w:gridCol w:w="3408"/>
+        <w:gridCol w:w="3408"/>
+        <w:gridCol w:w="3408"/>
+      </w:tblGrid>
+      <w:tr>
+        <w:trPr>
+          <w:tblHeader/>
+        </w:trPr>
+        <w:tc>
+          <w:tcPr>
+            <w:tcW w:type="dxa" w:w="3408"/>
+          </w:tcPr>
+          <w:p>
+            <w:r>
+              <w:t>Session</w:t>
+            </w:r>
+          </w:p>
+        </w:tc>
+        <w:tc>
+          <w:tcPr>
+            <w:tcW w:type="dxa" w:w="3408"/>
+          </w:tcPr>
+          <w:p>
+            <w:r>
+              <w:t>Plan</w:t>
+            </w:r>
+          </w:p>
+        </w:tc>
+        <w:tc>
+          <w:tcPr>
+            <w:tcW w:type="dxa" w:w="3408"/>
+          </w:tcPr>
+          <w:p>
+            <w:r>
+              <w:t>Resources</w:t>
+            </w:r>
+          </w:p>
+        </w:tc>
+      </w:tr>
+      <w:tr>
+        <w:tc>
+          <w:tcPr>
+            <w:tcW w:type="dxa" w:w="3408"/>
+          </w:tcPr>
+          <w:p>
+            <w:r>
+              <w:t>Session 1 · Understand · 45 min</w:t>
+            </w:r>
+          </w:p>
+        </w:tc>
+        <w:tc>
+          <w:tcPr>
+            <w:tcW w:type="dxa" w:w="3408"/>
+          </w:tcPr>
+          <w:p>
+            <w:r>
+              <w:t>0–7: recall and prerequisite; 7–15: inspect the concrete case and predict; 15–30: teacher models the worked trace; 30–40: learners explain a step using the text and visual; 40–45: check the core idea.</w:t>
+            </w:r>
+          </w:p>
+        </w:tc>
+        <w:tc>
+          <w:tcPr>
+            <w:tcW w:type="dxa" w:w="3408"/>
+          </w:tcPr>
+          <w:p>
+            <w:r>
+              <w:t>Sections 1–6; record the brief recall in the workbook.</w:t>
+            </w:r>
+          </w:p>
+        </w:tc>
+      </w:tr>
+      <w:tr>
+        <w:tc>
+          <w:tcPr>
+            <w:tcW w:type="dxa" w:w="3408"/>
+          </w:tcPr>
+          <w:p>
+            <w:r>
+              <w:t>Session 2 · Practise · 45 min</w:t>
+            </w:r>
+          </w:p>
+        </w:tc>
+        <w:tc>
+          <w:tcPr>
+            <w:tcW w:type="dxa" w:w="3408"/>
+          </w:tcPr>
+          <w:p>
+            <w:r>
+              <w:t>0–5: retrieve the procedure; 5–15: W2 completion practice; 15–23: explain and check with a partner; 23–30: each learner answers the misconception check; 30–40: targeted reteaching or a harder variation; 40–45: prepare the investigation.</w:t>
+            </w:r>
+          </w:p>
+        </w:tc>
+        <w:tc>
+          <w:tcPr>
+            <w:tcW w:type="dxa" w:w="3408"/>
+          </w:tcPr>
+          <w:p>
+            <w:r>
+              <w:t>Sections 7–10; use the matching workbook W2 and misconception check.</w:t>
+            </w:r>
+          </w:p>
+        </w:tc>
+      </w:tr>
+      <w:tr>
+        <w:tc>
+          <w:tcPr>
+            <w:tcW w:type="dxa" w:w="3408"/>
+          </w:tcPr>
+          <w:p>
+            <w:r>
+              <w:t>Session 3 · Investigate and transfer · 45 min</w:t>
+            </w:r>
+          </w:p>
+        </w:tc>
+        <w:tc>
+          <w:tcPr>
+            <w:tcW w:type="dxa" w:w="3408"/>
+          </w:tcPr>
+          <w:p>
+            <w:r>
+              <w:t>0–5: retrieve the decision rule; 5–20: investigate or trace; 20–30: start the independent case; 30–38: connect the project; 38–43: act on feedback; 43–45: plan the return check.</w:t>
+            </w:r>
+          </w:p>
+        </w:tc>
+        <w:tc>
+          <w:tcPr>
+            <w:tcW w:type="dxa" w:w="3408"/>
+          </w:tcPr>
+          <w:p>
+            <w:r>
+              <w:t>Sections 9 and 11–14. Give extra time to finish the full task set; use Section 15 when the week includes a coding lab.</w:t>
+            </w:r>
+          </w:p>
+        </w:tc>
+      </w:tr>
+    </w:tbl>
+    <w:p>
+      <w:r>
+        <w:t>Before class, solve the supported practice: Change the Red record used to 9. State remaining spaces and whether capacity changes.</w:t>
+      </w:r>
+    </w:p>
+    <w:p>
+      <w:r>
+        <w:t>Reasoned practice answer: Spaces 0; capacity remains 9.</w:t>
+      </w:r>
+    </w:p>
+    <w:p>
+      <w:r>
+        <w:t>Check every learner before discussion: Use the worked case for Dictionaries and records. Proposed explanation: “A successful run proves the conclusion”. Decide whether this explanation is supported. Point to the step or supplied fact that decides; explain your repair if needed.</w:t>
+      </w:r>
+    </w:p>
+    <w:p>
+      <w:r>
+        <w:t>Misconception repair: Named fields reduce position mistakes but do not prove that a record is accurate. A capacity of 2 with used of 5 is representable in a dictionary and violates this schema.</w:t>
+      </w:r>
+    </w:p>
+    <w:p>
+      <w:r>
+        <w:t>Support: read the exact case aloud, enlarge the labelled picture, supply input cards and model only the first deciding step. Accept a spoken explanation or drawing; retain the reasoning goal.</w:t>
+      </w:r>
+    </w:p>
+    <w:p>
+      <w:r>
+        <w:t>Extension: Add the field price with value 0. Require a prediction and a reason before comparing. Expected result: The price lookup now returns 0 instead of None. Reason: A recorded zero is a present value, whereas the earlier lookup had no field.</w:t>
+      </w:r>
+    </w:p>
+    <w:p>
+      <w:r>
+        <w:t>Independent assessment: withhold the reserved answer until the learner has attempted the new case. Record support separately from correctness.</w:t>
+      </w:r>
+    </w:p>
+    <w:tbl>
+      <w:tblPr>
+        <w:tblStyle w:val="LightShading-Accent1"/>
+        <w:tblW w:type="auto" w:w="0"/>
+        <w:tblLook w:firstColumn="1" w:firstRow="1" w:lastColumn="0" w:lastRow="0" w:noHBand="0" w:noVBand="1" w:val="04A0"/>
+      </w:tblPr>
+      <w:tblGrid>
+        <w:gridCol w:w="2556"/>
+        <w:gridCol w:w="2556"/>
+        <w:gridCol w:w="2556"/>
+        <w:gridCol w:w="2556"/>
+      </w:tblGrid>
+      <w:tr>
+        <w:trPr>
+          <w:tblHeader/>
+        </w:trPr>
+        <w:tc>
+          <w:tcPr>
+            <w:tcW w:type="dxa" w:w="2556"/>
+          </w:tcPr>
+          <w:p>
+            <w:r>
+              <w:t>Criterion</w:t>
+            </w:r>
+          </w:p>
+        </w:tc>
+        <w:tc>
+          <w:tcPr>
+            <w:tcW w:type="dxa" w:w="2556"/>
+          </w:tcPr>
+          <w:p>
+            <w:r>
+              <w:t>Not yet</w:t>
+            </w:r>
+          </w:p>
+        </w:tc>
+        <w:tc>
+          <w:tcPr>
+            <w:tcW w:type="dxa" w:w="2556"/>
+          </w:tcPr>
+          <w:p>
+            <w:r>
+              <w:t>With support</w:t>
+            </w:r>
+          </w:p>
+        </w:tc>
+        <w:tc>
+          <w:tcPr>
+            <w:tcW w:type="dxa" w:w="2556"/>
+          </w:tcPr>
+          <w:p>
+            <w:r>
+              <w:t>Independent</w:t>
+            </w:r>
+          </w:p>
+        </w:tc>
+      </w:tr>
+      <w:tr>
+        <w:tc>
+          <w:tcPr>
+            <w:tcW w:type="dxa" w:w="2556"/>
+          </w:tcPr>
+          <w:p>
+            <w:r>
+              <w:t>Explanation</w:t>
+            </w:r>
+          </w:p>
+        </w:tc>
+        <w:tc>
+          <w:tcPr>
+            <w:tcW w:type="dxa" w:w="2556"/>
+          </w:tcPr>
+          <w:p>
+            <w:r>
+              <w:t>Names an answer without a deciding fact</w:t>
+            </w:r>
+          </w:p>
+        </w:tc>
+        <w:tc>
+          <w:tcPr>
+            <w:tcW w:type="dxa" w:w="2556"/>
+          </w:tcPr>
+          <w:p>
+            <w:r>
+              <w:t>Uses a hint to link fact and decision</w:t>
+            </w:r>
+          </w:p>
+        </w:tc>
+        <w:tc>
+          <w:tcPr>
+            <w:tcW w:type="dxa" w:w="2556"/>
+          </w:tcPr>
+          <w:p>
+            <w:r>
+              <w:t>Explains the deciding fact in own words</w:t>
+            </w:r>
+          </w:p>
+        </w:tc>
+      </w:tr>
+      <w:tr>
+        <w:tc>
+          <w:tcPr>
+            <w:tcW w:type="dxa" w:w="2556"/>
+          </w:tcPr>
+          <w:p>
+            <w:r>
+              <w:t>Trace or test</w:t>
+            </w:r>
+          </w:p>
+        </w:tc>
+        <w:tc>
+          <w:tcPr>
+            <w:tcW w:type="dxa" w:w="2556"/>
+          </w:tcPr>
+          <w:p>
+            <w:r>
+              <w:t>Cannot connect input and result</w:t>
+            </w:r>
+          </w:p>
+        </w:tc>
+        <w:tc>
+          <w:tcPr>
+            <w:tcW w:type="dxa" w:w="2556"/>
+          </w:tcPr>
+          <w:p>
+            <w:r>
+              <w:t>Completes steps with prompts</w:t>
+            </w:r>
+          </w:p>
+        </w:tc>
+        <w:tc>
+          <w:tcPr>
+            <w:tcW w:type="dxa" w:w="2556"/>
+          </w:tcPr>
+          <w:p>
+            <w:r>
+              <w:t>Traces or tests a changed case accurately</w:t>
+            </w:r>
+          </w:p>
+        </w:tc>
+      </w:tr>
+      <w:tr>
+        <w:tc>
+          <w:tcPr>
+            <w:tcW w:type="dxa" w:w="2556"/>
+          </w:tcPr>
+          <w:p>
+            <w:r>
+              <w:t>Limits and revision</w:t>
+            </w:r>
+          </w:p>
+        </w:tc>
+        <w:tc>
+          <w:tcPr>
+            <w:tcW w:type="dxa" w:w="2556"/>
+          </w:tcPr>
+          <w:p>
+            <w:r>
+              <w:t>Claims more than evidence supports</w:t>
+            </w:r>
+          </w:p>
+        </w:tc>
+        <w:tc>
+          <w:tcPr>
+            <w:tcW w:type="dxa" w:w="2556"/>
+          </w:tcPr>
+          <w:p>
+            <w:r>
+              <w:t>Names a limit after a prompt</w:t>
+            </w:r>
+          </w:p>
+        </w:tc>
+        <w:tc>
+          <w:tcPr>
+            <w:tcW w:type="dxa" w:w="2556"/>
+          </w:tcPr>
+          <w:p>
+            <w:r>
+              <w:t>States a defensible limit and useful next test</w:t>
+            </w:r>
+          </w:p>
+        </w:tc>
+      </w:tr>
+    </w:tbl>
+    <w:p>
+      <w:r>
+        <w:t>Project checkpoint: Python readiness portfolio. Keep runnable code, predictions, actual outputs, one repaired error and an explanation of a function on changed inputs.</w:t>
+      </w:r>
+    </w:p>
+    <w:p>
+      <w:r>
+        <w:t>Use the weekly teacher answer for topic-specific reasoning. A saved progress tick is an activity record; judge mastery from the learner’s explanation and evidence.</w:t>
+      </w:r>
+    </w:p>
     <w:sectPr>
       <w:pgSz w:w="12240" w:h="15840"/>
       <w:pgMar w:top="936" w:right="1008" w:bottom="936" w:left="1008" w:header="720" w:footer="720" w:gutter="0"/>

--- a/downloads/teacher/bridge-week-10.docx
+++ b/downloads/teacher/bridge-week-10.docx
@@ -2423,6 +2423,39 @@
         <w:t>Use the weekly teacher answer for topic-specific reasoning. A saved progress tick is an activity record; judge mastery from the learner’s explanation and evidence.</w:t>
       </w:r>
     </w:p>
+    <w:p>
+      <w:pPr>
+        <w:pStyle w:val="Heading1"/>
+      </w:pPr>
+      <w:r>
+        <w:t>08. Use feedback, labs and repair paths</w:t>
+      </w:r>
+    </w:p>
+    <w:p>
+      <w:r>
+        <w:t>Use the two formative questions as supported practice, not as independent mastery scores. Discuss the deciding evidence rather than accepting a guessed selection.</w:t>
+      </w:r>
+    </w:p>
+    <w:p>
+      <w:r>
+        <w:t>The feedback comes from the reviewed public worked case. Do not reveal the separately reserved independent teacher answer until the learner has attempted that case.</w:t>
+      </w:r>
+    </w:p>
+    <w:p>
+      <w:r>
+        <w:t>Ask students to predict before running code. Preserve errors and actual outputs; collect a changed test and an explanation. The branch-boundary and indexing lessons deliberately include failure cases.</w:t>
+      </w:r>
+    </w:p>
+    <w:p>
+      <w:r>
+        <w:t>Use the earlier worked-explanation links to address a specific missing building block, then return to the current question. Adapt this suggestion after observing the learner; it is not an automatic diagnosis.</w:t>
+      </w:r>
+    </w:p>
+    <w:p>
+      <w:r>
+        <w:t>Collect the completed-work portfolio as evidence. Record support separately from correctness, and assess explanation, trace/test and limitations. Progress ticks and quiz selections alone do not establish mastery.</w:t>
+      </w:r>
+    </w:p>
     <w:sectPr>
       <w:pgSz w:w="12240" w:h="15840"/>
       <w:pgMar w:top="936" w:right="1008" w:bottom="936" w:left="1008" w:header="720" w:footer="720" w:gutter="0"/>

--- a/downloads/teacher/bridge-week-10.docx
+++ b/downloads/teacher/bridge-week-10.docx
@@ -29,16 +29,39 @@
       </w:r>
     </w:p>
     <w:p>
-      <w:pPr>
-        <w:pStyle w:val="Heading3"/>
-      </w:pPr>
-      <w:r>
-        <w:t>Teach the learning cycle</w:t>
+      <w:r>
+        <w:t>Prepare Dictionaries and records: check the target, prerequisites, resources and adaptable teaching schedule.</w:t>
       </w:r>
     </w:p>
     <w:p>
-      <w:r>
-        <w:t>Primary target: Read and update named dictionary fields</w:t>
+      <w:pPr>
+        <w:pStyle w:val="Heading3"/>
+      </w:pPr>
+      <w:r>
+        <w:t>Teach the learning cycle</w:t>
+      </w:r>
+    </w:p>
+    <w:p>
+      <w:pPr>
+        <w:spacing w:line="336" w:lineRule="auto" w:after="180"/>
+      </w:pPr>
+      <w:r>
+        <w:rPr>
+          <w:b w:val="0"/>
+        </w:rPr>
+        <w:t xml:space="preserve">Primary target: Read and update named </w:t>
+      </w:r>
+      <w:r>
+        <w:rPr>
+          <w:b/>
+        </w:rPr>
+        <w:t>dictionary</w:t>
+      </w:r>
+      <w:r>
+        <w:rPr>
+          <w:b w:val="0"/>
+        </w:rPr>
+        <w:t xml:space="preserve"> fields</w:t>
       </w:r>
     </w:p>
     <w:tbl>
@@ -185,16 +208,49 @@
       </w:tr>
     </w:tbl>
     <w:p>
-      <w:r>
-        <w:t>This is a starting allocation of 135 minutes, not a validated duration. Preserve all named topics. Schedule extra time for connected examples, the full investigation, independent cases and project building. Repeated copies of a case share one recorded attempt; they are not new evidence.</w:t>
+      <w:pPr>
+        <w:spacing w:line="336" w:lineRule="auto" w:after="180"/>
+      </w:pPr>
+      <w:r>
+        <w:rPr>
+          <w:b w:val="0"/>
+        </w:rPr>
+        <w:t>This is a starting allocation of 135 minutes, not a validated duration. Preserve all named topics. Schedule extra time for connected examples, the full investigation, independent cases and project building.</w:t>
       </w:r>
     </w:p>
     <w:p>
       <w:pPr>
-        <w:pStyle w:val="Heading3"/>
-      </w:pPr>
-      <w:r>
-        <w:t>Retrieval answer guidance</w:t>
+        <w:spacing w:line="336" w:lineRule="auto" w:after="180"/>
+      </w:pPr>
+      <w:r>
+        <w:rPr>
+          <w:b w:val="0"/>
+        </w:rPr>
+        <w:t xml:space="preserve">Repeated copies of a case share one </w:t>
+      </w:r>
+      <w:r>
+        <w:rPr>
+          <w:b/>
+        </w:rPr>
+        <w:t>record</w:t>
+      </w:r>
+      <w:r>
+        <w:rPr>
+          <w:b w:val="0"/>
+        </w:rPr>
+        <w:t xml:space="preserve">ed attempt; they are not new </w:t>
+      </w:r>
+      <w:r>
+        <w:rPr>
+          <w:b/>
+        </w:rPr>
+        <w:t>evidence</w:t>
+      </w:r>
+      <w:r>
+        <w:rPr>
+          <w:b w:val="0"/>
+        </w:rPr>
+        <w:t>.</w:t>
       </w:r>
     </w:p>
     <w:p>
@@ -202,132 +258,306 @@
         <w:pStyle w:val="Heading3"/>
       </w:pPr>
       <w:r>
-        <w:t>Return values and local state</w:t>
+        <w:t>Retrieval answer guidance</w:t>
       </w:r>
     </w:p>
     <w:p>
-      <w:r>
-        <w:t>Without opening the old lesson, explain one key idea from Return values and local state. Give an example and a mistake that the idea helps you avoid.</w:t>
+      <w:pPr>
+        <w:pStyle w:val="Heading3"/>
+      </w:pPr>
+      <w:r>
+        <w:t>Return values and local state</w:t>
       </w:r>
     </w:p>
     <w:p>
-      <w:r>
-        <w:t>Look for: Use a returned value in a later calculation</w:t>
+      <w:pPr>
+        <w:spacing w:line="336" w:lineRule="auto" w:after="180"/>
+      </w:pPr>
+      <w:r>
+        <w:rPr>
+          <w:b w:val="0"/>
+        </w:rPr>
+        <w:t>Without opening the old lesson, explain one key idea from Return values and local state. Give an example and a mistake that the idea helps you avoid.</w:t>
       </w:r>
     </w:p>
     <w:p>
-      <w:r>
-        <w:t>Reference example, not the only acceptable wording: result is 9 and doubled is 18. Nothing is displayed by these assignments or the returning function. print(doubled) would display 18.</w:t>
+      <w:pPr>
+        <w:spacing w:line="336" w:lineRule="auto" w:after="180"/>
+      </w:pPr>
+      <w:r>
+        <w:rPr>
+          <w:b w:val="0"/>
+        </w:rPr>
+        <w:t>Look for: Use a returned value in a later calculation</w:t>
       </w:r>
     </w:p>
     <w:p>
       <w:pPr>
-        <w:pStyle w:val="Heading3"/>
-      </w:pPr>
-      <w:r>
-        <w:t>Lists and indexing</w:t>
+        <w:spacing w:line="336" w:lineRule="auto" w:after="180"/>
+      </w:pPr>
+      <w:r>
+        <w:rPr>
+          <w:b w:val="0"/>
+        </w:rPr>
+        <w:t>Reference example, not the only acceptable wording: result is 9 and doubled is 18. Nothing is displayed by these assignments or the returning function. print(doubled) would display 18.</w:t>
       </w:r>
     </w:p>
     <w:p>
-      <w:r>
-        <w:t>Without opening the old lesson, explain one key idea from Lists and indexing. Give an example and a mistake that the idea helps you avoid.</w:t>
+      <w:pPr>
+        <w:pStyle w:val="Heading3"/>
+      </w:pPr>
+      <w:r>
+        <w:t>Lists and indexing</w:t>
       </w:r>
     </w:p>
     <w:p>
-      <w:r>
-        <w:t>Look for: Distinguish a list index from the value stored at that position</w:t>
+      <w:pPr>
+        <w:spacing w:line="336" w:lineRule="auto" w:after="180"/>
+      </w:pPr>
+      <w:r>
+        <w:rPr>
+          <w:b w:val="0"/>
+        </w:rPr>
+        <w:t>Without opening the old lesson, explain one key idea from Lists and indexing. Give an example and a mistake that the idea helps you avoid.</w:t>
       </w:r>
     </w:p>
     <w:p>
-      <w:r>
-        <w:t>Reference example, not the only acceptable wording: Length 3; indices 0, 1, 2; counts[1] is 7. The equal values occupy different positions, indices 0 and 2.</w:t>
+      <w:pPr>
+        <w:spacing w:line="336" w:lineRule="auto" w:after="180"/>
+      </w:pPr>
+      <w:r>
+        <w:rPr>
+          <w:b w:val="0"/>
+        </w:rPr>
+        <w:t>Look for: Distinguish a list index from the value stored at that position</w:t>
       </w:r>
     </w:p>
     <w:p>
       <w:pPr>
-        <w:pStyle w:val="Heading3"/>
-      </w:pPr>
-      <w:r>
-        <w:t>Boolean conditions</w:t>
+        <w:spacing w:line="336" w:lineRule="auto" w:after="180"/>
+      </w:pPr>
+      <w:r>
+        <w:rPr>
+          <w:b w:val="0"/>
+        </w:rPr>
+        <w:t>Reference example, not the only acceptable wording: Length 3; indices 0, 1, 2; counts[1] is 7. The equal values occupy different positions, indices 0 and 2.</w:t>
       </w:r>
     </w:p>
     <w:p>
-      <w:r>
-        <w:t>Without opening the old lesson, explain one key idea from Boolean conditions. Give an example and a mistake that the idea helps you avoid.</w:t>
+      <w:pPr>
+        <w:pStyle w:val="Heading3"/>
+      </w:pPr>
+      <w:r>
+        <w:t>Boolean conditions</w:t>
       </w:r>
     </w:p>
     <w:p>
-      <w:r>
-        <w:t>Look for: Translate stated requirements into comparisons</w:t>
+      <w:pPr>
+        <w:spacing w:line="336" w:lineRule="auto" w:after="180"/>
+      </w:pPr>
+      <w:r>
+        <w:rPr>
+          <w:b w:val="0"/>
+        </w:rPr>
+        <w:t>Without opening the old lesson, explain one key idea from Boolean conditions. Give an example and a mistake that the idea helps you avoid.</w:t>
       </w:r>
     </w:p>
     <w:p>
-      <w:r>
-        <w:t>Reference example, not the only acceptable wording: (minutes &lt;= 12) and quiet. At most includes equality, so &lt;= is required; the nonnegative integer and Boolean input contract still applies.</w:t>
+      <w:pPr>
+        <w:spacing w:line="336" w:lineRule="auto" w:after="180"/>
+      </w:pPr>
+      <w:r>
+        <w:rPr>
+          <w:b w:val="0"/>
+        </w:rPr>
+        <w:t>Look for: Translate stated requirements into comparisons</w:t>
       </w:r>
     </w:p>
     <w:p>
-      <w:r>
-        <w:t>Teach Week 10 as a two-session investigation using fictional data. A fictional cupboard record has a name, capacity and used count. A list asks us to remember positions. Named fields make the intended meaning visible. Our schema requires name as text and capacity and used as nonnegative integers, with used no greater than capacity. Assess the three stated outcomes through the independent task, not by copying the worked result.</w:t>
+      <w:pPr>
+        <w:spacing w:line="336" w:lineRule="auto" w:after="180"/>
+      </w:pPr>
+      <w:r>
+        <w:rPr>
+          <w:b w:val="0"/>
+        </w:rPr>
+        <w:t xml:space="preserve">Reference example, not the only acceptable wording: (minutes &lt;= 12) and quiet. At most includes equality, so &lt;= is required; the nonnegative integer and Boolean </w:t>
+      </w:r>
+      <w:r>
+        <w:rPr>
+          <w:b/>
+        </w:rPr>
+        <w:t>input</w:t>
+      </w:r>
+      <w:r>
+        <w:rPr>
+          <w:b w:val="0"/>
+        </w:rPr>
+        <w:t xml:space="preserve"> contract still applies.</w:t>
       </w:r>
     </w:p>
     <w:p>
       <w:pPr>
-        <w:pStyle w:val="Heading3"/>
-      </w:pPr>
-      <w:r>
-        <w:t>Outcomes</w:t>
+        <w:spacing w:line="336" w:lineRule="auto" w:after="180"/>
+      </w:pPr>
+      <w:r>
+        <w:rPr>
+          <w:b w:val="0"/>
+        </w:rPr>
+        <w:t xml:space="preserve">Teach Week 10 as a two-session investigation using fictional data. A fictional cupboard </w:t>
+      </w:r>
+      <w:r>
+        <w:rPr>
+          <w:b/>
+        </w:rPr>
+        <w:t>record</w:t>
+      </w:r>
+      <w:r>
+        <w:rPr>
+          <w:b w:val="0"/>
+        </w:rPr>
+        <w:t xml:space="preserve"> has a name, capacity and used count. A list asks us to remember positions. Named fields make the intended meaning visible.</w:t>
       </w:r>
     </w:p>
     <w:p>
-      <w:r>
-        <w:t>Read and update named dictionary fields</w:t>
+      <w:pPr>
+        <w:spacing w:line="336" w:lineRule="auto" w:after="180"/>
+      </w:pPr>
+      <w:r>
+        <w:rPr>
+          <w:b w:val="0"/>
+        </w:rPr>
+        <w:t>Our schema requires name as text and capacity and used as nonnegative integers, with used no greater than capacity. Assess the three stated outcomes through the independent task, not by copying the worked result.</w:t>
       </w:r>
     </w:p>
     <w:p>
-      <w:r>
-        <w:t>Connect a record to a function call</w:t>
+      <w:pPr>
+        <w:pStyle w:val="Heading3"/>
+      </w:pPr>
+      <w:r>
+        <w:t>Outcomes</w:t>
       </w:r>
     </w:p>
     <w:p>
-      <w:r>
-        <w:t>Distinguish missing fields from zero values</w:t>
+      <w:pPr>
+        <w:spacing w:line="336" w:lineRule="auto" w:after="180"/>
+      </w:pPr>
+      <w:r>
+        <w:rPr>
+          <w:b w:val="0"/>
+        </w:rPr>
+        <w:t xml:space="preserve">Read and update named </w:t>
+      </w:r>
+      <w:r>
+        <w:rPr>
+          <w:b/>
+        </w:rPr>
+        <w:t>dictionary</w:t>
+      </w:r>
+      <w:r>
+        <w:rPr>
+          <w:b w:val="0"/>
+        </w:rPr>
+        <w:t xml:space="preserve"> fields</w:t>
       </w:r>
     </w:p>
     <w:p>
       <w:pPr>
-        <w:pStyle w:val="Heading3"/>
-      </w:pPr>
-      <w:r>
-        <w:t>Preparation</w:t>
+        <w:spacing w:line="336" w:lineRule="auto" w:after="180"/>
+      </w:pPr>
+      <w:r>
+        <w:rPr>
+          <w:b w:val="0"/>
+        </w:rPr>
+        <w:t xml:space="preserve">Connect a </w:t>
+      </w:r>
+      <w:r>
+        <w:rPr>
+          <w:b/>
+        </w:rPr>
+        <w:t>record</w:t>
+      </w:r>
+      <w:r>
+        <w:rPr>
+          <w:b w:val="0"/>
+        </w:rPr>
+        <w:t xml:space="preserve"> to a function call</w:t>
       </w:r>
     </w:p>
     <w:p>
-      <w:r>
-        <w:t>Python 3 editor with a fresh local practice file</w:t>
+      <w:pPr>
+        <w:spacing w:line="336" w:lineRule="auto" w:after="180"/>
+      </w:pPr>
+      <w:r>
+        <w:rPr>
+          <w:b w:val="0"/>
+        </w:rPr>
+        <w:t>Distinguish missing fields from zero values</w:t>
       </w:r>
     </w:p>
     <w:p>
-      <w:r>
-        <w:t>Paper trace table and the student workbook</w:t>
+      <w:pPr>
+        <w:pStyle w:val="Heading3"/>
+      </w:pPr>
+      <w:r>
+        <w:t>Preparation</w:t>
       </w:r>
     </w:p>
     <w:p>
-      <w:r>
-        <w:t>Fictional input records from this lesson; no real student identifiers</w:t>
+      <w:pPr>
+        <w:spacing w:line="336" w:lineRule="auto" w:after="180"/>
+      </w:pPr>
+      <w:r>
+        <w:rPr>
+          <w:b w:val="0"/>
+        </w:rPr>
+        <w:t>Python 3 editor with a fresh local practice file</w:t>
       </w:r>
     </w:p>
     <w:p>
       <w:pPr>
-        <w:pStyle w:val="Heading3"/>
-      </w:pPr>
-      <w:r>
-        <w:t>Prerequisite answer</w:t>
+        <w:spacing w:line="336" w:lineRule="auto" w:after="180"/>
+      </w:pPr>
+      <w:r>
+        <w:rPr>
+          <w:b w:val="0"/>
+        </w:rPr>
+        <w:t>Paper trace table and the student workbook</w:t>
       </w:r>
     </w:p>
     <w:p>
-      <w:r>
-        <w:t>5; the caller may store or print it.</w:t>
+      <w:pPr>
+        <w:spacing w:line="336" w:lineRule="auto" w:after="180"/>
+      </w:pPr>
+      <w:r>
+        <w:rPr>
+          <w:b w:val="0"/>
+        </w:rPr>
+        <w:t xml:space="preserve">Fictional </w:t>
+      </w:r>
+      <w:r>
+        <w:rPr>
+          <w:b/>
+        </w:rPr>
+        <w:t>input</w:t>
+      </w:r>
+      <w:r>
+        <w:rPr>
+          <w:b w:val="0"/>
+        </w:rPr>
+        <w:t xml:space="preserve"> </w:t>
+      </w:r>
+      <w:r>
+        <w:rPr>
+          <w:b/>
+        </w:rPr>
+        <w:t>record</w:t>
+      </w:r>
+      <w:r>
+        <w:rPr>
+          <w:b w:val="0"/>
+        </w:rPr>
+        <w:t>s from this lesson; no real student identifiers</w:t>
       </w:r>
     </w:p>
     <w:p>
@@ -335,35 +565,135 @@
         <w:pStyle w:val="Heading3"/>
       </w:pPr>
       <w:r>
-        <w:t>End goal for the pictorial case</w:t>
+        <w:t>Prerequisite answer</w:t>
       </w:r>
     </w:p>
     <w:p>
-      <w:r>
-        <w:t>Trace dictionaries and records and explain the changed program before running it.</w:t>
+      <w:pPr>
+        <w:spacing w:line="336" w:lineRule="auto" w:after="180"/>
+      </w:pPr>
+      <w:r>
+        <w:rPr>
+          <w:b w:val="0"/>
+        </w:rPr>
+        <w:t>5; the caller may store or print it.</w:t>
       </w:r>
     </w:p>
     <w:p>
-      <w:r>
-        <w:t>This added worked case illustrates the week’s main idea. Retain all original and connected topics; schedule its practice within the teaching cycle.</w:t>
+      <w:pPr>
+        <w:pStyle w:val="Heading3"/>
+      </w:pPr>
+      <w:r>
+        <w:t>End goal for the pictorial case</w:t>
       </w:r>
     </w:p>
     <w:p>
       <w:pPr>
-        <w:pStyle w:val="Heading1"/>
-      </w:pPr>
-      <w:r>
-        <w:t>02. Explain and model the mechanism</w:t>
+        <w:spacing w:line="336" w:lineRule="auto" w:after="180"/>
+      </w:pPr>
+      <w:r>
+        <w:rPr>
+          <w:b w:val="0"/>
+        </w:rPr>
+        <w:t xml:space="preserve">Trace dictionaries and </w:t>
+      </w:r>
+      <w:r>
+        <w:rPr>
+          <w:b/>
+        </w:rPr>
+        <w:t>record</w:t>
+      </w:r>
+      <w:r>
+        <w:rPr>
+          <w:b w:val="0"/>
+        </w:rPr>
+        <w:t>s and explain the changed program before running it.</w:t>
       </w:r>
     </w:p>
     <w:p>
-      <w:r>
-        <w:t>A fictional cupboard record has a name, capacity and used count. A list asks us to remember positions. Named fields make the intended meaning visible. Our schema requires name as text and capacity and used as nonnegative integers, with used no greater than capacity.</w:t>
+      <w:pPr>
+        <w:spacing w:line="336" w:lineRule="auto" w:after="180"/>
+      </w:pPr>
+      <w:r>
+        <w:rPr>
+          <w:b w:val="0"/>
+        </w:rPr>
+        <w:t>This added worked case illustrates the week’s main idea. Retain all original and connected topics; schedule its practice within the teaching cycle.</w:t>
       </w:r>
     </w:p>
     <w:p>
-      <w:r>
-        <w:t>Square brackets look up the value for a key. The quoted key "used" is text; its value is an integer. Assigning to an existing key replaces that field. Other fields remain the same. Dictionary syntax does not enforce our schema: the programmer must check it.</w:t>
+      <w:pPr>
+        <w:pStyle w:val="Heading1"/>
+      </w:pPr>
+      <w:r>
+        <w:t>02. Explain and model the mechanism</w:t>
+      </w:r>
+    </w:p>
+    <w:p>
+      <w:r>
+        <w:t>Model Dictionaries and records using the supplied case, labelled mechanism and reasoning. Make the scope of each conclusion explicit.</w:t>
+      </w:r>
+    </w:p>
+    <w:p>
+      <w:pPr>
+        <w:spacing w:line="336" w:lineRule="auto" w:after="180"/>
+      </w:pPr>
+      <w:r>
+        <w:rPr>
+          <w:b w:val="0"/>
+        </w:rPr>
+        <w:t xml:space="preserve">A fictional cupboard </w:t>
+      </w:r>
+      <w:r>
+        <w:rPr>
+          <w:b/>
+        </w:rPr>
+        <w:t>record</w:t>
+      </w:r>
+      <w:r>
+        <w:rPr>
+          <w:b w:val="0"/>
+        </w:rPr>
+        <w:t xml:space="preserve"> has a name, capacity and used count. A list asks us to remember positions. Named fields make the intended meaning visible.</w:t>
+      </w:r>
+    </w:p>
+    <w:p>
+      <w:pPr>
+        <w:spacing w:line="336" w:lineRule="auto" w:after="180"/>
+      </w:pPr>
+      <w:r>
+        <w:rPr>
+          <w:b w:val="0"/>
+        </w:rPr>
+        <w:t>Our schema requires name as text and capacity and used as nonnegative integers, with used no greater than capacity.</w:t>
+      </w:r>
+    </w:p>
+    <w:p>
+      <w:pPr>
+        <w:spacing w:line="336" w:lineRule="auto" w:after="180"/>
+      </w:pPr>
+      <w:r>
+        <w:rPr>
+          <w:b w:val="0"/>
+        </w:rPr>
+        <w:t>Square brackets look up the value for a key. The quoted key "used" is text; its value is an integer. Assigning to an existing key replaces that field. Other fields remain the same.</w:t>
+      </w:r>
+    </w:p>
+    <w:p>
+      <w:pPr>
+        <w:spacing w:line="336" w:lineRule="auto" w:after="180"/>
+      </w:pPr>
+      <w:r>
+        <w:rPr>
+          <w:b/>
+        </w:rPr>
+        <w:t>Dictionary</w:t>
+      </w:r>
+      <w:r>
+        <w:rPr>
+          <w:b w:val="0"/>
+        </w:rPr>
+        <w:t xml:space="preserve"> syntax does not enforce our schema: the programmer must check it.</w:t>
       </w:r>
     </w:p>
     <w:tbl>
@@ -615,8 +945,26 @@
       </w:r>
     </w:p>
     <w:p>
-      <w:r>
-        <w:t>Spaces are 0. A present used field with value 0 is different from an absent field. Exit: No. The used count exceeds capacity. Successful arithmetic does not validate the record.</w:t>
+      <w:pPr>
+        <w:spacing w:line="336" w:lineRule="auto" w:after="180"/>
+      </w:pPr>
+      <w:r>
+        <w:rPr>
+          <w:b w:val="0"/>
+        </w:rPr>
+        <w:t xml:space="preserve">Spaces are 0. A present used field with value 0 is different from an absent field. Exit: No. The used count exceeds capacity. Successful arithmetic does not validate the </w:t>
+      </w:r>
+      <w:r>
+        <w:rPr>
+          <w:b/>
+        </w:rPr>
+        <w:t>record</w:t>
+      </w:r>
+      <w:r>
+        <w:rPr>
+          <w:b w:val="0"/>
+        </w:rPr>
+        <w:t>.</w:t>
       </w:r>
     </w:p>
     <w:p>
@@ -628,8 +976,37 @@
       </w:r>
     </w:p>
     <w:p>
-      <w:r>
-        <w:t>Use the complete worked example below before asking learners to complete W2. Reveal a small part, invite a prediction, then explain the deciding step. These teacher notes contain solutions; do not reveal the independent case answer during modelling.</w:t>
+      <w:pPr>
+        <w:spacing w:line="336" w:lineRule="auto" w:after="180"/>
+      </w:pPr>
+      <w:r>
+        <w:rPr>
+          <w:b w:val="0"/>
+        </w:rPr>
+        <w:t xml:space="preserve">Use the complete worked example below before asking learners to complete W2. Reveal a small part, invite a </w:t>
+      </w:r>
+      <w:r>
+        <w:rPr>
+          <w:b/>
+        </w:rPr>
+        <w:t>prediction</w:t>
+      </w:r>
+      <w:r>
+        <w:rPr>
+          <w:b w:val="0"/>
+        </w:rPr>
+        <w:t>, then explain the deciding step.</w:t>
+      </w:r>
+    </w:p>
+    <w:p>
+      <w:pPr>
+        <w:spacing w:line="336" w:lineRule="auto" w:after="180"/>
+      </w:pPr>
+      <w:r>
+        <w:rPr>
+          <w:b w:val="0"/>
+        </w:rPr>
+        <w:t>These teacher notes contain solutions; do not reveal the independent case answer during modelling.</w:t>
       </w:r>
     </w:p>
     <w:p>
@@ -773,7 +1150,13 @@
       </w:tr>
     </w:tbl>
     <w:p>
-      <w:r>
+      <w:pPr>
+        <w:spacing w:line="336" w:lineRule="auto" w:after="180"/>
+      </w:pPr>
+      <w:r>
+        <w:rPr>
+          <w:b w:val="0"/>
+        </w:rPr>
         <w:t>Use the diagram and verbal explanation together. Ask learners to match a sentence to a specific visual step; do not assign learners fixed visual or auditory learning styles.</w:t>
       </w:r>
     </w:p>
@@ -786,8 +1169,38 @@
       </w:r>
     </w:p>
     <w:p>
-      <w:r>
-        <w:t>A zero field is still present. A dictionary record describes a shelf. The program distinguishes missing data from an actual zero.</w:t>
+      <w:pPr>
+        <w:spacing w:line="336" w:lineRule="auto" w:after="180"/>
+      </w:pPr>
+      <w:r>
+        <w:rPr>
+          <w:b w:val="0"/>
+        </w:rPr>
+        <w:t xml:space="preserve">A zero field is still present. A </w:t>
+      </w:r>
+      <w:r>
+        <w:rPr>
+          <w:b/>
+        </w:rPr>
+        <w:t>dictionary</w:t>
+      </w:r>
+      <w:r>
+        <w:rPr>
+          <w:b w:val="0"/>
+        </w:rPr>
+        <w:t xml:space="preserve"> </w:t>
+      </w:r>
+      <w:r>
+        <w:rPr>
+          <w:b/>
+        </w:rPr>
+        <w:t>record</w:t>
+      </w:r>
+      <w:r>
+        <w:rPr>
+          <w:b w:val="0"/>
+        </w:rPr>
+        <w:t xml:space="preserve"> describes a shelf. The program distinguishes missing data from an actual zero.</w:t>
       </w:r>
     </w:p>
     <w:p>
@@ -799,7 +1212,22 @@
       </w:r>
     </w:p>
     <w:p>
-      <w:r>
+      <w:pPr>
+        <w:pStyle w:val="Heading3"/>
+      </w:pPr>
+      <w:r>
+        <w:t>Supplied facts</w:t>
+      </w:r>
+    </w:p>
+    <w:p>
+      <w:pPr>
+        <w:spacing w:line="336" w:lineRule="auto" w:after="180"/>
+        <w:shd w:fill="F1F6FC"/>
+      </w:pPr>
+      <w:r>
+        <w:rPr>
+          <w:b w:val="0"/>
+        </w:rPr>
         <w:t>Python 3: shelf={"count":0,"name":"Atlas"}; print(shelf["count"]); print(shelf.get("price")); print("count" in shelf).</w:t>
       </w:r>
     </w:p>
@@ -963,21 +1391,37 @@
       </w:r>
     </w:p>
     <w:p>
-      <w:r>
-        <w:t>Dictionary keys name fields. Presence is different from truthiness of a value; a measured zero should not be discarded as if the field were absent.</w:t>
+      <w:pPr>
+        <w:pStyle w:val="Heading3"/>
+      </w:pPr>
+      <w:r>
+        <w:t>Why the result follows</w:t>
       </w:r>
     </w:p>
     <w:p>
       <w:pPr>
-        <w:pStyle w:val="Heading3"/>
-      </w:pPr>
-      <w:r>
-        <w:t>What this example does not establish</w:t>
+        <w:spacing w:line="336" w:lineRule="auto" w:after="180"/>
+        <w:shd w:fill="F1F6FC"/>
+      </w:pPr>
+      <w:r>
+        <w:rPr>
+          <w:b/>
+        </w:rPr>
+        <w:t>Dictionary</w:t>
+      </w:r>
+      <w:r>
+        <w:rPr>
+          <w:b w:val="0"/>
+        </w:rPr>
+        <w:t xml:space="preserve"> keys name fields. Presence is different from truthiness of a value; a measured zero should not be discarded as if the field were absent.</w:t>
       </w:r>
     </w:p>
     <w:p>
-      <w:r>
-        <w:t>None is also a possible explicitly stored value; real record contracts must define how missing and null values are represented.</w:t>
+      <w:pPr>
+        <w:pStyle w:val="Heading3"/>
+      </w:pPr>
+      <w:r>
+        <w:t>What this example does not establish</w:t>
       </w:r>
     </w:p>
     <w:p>
@@ -985,43 +1429,192 @@
         <w:pStyle w:val="Heading3"/>
       </w:pPr>
       <w:r>
-        <w:t>Change one thing in the pictured case</w:t>
+        <w:t>Keep the stated limit</w:t>
       </w:r>
     </w:p>
     <w:p>
-      <w:r>
-        <w:t>Change: Add the field price with value 0.</w:t>
+      <w:pPr>
+        <w:spacing w:line="336" w:lineRule="auto" w:after="180"/>
+        <w:shd w:fill="FFF5E6"/>
+      </w:pPr>
+      <w:r>
+        <w:rPr>
+          <w:b w:val="0"/>
+        </w:rPr>
+        <w:t xml:space="preserve">None is also a possible explicitly stored value; real </w:t>
+      </w:r>
+      <w:r>
+        <w:rPr>
+          <w:b/>
+        </w:rPr>
+        <w:t>record</w:t>
+      </w:r>
+      <w:r>
+        <w:rPr>
+          <w:b w:val="0"/>
+        </w:rPr>
+        <w:t xml:space="preserve"> contracts must define how missing and null values are represented.</w:t>
       </w:r>
     </w:p>
     <w:p>
-      <w:r>
-        <w:t>Prediction: The price lookup now returns 0 instead of None.</w:t>
+      <w:pPr>
+        <w:pStyle w:val="Heading3"/>
+      </w:pPr>
+      <w:r>
+        <w:t>Change one thing in the pictured case</w:t>
       </w:r>
     </w:p>
     <w:p>
-      <w:r>
-        <w:t>Reason: A recorded zero is a present value, whereas the earlier lookup had no field.</w:t>
+      <w:pPr>
+        <w:pStyle w:val="Heading3"/>
+      </w:pPr>
+      <w:r>
+        <w:t>Change one thing</w:t>
       </w:r>
     </w:p>
     <w:p>
       <w:pPr>
-        <w:pStyle w:val="Heading3"/>
-      </w:pPr>
-      <w:r>
-        <w:t>Ask while showing the picture</w:t>
+        <w:spacing w:line="336" w:lineRule="auto" w:after="180"/>
+        <w:shd w:fill="F5F1FB"/>
+      </w:pPr>
+      <w:r>
+        <w:rPr>
+          <w:b w:val="0"/>
+        </w:rPr>
+        <w:t>Change: Add the field price with value 0.</w:t>
       </w:r>
     </w:p>
     <w:p>
-      <w:r>
-        <w:t>Cover the result. Ask learners to name the inputs and predict the next step. Uncover one step, connect the icon to the actual procedure, and explain its evidence. Then change the supplied condition and compare. The picture is a representation; it does not document execution of a real AI model.</w:t>
+      <w:pPr>
+        <w:pStyle w:val="Heading3"/>
+      </w:pPr>
+      <w:r>
+        <w:t>Predicted result</w:t>
       </w:r>
     </w:p>
     <w:p>
       <w:pPr>
+        <w:spacing w:line="336" w:lineRule="auto" w:after="180"/>
+        <w:shd w:fill="F1F6FC"/>
+      </w:pPr>
+      <w:r>
+        <w:rPr>
+          <w:b/>
+        </w:rPr>
+        <w:t>Prediction</w:t>
+      </w:r>
+      <w:r>
+        <w:rPr>
+          <w:b w:val="0"/>
+        </w:rPr>
+        <w:t>: The price lookup now returns 0 instead of None.</w:t>
+      </w:r>
+    </w:p>
+    <w:p>
+      <w:pPr>
+        <w:pStyle w:val="Heading3"/>
+      </w:pPr>
+      <w:r>
+        <w:t>Why the result follows</w:t>
+      </w:r>
+    </w:p>
+    <w:p>
+      <w:pPr>
+        <w:spacing w:line="336" w:lineRule="auto" w:after="180"/>
+        <w:shd w:fill="F1F6FC"/>
+      </w:pPr>
+      <w:r>
+        <w:rPr>
+          <w:b w:val="0"/>
+        </w:rPr>
+        <w:t xml:space="preserve">Reason: A </w:t>
+      </w:r>
+      <w:r>
+        <w:rPr>
+          <w:b/>
+        </w:rPr>
+        <w:t>record</w:t>
+      </w:r>
+      <w:r>
+        <w:rPr>
+          <w:b w:val="0"/>
+        </w:rPr>
+        <w:t>ed zero is a present value, whereas the earlier lookup had no field.</w:t>
+      </w:r>
+    </w:p>
+    <w:p>
+      <w:pPr>
+        <w:pStyle w:val="Heading3"/>
+      </w:pPr>
+      <w:r>
+        <w:t>Ask while showing the picture</w:t>
+      </w:r>
+    </w:p>
+    <w:p>
+      <w:pPr>
+        <w:pStyle w:val="Heading3"/>
+      </w:pPr>
+      <w:r>
+        <w:t>Ask while showing the picture · 1</w:t>
+      </w:r>
+    </w:p>
+    <w:p>
+      <w:pPr>
+        <w:spacing w:line="336" w:lineRule="auto" w:after="180"/>
+      </w:pPr>
+      <w:r>
+        <w:rPr>
+          <w:b w:val="0"/>
+        </w:rPr>
+        <w:t xml:space="preserve">Cover the result. Ask learners to name the </w:t>
+      </w:r>
+      <w:r>
+        <w:rPr>
+          <w:b/>
+        </w:rPr>
+        <w:t>input</w:t>
+      </w:r>
+      <w:r>
+        <w:rPr>
+          <w:b w:val="0"/>
+        </w:rPr>
+        <w:t xml:space="preserve">s and predict the next step. Uncover one step, connect the icon to the actual procedure, and explain its </w:t>
+      </w:r>
+      <w:r>
+        <w:rPr>
+          <w:b/>
+        </w:rPr>
+        <w:t>evidence</w:t>
+      </w:r>
+      <w:r>
+        <w:rPr>
+          <w:b w:val="0"/>
+        </w:rPr>
+        <w:t>. Then change the supplied condition and compare.</w:t>
+      </w:r>
+    </w:p>
+    <w:p>
+      <w:pPr>
+        <w:spacing w:line="336" w:lineRule="auto" w:after="180"/>
+      </w:pPr>
+      <w:r>
+        <w:rPr>
+          <w:b w:val="0"/>
+        </w:rPr>
+        <w:t>The picture is a representation; it does not document execution of a real AI model.</w:t>
+      </w:r>
+    </w:p>
+    <w:p>
+      <w:pPr>
         <w:pStyle w:val="Heading1"/>
       </w:pPr>
       <w:r>
         <w:t>03. Demonstrate and guide practice</w:t>
+      </w:r>
+    </w:p>
+    <w:p>
+      <w:r>
+        <w:t>Demonstrate Dictionaries and records, reduce support deliberately and check individual reasoning before discussing answers.</w:t>
       </w:r>
     </w:p>
     <w:tbl>
@@ -1237,12 +1830,36 @@
       </w:tr>
     </w:tbl>
     <w:p>
-      <w:r>
-        <w:t>Use the worked example in Sections 3 and 6. Collect a prediction before revealing its result; ask the learner to point to each intermediate fact.</w:t>
+      <w:pPr>
+        <w:spacing w:line="336" w:lineRule="auto" w:after="180"/>
+      </w:pPr>
+      <w:r>
+        <w:rPr>
+          <w:b w:val="0"/>
+        </w:rPr>
+        <w:t xml:space="preserve">Use the worked example in Sections 3 and 6. Collect a </w:t>
+      </w:r>
+      <w:r>
+        <w:rPr>
+          <w:b/>
+        </w:rPr>
+        <w:t>prediction</w:t>
+      </w:r>
+      <w:r>
+        <w:rPr>
+          <w:b w:val="0"/>
+        </w:rPr>
+        <w:t xml:space="preserve"> before revealing its result; ask the learner to point to each intermediate fact.</w:t>
       </w:r>
     </w:p>
     <w:p>
-      <w:r>
+      <w:pPr>
+        <w:spacing w:line="336" w:lineRule="auto" w:after="180"/>
+      </w:pPr>
+      <w:r>
+        <w:rPr>
+          <w:b w:val="0"/>
+        </w:rPr>
         <w:t>Use key cards and value cards. Extension: add a location text field and show why it does not change the remaining calculation.</w:t>
       </w:r>
     </w:p>
@@ -1255,54 +1872,131 @@
       </w:r>
     </w:p>
     <w:p>
-      <w:r>
-        <w:t>Completion task: Change the Red record used to 9. State remaining spaces and whether capacity changes.</w:t>
+      <w:pPr>
+        <w:pStyle w:val="Heading3"/>
+      </w:pPr>
+      <w:r>
+        <w:t>Completion practice</w:t>
       </w:r>
     </w:p>
     <w:p>
-      <w:r>
-        <w:t>Teacher check: Spaces 0; capacity remains 9.</w:t>
+      <w:pPr>
+        <w:spacing w:line="336" w:lineRule="auto" w:after="180"/>
+        <w:shd w:fill="F5F1FB"/>
+      </w:pPr>
+      <w:r>
+        <w:rPr>
+          <w:b w:val="0"/>
+        </w:rPr>
+        <w:t xml:space="preserve">Completion task: Change the Red </w:t>
+      </w:r>
+      <w:r>
+        <w:rPr>
+          <w:b/>
+        </w:rPr>
+        <w:t>record</w:t>
+      </w:r>
+      <w:r>
+        <w:rPr>
+          <w:b w:val="0"/>
+        </w:rPr>
+        <w:t xml:space="preserve"> used to 9. State remaining spaces and whether capacity changes.</w:t>
       </w:r>
     </w:p>
     <w:p>
-      <w:r>
-        <w:t>Start by identifying the given inputs together. Leave the intermediate steps blank. If needed, model one step, then withdraw that help on the next step. Move to a full trace only when the partial trace is understood. For partners, alternate explainer and checker; collect a response from every learner before discussion.</w:t>
+      <w:pPr>
+        <w:pStyle w:val="Heading3"/>
+      </w:pPr>
+      <w:r>
+        <w:t>Reasoning to listen for</w:t>
       </w:r>
     </w:p>
     <w:p>
       <w:pPr>
-        <w:pStyle w:val="Heading3"/>
-      </w:pPr>
-      <w:r>
-        <w:t>Individual reasoning check</w:t>
+        <w:spacing w:line="336" w:lineRule="auto" w:after="180"/>
+        <w:shd w:fill="F1F6FC"/>
+      </w:pPr>
+      <w:r>
+        <w:rPr>
+          <w:b w:val="0"/>
+        </w:rPr>
+        <w:t>Teacher check: Spaces 0; capacity remains 9.</w:t>
       </w:r>
     </w:p>
     <w:p>
-      <w:r>
-        <w:t>Use the worked case for Dictionaries and records. Proposed explanation: “A successful run proves the conclusion”. Decide whether this explanation is supported. Point to the step or supplied fact that decides; explain your repair if needed.</w:t>
+      <w:pPr>
+        <w:spacing w:line="336" w:lineRule="auto" w:after="180"/>
+      </w:pPr>
+      <w:r>
+        <w:rPr>
+          <w:b w:val="0"/>
+        </w:rPr>
+        <w:t xml:space="preserve">Start by identifying the given </w:t>
+      </w:r>
+      <w:r>
+        <w:rPr>
+          <w:b/>
+        </w:rPr>
+        <w:t>input</w:t>
+      </w:r>
+      <w:r>
+        <w:rPr>
+          <w:b w:val="0"/>
+        </w:rPr>
+        <w:t>s together. Leave the intermediate steps blank. If needed, model one step, then withdraw that help on the next step. Move to a full trace only when the partial trace is understood.</w:t>
       </w:r>
     </w:p>
     <w:p>
-      <w:r>
-        <w:t>Expected correction: Named fields reduce position mistakes but do not prove that a record is accurate. A capacity of 2 with used of 5 is representable in a dictionary and violates this schema.</w:t>
+      <w:pPr>
+        <w:spacing w:line="336" w:lineRule="auto" w:after="180"/>
+      </w:pPr>
+      <w:r>
+        <w:rPr>
+          <w:b w:val="0"/>
+        </w:rPr>
+        <w:t>For partners, alternate explainer and checker; collect a response from every learner before discussion.</w:t>
       </w:r>
     </w:p>
     <w:p>
-      <w:r>
-        <w:t>Collect explanations, not only yes/no votes. If a misunderstanding is common, re-model the relevant step for the class. If it affects a few learners, give a short targeted group explanation while others solve a more demanding variation.</w:t>
+      <w:pPr>
+        <w:pStyle w:val="Heading3"/>
+      </w:pPr>
+      <w:r>
+        <w:t>Individual reasoning check</w:t>
       </w:r>
     </w:p>
     <w:p>
       <w:pPr>
-        <w:pStyle w:val="Heading3"/>
-      </w:pPr>
-      <w:r>
-        <w:t>Pictorial practice question</w:t>
+        <w:spacing w:line="336" w:lineRule="auto" w:after="180"/>
+      </w:pPr>
+      <w:r>
+        <w:rPr>
+          <w:b w:val="0"/>
+        </w:rPr>
+        <w:t xml:space="preserve">Use the worked case for Dictionaries and </w:t>
+      </w:r>
+      <w:r>
+        <w:rPr>
+          <w:b/>
+        </w:rPr>
+        <w:t>record</w:t>
+      </w:r>
+      <w:r>
+        <w:rPr>
+          <w:b w:val="0"/>
+        </w:rPr>
+        <w:t>s. Proposed explanation: “A successful run proves the conclusion”. Decide whether this explanation is supported.</w:t>
       </w:r>
     </w:p>
     <w:p>
-      <w:r>
-        <w:t>Predict all three original outputs. Explain the difference between count=0 and missing price, then predict the lookup after price=0 is added.</w:t>
+      <w:pPr>
+        <w:spacing w:line="336" w:lineRule="auto" w:after="180"/>
+      </w:pPr>
+      <w:r>
+        <w:rPr>
+          <w:b w:val="0"/>
+        </w:rPr>
+        <w:t>Point to the step or supplied fact that decides; explain your repair if needed.</w:t>
       </w:r>
     </w:p>
     <w:p>
@@ -1310,50 +2004,354 @@
         <w:pStyle w:val="Heading3"/>
       </w:pPr>
       <w:r>
-        <w:t>Reasoned teacher answer</w:t>
+        <w:t>Expected repair</w:t>
       </w:r>
     </w:p>
     <w:p>
-      <w:r>
-        <w:t>Outputs are 0, None, True. count is present with zero; price is absent. Adding price=0 makes get("price") return 0 without changing count membership.</w:t>
+      <w:pPr>
+        <w:spacing w:line="336" w:lineRule="auto" w:after="180"/>
+        <w:shd w:fill="F1F6FC"/>
+      </w:pPr>
+      <w:r>
+        <w:rPr>
+          <w:b w:val="0"/>
+        </w:rPr>
+        <w:t xml:space="preserve">Expected correction: Named fields reduce position mistakes but do not prove that a </w:t>
+      </w:r>
+      <w:r>
+        <w:rPr>
+          <w:b/>
+        </w:rPr>
+        <w:t>record</w:t>
+      </w:r>
+      <w:r>
+        <w:rPr>
+          <w:b w:val="0"/>
+        </w:rPr>
+        <w:t xml:space="preserve"> is accurate. A capacity of 2 with used of 5 is representable in a </w:t>
+      </w:r>
+      <w:r>
+        <w:rPr>
+          <w:b/>
+        </w:rPr>
+        <w:t>dictionary</w:t>
+      </w:r>
+      <w:r>
+        <w:rPr>
+          <w:b w:val="0"/>
+        </w:rPr>
+        <w:t xml:space="preserve"> and violates this schema.</w:t>
       </w:r>
     </w:p>
     <w:p>
-      <w:r>
-        <w:t>Changed-case reasoning: The price lookup now returns 0 instead of None. A recorded zero is a present value, whereas the earlier lookup had no field.</w:t>
+      <w:pPr>
+        <w:spacing w:line="336" w:lineRule="auto" w:after="180"/>
+      </w:pPr>
+      <w:r>
+        <w:rPr>
+          <w:b w:val="0"/>
+        </w:rPr>
+        <w:t>Collect explanations, not only yes/no votes. If a misunderstanding is common, re-model the relevant step for the class.</w:t>
       </w:r>
     </w:p>
     <w:p>
-      <w:r>
-        <w:t>Collect each learner’s explanation before discussion. Use the first missing connection between input, deciding step and result to choose support. This question is worked-case practice, not fresh mastery evidence.</w:t>
+      <w:pPr>
+        <w:spacing w:line="336" w:lineRule="auto" w:after="180"/>
+      </w:pPr>
+      <w:r>
+        <w:rPr>
+          <w:b w:val="0"/>
+        </w:rPr>
+        <w:t>If it affects a few learners, give a short targeted group explanation while others solve a more demanding variation.</w:t>
       </w:r>
     </w:p>
     <w:p>
       <w:pPr>
-        <w:pStyle w:val="Heading1"/>
-      </w:pPr>
-      <w:r>
-        <w:t>04. Run the investigation and diagnose misconceptions</w:t>
+        <w:pStyle w:val="Heading3"/>
+      </w:pPr>
+      <w:r>
+        <w:t>Pictorial practice question</w:t>
       </w:r>
     </w:p>
     <w:p>
-      <w:r>
-        <w:t>A successful run proves the conclusion: Named fields reduce position mistakes but do not prove that a record is accurate. A capacity of 2 with used of 5 is representable in a dictionary and violates this schema.</w:t>
+      <w:pPr>
+        <w:spacing w:line="336" w:lineRule="auto" w:after="180"/>
+      </w:pPr>
+      <w:r>
+        <w:rPr>
+          <w:b w:val="0"/>
+        </w:rPr>
+        <w:t xml:space="preserve">Predict all three original </w:t>
+      </w:r>
+      <w:r>
+        <w:rPr>
+          <w:b/>
+        </w:rPr>
+        <w:t>output</w:t>
+      </w:r>
+      <w:r>
+        <w:rPr>
+          <w:b w:val="0"/>
+        </w:rPr>
+        <w:t>s. Explain the difference between count=0 and missing price, then predict the lookup after price=0 is added.</w:t>
       </w:r>
     </w:p>
     <w:p>
-      <w:r>
-        <w:t>Matching the example is enough: Require the new W4 case, explicit predictions and an explanation. Fresh retry: create a Gold record with capacity 11 and used 3; return 8, update used to 11 and return 0. Require field lookups rather than copied literal arguments.</w:t>
+      <w:pPr>
+        <w:pStyle w:val="Heading3"/>
+      </w:pPr>
+      <w:r>
+        <w:t>Reasoned teacher answer</w:t>
       </w:r>
     </w:p>
     <w:p>
-      <w:r>
-        <w:t>A convenient shortcut preserves meaning: cupboard["Used"] raises KeyError here because keys are case sensitive. Correct it to "used". Adding a new field called "Used" would create a second key and leave the original unchanged; it would not repair the intended lookup.</w:t>
+      <w:pPr>
+        <w:spacing w:line="336" w:lineRule="auto" w:after="180"/>
+      </w:pPr>
+      <w:r>
+        <w:rPr>
+          <w:b/>
+        </w:rPr>
+        <w:t>Output</w:t>
+      </w:r>
+      <w:r>
+        <w:rPr>
+          <w:b w:val="0"/>
+        </w:rPr>
+        <w:t>s are 0, None, True. count is present with zero; price is absent. Adding price=0 makes get("price") return 0 without changing count membership.</w:t>
       </w:r>
     </w:p>
     <w:p>
-      <w:r>
-        <w:t>Use Section 9 for the evidence ledger. Add a boundary or missing-input case and record the expected response before checking. More successful repeats of one case do not establish wider coverage.</w:t>
+      <w:pPr>
+        <w:spacing w:line="336" w:lineRule="auto" w:after="180"/>
+      </w:pPr>
+      <w:r>
+        <w:rPr>
+          <w:b w:val="0"/>
+        </w:rPr>
+        <w:t xml:space="preserve">Changed-case reasoning: The price lookup now returns 0 instead of None. A </w:t>
+      </w:r>
+      <w:r>
+        <w:rPr>
+          <w:b/>
+        </w:rPr>
+        <w:t>record</w:t>
+      </w:r>
+      <w:r>
+        <w:rPr>
+          <w:b w:val="0"/>
+        </w:rPr>
+        <w:t>ed zero is a present value, whereas the earlier lookup had no field.</w:t>
+      </w:r>
+    </w:p>
+    <w:p>
+      <w:pPr>
+        <w:spacing w:line="336" w:lineRule="auto" w:after="180"/>
+      </w:pPr>
+      <w:r>
+        <w:rPr>
+          <w:b w:val="0"/>
+        </w:rPr>
+        <w:t xml:space="preserve">Collect each learner’s explanation before discussion. Use the first missing connection between </w:t>
+      </w:r>
+      <w:r>
+        <w:rPr>
+          <w:b/>
+        </w:rPr>
+        <w:t>input</w:t>
+      </w:r>
+      <w:r>
+        <w:rPr>
+          <w:b w:val="0"/>
+        </w:rPr>
+        <w:t xml:space="preserve">, deciding step and result to choose support. This question is worked-case practice, not fresh mastery </w:t>
+      </w:r>
+      <w:r>
+        <w:rPr>
+          <w:b/>
+        </w:rPr>
+        <w:t>evidence</w:t>
+      </w:r>
+      <w:r>
+        <w:rPr>
+          <w:b w:val="0"/>
+        </w:rPr>
+        <w:t>.</w:t>
+      </w:r>
+    </w:p>
+    <w:p>
+      <w:pPr>
+        <w:pStyle w:val="Heading1"/>
+      </w:pPr>
+      <w:r>
+        <w:t>04. Run the investigation and diagnose misconceptions</w:t>
+      </w:r>
+    </w:p>
+    <w:p>
+      <w:r>
+        <w:t>Run the Dictionaries and records investigation and use the first unsupported step to choose a teaching response.</w:t>
+      </w:r>
+    </w:p>
+    <w:p>
+      <w:pPr>
+        <w:spacing w:line="336" w:lineRule="auto" w:after="180"/>
+      </w:pPr>
+      <w:r>
+        <w:rPr>
+          <w:b w:val="0"/>
+        </w:rPr>
+        <w:t xml:space="preserve">A successful run proves the conclusion: Named fields reduce position mistakes but do not prove that a </w:t>
+      </w:r>
+      <w:r>
+        <w:rPr>
+          <w:b/>
+        </w:rPr>
+        <w:t>record</w:t>
+      </w:r>
+      <w:r>
+        <w:rPr>
+          <w:b w:val="0"/>
+        </w:rPr>
+        <w:t xml:space="preserve"> is accurate. A capacity of 2 with used of 5 is representable in a </w:t>
+      </w:r>
+      <w:r>
+        <w:rPr>
+          <w:b/>
+        </w:rPr>
+        <w:t>dictionary</w:t>
+      </w:r>
+      <w:r>
+        <w:rPr>
+          <w:b w:val="0"/>
+        </w:rPr>
+        <w:t xml:space="preserve"> and violates this schema.</w:t>
+      </w:r>
+    </w:p>
+    <w:p>
+      <w:pPr>
+        <w:spacing w:line="336" w:lineRule="auto" w:after="180"/>
+      </w:pPr>
+      <w:r>
+        <w:rPr>
+          <w:b w:val="0"/>
+        </w:rPr>
+        <w:t xml:space="preserve">Matching the example is enough: Require the new W4 case, explicit </w:t>
+      </w:r>
+      <w:r>
+        <w:rPr>
+          <w:b/>
+        </w:rPr>
+        <w:t>prediction</w:t>
+      </w:r>
+      <w:r>
+        <w:rPr>
+          <w:b w:val="0"/>
+        </w:rPr>
+        <w:t xml:space="preserve">s and an explanation. Fresh retry: create a Gold </w:t>
+      </w:r>
+      <w:r>
+        <w:rPr>
+          <w:b/>
+        </w:rPr>
+        <w:t>record</w:t>
+      </w:r>
+      <w:r>
+        <w:rPr>
+          <w:b w:val="0"/>
+        </w:rPr>
+        <w:t xml:space="preserve"> with capacity 11 and used 3; return 8, update used to 11 and return 0.</w:t>
+      </w:r>
+    </w:p>
+    <w:p>
+      <w:pPr>
+        <w:spacing w:line="336" w:lineRule="auto" w:after="180"/>
+      </w:pPr>
+      <w:r>
+        <w:rPr>
+          <w:b w:val="0"/>
+        </w:rPr>
+        <w:t>Require field lookups rather than copied literal arguments.</w:t>
+      </w:r>
+    </w:p>
+    <w:p>
+      <w:pPr>
+        <w:spacing w:line="336" w:lineRule="auto" w:after="180"/>
+      </w:pPr>
+      <w:r>
+        <w:rPr>
+          <w:b w:val="0"/>
+        </w:rPr>
+        <w:t xml:space="preserve">A convenient shortcut preserves meaning: cupboard["Used"] raises </w:t>
+      </w:r>
+      <w:r>
+        <w:rPr>
+          <w:b/>
+        </w:rPr>
+        <w:t>KeyError</w:t>
+      </w:r>
+      <w:r>
+        <w:rPr>
+          <w:b w:val="0"/>
+        </w:rPr>
+        <w:t xml:space="preserve"> here because keys are case sensitive. Correct it to "used".</w:t>
+      </w:r>
+    </w:p>
+    <w:p>
+      <w:pPr>
+        <w:spacing w:line="336" w:lineRule="auto" w:after="180"/>
+      </w:pPr>
+      <w:r>
+        <w:rPr>
+          <w:b w:val="0"/>
+        </w:rPr>
+        <w:t>Adding a new field called "Used" would create a second key and leave the original unchanged; it would not repair the intended lookup.</w:t>
+      </w:r>
+    </w:p>
+    <w:p>
+      <w:pPr>
+        <w:spacing w:line="336" w:lineRule="auto" w:after="180"/>
+      </w:pPr>
+      <w:r>
+        <w:rPr>
+          <w:b w:val="0"/>
+        </w:rPr>
+        <w:t xml:space="preserve">Use Section 9 for the </w:t>
+      </w:r>
+      <w:r>
+        <w:rPr>
+          <w:b/>
+        </w:rPr>
+        <w:t>evidence</w:t>
+      </w:r>
+      <w:r>
+        <w:rPr>
+          <w:b w:val="0"/>
+        </w:rPr>
+        <w:t xml:space="preserve"> ledger. Add a boundary or missing-</w:t>
+      </w:r>
+      <w:r>
+        <w:rPr>
+          <w:b/>
+        </w:rPr>
+        <w:t>input</w:t>
+      </w:r>
+      <w:r>
+        <w:rPr>
+          <w:b w:val="0"/>
+        </w:rPr>
+        <w:t xml:space="preserve"> case and </w:t>
+      </w:r>
+      <w:r>
+        <w:rPr>
+          <w:b/>
+        </w:rPr>
+        <w:t>record</w:t>
+      </w:r>
+      <w:r>
+        <w:rPr>
+          <w:b w:val="0"/>
+        </w:rPr>
+        <w:t xml:space="preserve"> the expected response before checking. More successful repeats of one case do not establish wider coverage.</w:t>
       </w:r>
     </w:p>
     <w:p>
@@ -1511,29 +2509,38 @@
       </w:tr>
     </w:tbl>
     <w:p>
-      <w:r>
-        <w:t>Offer an oral explanation, drawing, enlarged visual or fewer examples when that removes a reading/writing barrier. Keep the same reasoning goal. Stretch secure learners by changing a boundary or assumption and asking them to defend the effect, not simply by assigning more of the same questions.</w:t>
+      <w:pPr>
+        <w:spacing w:line="336" w:lineRule="auto" w:after="180"/>
+      </w:pPr>
+      <w:r>
+        <w:rPr>
+          <w:b w:val="0"/>
+        </w:rPr>
+        <w:t>Offer an oral explanation, drawing, enlarged visual or fewer examples when that removes a reading/writing barrier. Keep the same reasoning goal.</w:t>
       </w:r>
     </w:p>
     <w:p>
       <w:pPr>
-        <w:pStyle w:val="Heading1"/>
-      </w:pPr>
-      <w:r>
-        <w:t>05. Assess and explain the answers</w:t>
+        <w:spacing w:line="336" w:lineRule="auto" w:after="180"/>
+      </w:pPr>
+      <w:r>
+        <w:rPr>
+          <w:b w:val="0"/>
+        </w:rPr>
+        <w:t>Stretch secure learners by changing a boundary or assumption and asking them to defend the effect, not simply by assigning more of the same questions.</w:t>
       </w:r>
     </w:p>
     <w:p>
       <w:pPr>
-        <w:pStyle w:val="Heading3"/>
-      </w:pPr>
-      <w:r>
-        <w:t>Guided and exit questions</w:t>
+        <w:pStyle w:val="Heading1"/>
+      </w:pPr>
+      <w:r>
+        <w:t>05. Assess and explain the answers</w:t>
       </w:r>
     </w:p>
     <w:p>
       <w:r>
-        <w:t>Spaces are 0. A present used field with value 0 is different from an absent field. Exit: No. The used count exceeds capacity. Successful arithmetic does not validate the record.</w:t>
+        <w:t>Use the Dictionaries and records questions, teacher keys and criteria after the relevant attempts. Previously discussed cases are practice; protect the separately selected independent task.</w:t>
       </w:r>
     </w:p>
     <w:p>
@@ -1541,17 +2548,38 @@
         <w:pStyle w:val="Heading3"/>
       </w:pPr>
       <w:r>
-        <w:t>W1 Identify fields</w:t>
+        <w:t>Guided and exit questions</w:t>
       </w:r>
     </w:p>
     <w:p>
-      <w:r>
-        <w:t>For {"name": "Red", "capacity": 9, "used": 2}, state the keys, value of used and remaining spaces.</w:t>
+      <w:pPr>
+        <w:spacing w:line="336" w:lineRule="auto" w:after="180"/>
+      </w:pPr>
+      <w:r>
+        <w:rPr>
+          <w:b w:val="0"/>
+        </w:rPr>
+        <w:t xml:space="preserve">Spaces are 0. A present used field with value 0 is different from an absent field. Exit: No. The used count exceeds capacity. Successful arithmetic does not validate the </w:t>
+      </w:r>
+      <w:r>
+        <w:rPr>
+          <w:b/>
+        </w:rPr>
+        <w:t>record</w:t>
+      </w:r>
+      <w:r>
+        <w:rPr>
+          <w:b w:val="0"/>
+        </w:rPr>
+        <w:t>.</w:t>
       </w:r>
     </w:p>
     <w:p>
-      <w:r>
-        <w:t>Keys name, capacity, used; used is 2; remaining spaces 7.</w:t>
+      <w:pPr>
+        <w:pStyle w:val="Heading3"/>
+      </w:pPr>
+      <w:r>
+        <w:t>W1 Identify fields</w:t>
       </w:r>
     </w:p>
     <w:p>
@@ -1559,53 +2587,99 @@
         <w:pStyle w:val="Heading3"/>
       </w:pPr>
       <w:r>
-        <w:t>W2 Trace an update</w:t>
+        <w:t>Workbook question · W1</w:t>
       </w:r>
     </w:p>
     <w:p>
-      <w:r>
-        <w:t>Change the Red record used to 9. State remaining spaces and whether capacity changes.</w:t>
+      <w:pPr>
+        <w:spacing w:line="336" w:lineRule="auto" w:after="180"/>
+        <w:shd w:fill="F5F1FB"/>
+      </w:pPr>
+      <w:r>
+        <w:rPr>
+          <w:b w:val="0"/>
+        </w:rPr>
+        <w:t>For {"name": "Red", "capacity": 9, "used": 2}, state the keys, value of used and remaining spaces.</w:t>
       </w:r>
     </w:p>
     <w:p>
-      <w:r>
-        <w:t>Spaces 0; capacity remains 9.</w:t>
+      <w:pPr>
+        <w:pStyle w:val="Heading3"/>
+      </w:pPr>
+      <w:r>
+        <w:t>Teacher reasoning · W1</w:t>
       </w:r>
     </w:p>
     <w:p>
       <w:pPr>
-        <w:pStyle w:val="Heading3"/>
-      </w:pPr>
-      <w:r>
-        <w:t>W3 Repair a lookup</w:t>
+        <w:spacing w:line="336" w:lineRule="auto" w:after="180"/>
+        <w:shd w:fill="F1F6FC"/>
+      </w:pPr>
+      <w:r>
+        <w:rPr>
+          <w:b w:val="0"/>
+        </w:rPr>
+        <w:t>Keys name, capacity, used; used is 2; remaining spaces 7.</w:t>
       </w:r>
     </w:p>
     <w:p>
-      <w:r>
-        <w:t>The code reads record["Used"] from the Red record. Explain the error and repair it without adding a field.</w:t>
+      <w:pPr>
+        <w:pStyle w:val="Heading3"/>
+      </w:pPr>
+      <w:r>
+        <w:t>W2 Trace an update</w:t>
       </w:r>
     </w:p>
     <w:p>
-      <w:r>
-        <w:t>KeyError because Used is absent. Use record["used"].</w:t>
+      <w:pPr>
+        <w:pStyle w:val="Heading3"/>
+      </w:pPr>
+      <w:r>
+        <w:t>Workbook question · W2</w:t>
       </w:r>
     </w:p>
     <w:p>
       <w:pPr>
-        <w:pStyle w:val="Heading3"/>
-      </w:pPr>
-      <w:r>
-        <w:t>W4 Build a record independently</w:t>
+        <w:spacing w:line="336" w:lineRule="auto" w:after="180"/>
+        <w:shd w:fill="F5F1FB"/>
+      </w:pPr>
+      <w:r>
+        <w:rPr>
+          <w:b w:val="0"/>
+        </w:rPr>
+        <w:t xml:space="preserve">Change the Red </w:t>
+      </w:r>
+      <w:r>
+        <w:rPr>
+          <w:b/>
+        </w:rPr>
+        <w:t>record</w:t>
+      </w:r>
+      <w:r>
+        <w:rPr>
+          <w:b w:val="0"/>
+        </w:rPr>
+        <w:t xml:space="preserve"> used to 9. State remaining spaces and whether capacity changes.</w:t>
       </w:r>
     </w:p>
     <w:p>
-      <w:r>
-        <w:t>Create a Green record with capacity 15 and used 6. Pass its fields to remaining and store the result. Update used to 10 and repeat. Predict both results.</w:t>
+      <w:pPr>
+        <w:pStyle w:val="Heading3"/>
+      </w:pPr>
+      <w:r>
+        <w:t>Teacher reasoning · W2</w:t>
       </w:r>
     </w:p>
     <w:p>
-      <w:r>
-        <w:t>Use a dictionary with name Green, capacity 15, used 6; results are 9 and then 5. The second call must read the updated field.</w:t>
+      <w:pPr>
+        <w:spacing w:line="336" w:lineRule="auto" w:after="180"/>
+        <w:shd w:fill="F1F6FC"/>
+      </w:pPr>
+      <w:r>
+        <w:rPr>
+          <w:b w:val="0"/>
+        </w:rPr>
+        <w:t>Spaces 0; capacity remains 9.</w:t>
       </w:r>
     </w:p>
     <w:p>
@@ -1613,17 +2687,51 @@
         <w:pStyle w:val="Heading3"/>
       </w:pPr>
       <w:r>
-        <w:t>W5 Check the contract</w:t>
+        <w:t>W3 Repair a lookup</w:t>
       </w:r>
     </w:p>
     <w:p>
-      <w:r>
-        <w:t>A record has capacity 3 and used 4. It gives -1 spaces without an error. Should it be accepted? Explain.</w:t>
+      <w:pPr>
+        <w:pStyle w:val="Heading3"/>
+      </w:pPr>
+      <w:r>
+        <w:t>Workbook question · W3</w:t>
       </w:r>
     </w:p>
     <w:p>
-      <w:r>
-        <w:t>No. The used count exceeds capacity. Successful arithmetic does not validate the record.</w:t>
+      <w:pPr>
+        <w:spacing w:line="336" w:lineRule="auto" w:after="180"/>
+        <w:shd w:fill="F5F1FB"/>
+      </w:pPr>
+      <w:r>
+        <w:rPr>
+          <w:b w:val="0"/>
+        </w:rPr>
+        <w:t xml:space="preserve">The code reads </w:t>
+      </w:r>
+      <w:r>
+        <w:rPr>
+          <w:b/>
+        </w:rPr>
+        <w:t>record</w:t>
+      </w:r>
+      <w:r>
+        <w:rPr>
+          <w:b w:val="0"/>
+        </w:rPr>
+        <w:t xml:space="preserve">["Used"] from the Red </w:t>
+      </w:r>
+      <w:r>
+        <w:rPr>
+          <w:b/>
+        </w:rPr>
+        <w:t>record</w:t>
+      </w:r>
+      <w:r>
+        <w:rPr>
+          <w:b w:val="0"/>
+        </w:rPr>
+        <w:t>. Explain the error and repair it without adding a field.</w:t>
       </w:r>
     </w:p>
     <w:p>
@@ -1631,12 +2739,37 @@
         <w:pStyle w:val="Heading3"/>
       </w:pPr>
       <w:r>
-        <w:t>Independent assessment and fresh retry</w:t>
+        <w:t>Teacher reasoning · W3</w:t>
       </w:r>
     </w:p>
     <w:p>
-      <w:r>
-        <w:t>Independent W4 evidence: Use a dictionary with name Green, capacity 15, used 6; results are 9 and then 5. The second call must read the updated field. Record whether the learner needed no help, a hint or explanation. Fresh retry: create a Gold record with capacity 11 and used 3; return 8, update used to 11 and return 0. Require field lookups rather than copied literal arguments.</w:t>
+      <w:pPr>
+        <w:spacing w:line="336" w:lineRule="auto" w:after="180"/>
+        <w:shd w:fill="F1F6FC"/>
+      </w:pPr>
+      <w:r>
+        <w:rPr>
+          <w:b/>
+        </w:rPr>
+        <w:t>KeyError</w:t>
+      </w:r>
+      <w:r>
+        <w:rPr>
+          <w:b w:val="0"/>
+        </w:rPr>
+        <w:t xml:space="preserve"> because Used is absent. Use </w:t>
+      </w:r>
+      <w:r>
+        <w:rPr>
+          <w:b/>
+        </w:rPr>
+        <w:t>record</w:t>
+      </w:r>
+      <w:r>
+        <w:rPr>
+          <w:b w:val="0"/>
+        </w:rPr>
+        <w:t>["used"].</w:t>
       </w:r>
     </w:p>
     <w:p>
@@ -1644,12 +2777,295 @@
         <w:pStyle w:val="Heading3"/>
       </w:pPr>
       <w:r>
-        <w:t>Assess independent transfer</w:t>
+        <w:t>W4 Build a record independently</w:t>
       </w:r>
     </w:p>
     <w:p>
-      <w:r>
-        <w:t>Selected case: Predict the three outputs and trace the named-field update. Explain why zero and a missing count produce different results. If the condition becomes if not count, which supplied record is first handled incorrectly?</w:t>
+      <w:pPr>
+        <w:pStyle w:val="Heading3"/>
+      </w:pPr>
+      <w:r>
+        <w:t>Workbook question · W4</w:t>
+      </w:r>
+    </w:p>
+    <w:p>
+      <w:pPr>
+        <w:spacing w:line="336" w:lineRule="auto" w:after="180"/>
+        <w:shd w:fill="F5F1FB"/>
+      </w:pPr>
+      <w:r>
+        <w:rPr>
+          <w:b w:val="0"/>
+        </w:rPr>
+        <w:t xml:space="preserve">Create a Green </w:t>
+      </w:r>
+      <w:r>
+        <w:rPr>
+          <w:b/>
+        </w:rPr>
+        <w:t>record</w:t>
+      </w:r>
+      <w:r>
+        <w:rPr>
+          <w:b w:val="0"/>
+        </w:rPr>
+        <w:t xml:space="preserve"> with capacity 15 and used 6. Pass its fields to remaining and store the result. Update used to 10 and repeat. Predict both results.</w:t>
+      </w:r>
+    </w:p>
+    <w:p>
+      <w:pPr>
+        <w:pStyle w:val="Heading3"/>
+      </w:pPr>
+      <w:r>
+        <w:t>Teacher reasoning · W4</w:t>
+      </w:r>
+    </w:p>
+    <w:p>
+      <w:pPr>
+        <w:spacing w:line="336" w:lineRule="auto" w:after="180"/>
+        <w:shd w:fill="F1F6FC"/>
+      </w:pPr>
+      <w:r>
+        <w:rPr>
+          <w:b w:val="0"/>
+        </w:rPr>
+        <w:t xml:space="preserve">Use a </w:t>
+      </w:r>
+      <w:r>
+        <w:rPr>
+          <w:b/>
+        </w:rPr>
+        <w:t>dictionary</w:t>
+      </w:r>
+      <w:r>
+        <w:rPr>
+          <w:b w:val="0"/>
+        </w:rPr>
+        <w:t xml:space="preserve"> with name Green, capacity 15, used 6; results are 9 and then 5. The second call must read the updated field.</w:t>
+      </w:r>
+    </w:p>
+    <w:p>
+      <w:pPr>
+        <w:pStyle w:val="Heading3"/>
+      </w:pPr>
+      <w:r>
+        <w:t>W5 Check the contract</w:t>
+      </w:r>
+    </w:p>
+    <w:p>
+      <w:pPr>
+        <w:pStyle w:val="Heading3"/>
+      </w:pPr>
+      <w:r>
+        <w:t>Workbook question · W5</w:t>
+      </w:r>
+    </w:p>
+    <w:p>
+      <w:pPr>
+        <w:spacing w:line="336" w:lineRule="auto" w:after="180"/>
+        <w:shd w:fill="F5F1FB"/>
+      </w:pPr>
+      <w:r>
+        <w:rPr>
+          <w:b w:val="0"/>
+        </w:rPr>
+        <w:t xml:space="preserve">A </w:t>
+      </w:r>
+      <w:r>
+        <w:rPr>
+          <w:b/>
+        </w:rPr>
+        <w:t>record</w:t>
+      </w:r>
+      <w:r>
+        <w:rPr>
+          <w:b w:val="0"/>
+        </w:rPr>
+        <w:t xml:space="preserve"> has capacity 3 and used 4. It gives -1 spaces without an error. Should it be accepted? Explain.</w:t>
+      </w:r>
+    </w:p>
+    <w:p>
+      <w:pPr>
+        <w:pStyle w:val="Heading3"/>
+      </w:pPr>
+      <w:r>
+        <w:t>Teacher reasoning · W5</w:t>
+      </w:r>
+    </w:p>
+    <w:p>
+      <w:pPr>
+        <w:spacing w:line="336" w:lineRule="auto" w:after="180"/>
+        <w:shd w:fill="F1F6FC"/>
+      </w:pPr>
+      <w:r>
+        <w:rPr>
+          <w:b w:val="0"/>
+        </w:rPr>
+        <w:t xml:space="preserve">No. The used count exceeds capacity. Successful arithmetic does not validate the </w:t>
+      </w:r>
+      <w:r>
+        <w:rPr>
+          <w:b/>
+        </w:rPr>
+        <w:t>record</w:t>
+      </w:r>
+      <w:r>
+        <w:rPr>
+          <w:b w:val="0"/>
+        </w:rPr>
+        <w:t>.</w:t>
+      </w:r>
+    </w:p>
+    <w:p>
+      <w:pPr>
+        <w:pStyle w:val="Heading3"/>
+      </w:pPr>
+      <w:r>
+        <w:t>Independent assessment and fresh retry</w:t>
+      </w:r>
+    </w:p>
+    <w:p>
+      <w:pPr>
+        <w:pStyle w:val="Heading3"/>
+      </w:pPr>
+      <w:r>
+        <w:t>Teacher key · Independent assessment and fresh retry</w:t>
+      </w:r>
+    </w:p>
+    <w:p>
+      <w:pPr>
+        <w:spacing w:line="336" w:lineRule="auto" w:after="180"/>
+        <w:shd w:fill="F1F6FC"/>
+      </w:pPr>
+      <w:r>
+        <w:rPr>
+          <w:b w:val="0"/>
+        </w:rPr>
+        <w:t xml:space="preserve">Independent W4 </w:t>
+      </w:r>
+      <w:r>
+        <w:rPr>
+          <w:b/>
+        </w:rPr>
+        <w:t>evidence</w:t>
+      </w:r>
+      <w:r>
+        <w:rPr>
+          <w:b w:val="0"/>
+        </w:rPr>
+        <w:t xml:space="preserve">: Use a </w:t>
+      </w:r>
+      <w:r>
+        <w:rPr>
+          <w:b/>
+        </w:rPr>
+        <w:t>dictionary</w:t>
+      </w:r>
+      <w:r>
+        <w:rPr>
+          <w:b w:val="0"/>
+        </w:rPr>
+        <w:t xml:space="preserve"> with name Green, capacity 15, used 6; results are 9 and then 5. The second call must read the updated field. </w:t>
+      </w:r>
+      <w:r>
+        <w:rPr>
+          <w:b/>
+        </w:rPr>
+        <w:t>Record</w:t>
+      </w:r>
+      <w:r>
+        <w:rPr>
+          <w:b w:val="0"/>
+        </w:rPr>
+        <w:t xml:space="preserve"> whether the learner needed no help, a hint or explanation.</w:t>
+      </w:r>
+    </w:p>
+    <w:p>
+      <w:pPr>
+        <w:spacing w:line="336" w:lineRule="auto" w:after="180"/>
+        <w:shd w:fill="F1F6FC"/>
+      </w:pPr>
+      <w:r>
+        <w:rPr>
+          <w:b w:val="0"/>
+        </w:rPr>
+        <w:t xml:space="preserve">Fresh retry: create a Gold </w:t>
+      </w:r>
+      <w:r>
+        <w:rPr>
+          <w:b/>
+        </w:rPr>
+        <w:t>record</w:t>
+      </w:r>
+      <w:r>
+        <w:rPr>
+          <w:b w:val="0"/>
+        </w:rPr>
+        <w:t xml:space="preserve"> with capacity 11 and used 3; return 8, update used to 11 and return 0. Require field lookups rather than copied literal arguments.</w:t>
+      </w:r>
+    </w:p>
+    <w:p>
+      <w:pPr>
+        <w:pStyle w:val="Heading3"/>
+      </w:pPr>
+      <w:r>
+        <w:t>Assess independent transfer</w:t>
+      </w:r>
+    </w:p>
+    <w:p>
+      <w:pPr>
+        <w:pStyle w:val="Heading3"/>
+      </w:pPr>
+      <w:r>
+        <w:t>Independent question · withhold the key</w:t>
+      </w:r>
+    </w:p>
+    <w:p>
+      <w:pPr>
+        <w:spacing w:line="336" w:lineRule="auto" w:after="180"/>
+        <w:shd w:fill="F5F1FB"/>
+      </w:pPr>
+      <w:r>
+        <w:rPr>
+          <w:b w:val="0"/>
+        </w:rPr>
+        <w:t xml:space="preserve">Selected case: Predict the three </w:t>
+      </w:r>
+      <w:r>
+        <w:rPr>
+          <w:b/>
+        </w:rPr>
+        <w:t>output</w:t>
+      </w:r>
+      <w:r>
+        <w:rPr>
+          <w:b w:val="0"/>
+        </w:rPr>
+        <w:t>s and trace the named-field update. Explain why zero and a missing count produce different results.</w:t>
+      </w:r>
+    </w:p>
+    <w:p>
+      <w:pPr>
+        <w:spacing w:line="336" w:lineRule="auto" w:after="180"/>
+        <w:shd w:fill="F5F1FB"/>
+      </w:pPr>
+      <w:r>
+        <w:rPr>
+          <w:b w:val="0"/>
+        </w:rPr>
+        <w:t xml:space="preserve">If the condition becomes if not count, which supplied </w:t>
+      </w:r>
+      <w:r>
+        <w:rPr>
+          <w:b/>
+        </w:rPr>
+        <w:t>record</w:t>
+      </w:r>
+      <w:r>
+        <w:rPr>
+          <w:b w:val="0"/>
+        </w:rPr>
+        <w:t xml:space="preserve"> is first handled incorrectly?</w:t>
       </w:r>
     </w:p>
     <w:p>
@@ -1689,8 +3105,41 @@
       </w:r>
     </w:p>
     <w:p>
-      <w:r>
-        <w:t>Outputs are0,3,missing. A stored0 is a supplied value; an absent field returns None under get here. The update replaces count with3 before the second call. Using if not count would incorrectly return missing for the original count0 because zero is false in a Boolean test; testing None keeps absence separate.</w:t>
+      <w:pPr>
+        <w:pStyle w:val="Heading3"/>
+      </w:pPr>
+      <w:r>
+        <w:t>Teacher key · Selected case answer</w:t>
+      </w:r>
+    </w:p>
+    <w:p>
+      <w:pPr>
+        <w:spacing w:line="336" w:lineRule="auto" w:after="180"/>
+        <w:shd w:fill="F1F6FC"/>
+      </w:pPr>
+      <w:r>
+        <w:rPr>
+          <w:b/>
+        </w:rPr>
+        <w:t>Output</w:t>
+      </w:r>
+      <w:r>
+        <w:rPr>
+          <w:b w:val="0"/>
+        </w:rPr>
+        <w:t>s are0,3,missing. A stored0 is a supplied value; an absent field returns None under get here. The update replaces count with3 before the second call.</w:t>
+      </w:r>
+    </w:p>
+    <w:p>
+      <w:pPr>
+        <w:spacing w:line="336" w:lineRule="auto" w:after="180"/>
+        <w:shd w:fill="F1F6FC"/>
+      </w:pPr>
+      <w:r>
+        <w:rPr>
+          <w:b w:val="0"/>
+        </w:rPr>
+        <w:t>Using if not count would incorrectly return missing for the original count0 because zero is false in a Boolean test; testing None keeps absence separate.</w:t>
       </w:r>
     </w:p>
     <w:tbl>
@@ -1796,67 +3245,312 @@
       </w:tr>
     </w:tbl>
     <w:p>
-      <w:r>
-        <w:t>Record each dimension as not yet, with support, or independent. Accept a valid alternative procedure with a defensible trace. Do not penalise an honestly recorded model failure if the learner correctly explains its evidence and limits.</w:t>
+      <w:pPr>
+        <w:pStyle w:val="Heading3"/>
+      </w:pPr>
+      <w:r>
+        <w:t>Teacher key · Selected case answer</w:t>
       </w:r>
     </w:p>
     <w:p>
       <w:pPr>
-        <w:pStyle w:val="Heading3"/>
-      </w:pPr>
-      <w:r>
-        <w:t>Feedback that the learner uses</w:t>
+        <w:spacing w:line="336" w:lineRule="auto" w:after="180"/>
+        <w:shd w:fill="F1F6FC"/>
+      </w:pPr>
+      <w:r>
+        <w:rPr>
+          <w:b/>
+        </w:rPr>
+        <w:t>Record</w:t>
+      </w:r>
+      <w:r>
+        <w:rPr>
+          <w:b w:val="0"/>
+        </w:rPr>
+        <w:t xml:space="preserve"> each dimension as not yet, with support, or independent. Accept a valid alternative procedure with a defensible trace.</w:t>
       </w:r>
     </w:p>
     <w:p>
-      <w:r>
-        <w:t>Name the earliest unsupported step and give one action to repair it. Have the learner make that repair now and explain why. Then assess the relevant skill on a fresh, fully specified case. Confirm it was not previously practised with feedback; solve and check the new case before assigning it. A follow-up design prompt is a starting brief, not automatically an equivalent test.</w:t>
+      <w:pPr>
+        <w:spacing w:line="336" w:lineRule="auto" w:after="180"/>
+        <w:shd w:fill="F1F6FC"/>
+      </w:pPr>
+      <w:r>
+        <w:rPr>
+          <w:b w:val="0"/>
+        </w:rPr>
+        <w:t xml:space="preserve">Do not penalise an honestly </w:t>
+      </w:r>
+      <w:r>
+        <w:rPr>
+          <w:b/>
+        </w:rPr>
+        <w:t>record</w:t>
+      </w:r>
+      <w:r>
+        <w:rPr>
+          <w:b w:val="0"/>
+        </w:rPr>
+        <w:t xml:space="preserve">ed model failure if the learner correctly explains its </w:t>
+      </w:r>
+      <w:r>
+        <w:rPr>
+          <w:b/>
+        </w:rPr>
+        <w:t>evidence</w:t>
+      </w:r>
+      <w:r>
+        <w:rPr>
+          <w:b w:val="0"/>
+        </w:rPr>
+        <w:t xml:space="preserve"> and limits.</w:t>
       </w:r>
     </w:p>
     <w:p>
       <w:pPr>
-        <w:pStyle w:val="Heading1"/>
-      </w:pPr>
-      <w:r>
-        <w:t>06. Connect the project, support and next lesson</w:t>
+        <w:pStyle w:val="Heading3"/>
+      </w:pPr>
+      <w:r>
+        <w:t>Feedback that the learner uses</w:t>
       </w:r>
     </w:p>
     <w:p>
-      <w:r>
-        <w:t>Add a labelled dictionaries and records evidence sheet to Python readiness portfolio. Show how you can read and update named dictionary fields. Use the supplied fictional case and keep its inputs, intermediate steps, calculation or prediction, and limitation. Connect this record to last week’s record; a matching answer without a trace is insufficient.</w:t>
+      <w:pPr>
+        <w:spacing w:line="336" w:lineRule="auto" w:after="180"/>
+      </w:pPr>
+      <w:r>
+        <w:rPr>
+          <w:b w:val="0"/>
+        </w:rPr>
+        <w:t>Name the earliest unsupported step and give one action to repair it. Have the learner make that repair now and explain why. Then assess the relevant skill on a fresh, fully specified case.</w:t>
       </w:r>
     </w:p>
     <w:p>
-      <w:r>
-        <w:t>Use key cards and value cards. Extension: add a location text field and show why it does not change the remaining calculation.</w:t>
+      <w:pPr>
+        <w:spacing w:line="336" w:lineRule="auto" w:after="180"/>
+      </w:pPr>
+      <w:r>
+        <w:rPr>
+          <w:b w:val="0"/>
+        </w:rPr>
+        <w:t>Confirm it was not previously practised with feedback; solve and check the new case before assigning it. A follow-up design prompt is a starting brief, not automatically an equivalent test.</w:t>
       </w:r>
     </w:p>
     <w:p>
-      <w:r>
-        <w:t>Next week: Reading structured data. Reuse this week's explicit contracts and evidence.</w:t>
+      <w:pPr>
+        <w:pStyle w:val="Heading1"/>
+      </w:pPr>
+      <w:r>
+        <w:t>06. Connect the project, support and next lesson</w:t>
       </w:r>
     </w:p>
     <w:p>
       <w:r>
-        <w:t>Retain the project ledger and assess a changed case after support. Check the relevant prerequisite before carrying this component forward.</w:t>
+        <w:t>Connect Dictionaries and records to Python readiness portfolio, adapt support and plan a later changed-case check.</w:t>
       </w:r>
     </w:p>
     <w:p>
       <w:pPr>
-        <w:pStyle w:val="Heading3"/>
-      </w:pPr>
-      <w:r>
-        <w:t>Plan the delayed return</w:t>
+        <w:spacing w:line="336" w:lineRule="auto" w:after="180"/>
+      </w:pPr>
+      <w:r>
+        <w:rPr>
+          <w:b w:val="0"/>
+        </w:rPr>
+        <w:t xml:space="preserve">Add a labelled dictionaries and </w:t>
+      </w:r>
+      <w:r>
+        <w:rPr>
+          <w:b/>
+        </w:rPr>
+        <w:t>record</w:t>
+      </w:r>
+      <w:r>
+        <w:rPr>
+          <w:b w:val="0"/>
+        </w:rPr>
+        <w:t xml:space="preserve">s </w:t>
+      </w:r>
+      <w:r>
+        <w:rPr>
+          <w:b/>
+        </w:rPr>
+        <w:t>evidence</w:t>
+      </w:r>
+      <w:r>
+        <w:rPr>
+          <w:b w:val="0"/>
+        </w:rPr>
+        <w:t xml:space="preserve"> sheet to Python readiness portfolio. Show how you can read and update named </w:t>
+      </w:r>
+      <w:r>
+        <w:rPr>
+          <w:b/>
+        </w:rPr>
+        <w:t>dictionary</w:t>
+      </w:r>
+      <w:r>
+        <w:rPr>
+          <w:b w:val="0"/>
+        </w:rPr>
+        <w:t xml:space="preserve"> fields.</w:t>
       </w:r>
     </w:p>
     <w:p>
-      <w:r>
-        <w:t>Suggested return points in this level: python-bridge/11. Use actual classroom dates, adjusting for holidays and gaps. One, three and six teaching weeks are scheduling choices, not a claimed optimal spacing.</w:t>
+      <w:pPr>
+        <w:spacing w:line="336" w:lineRule="auto" w:after="180"/>
+      </w:pPr>
+      <w:r>
+        <w:rPr>
+          <w:b w:val="0"/>
+        </w:rPr>
+        <w:t xml:space="preserve">Use the supplied fictional case and keep its </w:t>
+      </w:r>
+      <w:r>
+        <w:rPr>
+          <w:b/>
+        </w:rPr>
+        <w:t>input</w:t>
+      </w:r>
+      <w:r>
+        <w:rPr>
+          <w:b w:val="0"/>
+        </w:rPr>
+        <w:t xml:space="preserve">s, intermediate steps, calculation or </w:t>
+      </w:r>
+      <w:r>
+        <w:rPr>
+          <w:b/>
+        </w:rPr>
+        <w:t>prediction</w:t>
+      </w:r>
+      <w:r>
+        <w:rPr>
+          <w:b w:val="0"/>
+        </w:rPr>
+        <w:t xml:space="preserve">, and limitation. Connect this </w:t>
+      </w:r>
+      <w:r>
+        <w:rPr>
+          <w:b/>
+        </w:rPr>
+        <w:t>record</w:t>
+      </w:r>
+      <w:r>
+        <w:rPr>
+          <w:b w:val="0"/>
+        </w:rPr>
+        <w:t xml:space="preserve"> to last week’s </w:t>
+      </w:r>
+      <w:r>
+        <w:rPr>
+          <w:b/>
+        </w:rPr>
+        <w:t>record</w:t>
+      </w:r>
+      <w:r>
+        <w:rPr>
+          <w:b w:val="0"/>
+        </w:rPr>
+        <w:t>; a matching answer without a trace is insufficient.</w:t>
       </w:r>
     </w:p>
     <w:p>
-      <w:r>
-        <w:t>At a delayed check, ask for the idea from memory and a changed application. Compare with the earlier independent response and record support used. For a new level, revisit the previous capstone before checking the new prerequisites.</w:t>
+      <w:pPr>
+        <w:spacing w:line="336" w:lineRule="auto" w:after="180"/>
+      </w:pPr>
+      <w:r>
+        <w:rPr>
+          <w:b w:val="0"/>
+        </w:rPr>
+        <w:t>Use key cards and value cards. Extension: add a location text field and show why it does not change the remaining calculation.</w:t>
+      </w:r>
+    </w:p>
+    <w:p>
+      <w:pPr>
+        <w:spacing w:line="336" w:lineRule="auto" w:after="180"/>
+      </w:pPr>
+      <w:r>
+        <w:rPr>
+          <w:b w:val="0"/>
+        </w:rPr>
+        <w:t xml:space="preserve">Next week: Reading structured data. Reuse this week's explicit contracts and </w:t>
+      </w:r>
+      <w:r>
+        <w:rPr>
+          <w:b/>
+        </w:rPr>
+        <w:t>evidence</w:t>
+      </w:r>
+      <w:r>
+        <w:rPr>
+          <w:b w:val="0"/>
+        </w:rPr>
+        <w:t>.</w:t>
+      </w:r>
+    </w:p>
+    <w:p>
+      <w:pPr>
+        <w:spacing w:line="336" w:lineRule="auto" w:after="180"/>
+      </w:pPr>
+      <w:r>
+        <w:rPr>
+          <w:b w:val="0"/>
+        </w:rPr>
+        <w:t>Retain the project ledger and assess a changed case after support. Check the relevant prerequisite before carrying this component forward.</w:t>
+      </w:r>
+    </w:p>
+    <w:p>
+      <w:pPr>
+        <w:pStyle w:val="Heading3"/>
+      </w:pPr>
+      <w:r>
+        <w:t>Plan the delayed return</w:t>
+      </w:r>
+    </w:p>
+    <w:p>
+      <w:pPr>
+        <w:spacing w:line="336" w:lineRule="auto" w:after="180"/>
+      </w:pPr>
+      <w:r>
+        <w:rPr>
+          <w:b w:val="0"/>
+        </w:rPr>
+        <w:t>Suggested return points in this level: python-bridge/11. Use actual classroom dates, adjusting for holidays and gaps. One, three and six teaching weeks are scheduling choices, not a claimed optimal spacing.</w:t>
+      </w:r>
+    </w:p>
+    <w:p>
+      <w:pPr>
+        <w:spacing w:line="336" w:lineRule="auto" w:after="180"/>
+      </w:pPr>
+      <w:r>
+        <w:rPr>
+          <w:b w:val="0"/>
+        </w:rPr>
+        <w:t xml:space="preserve">At a delayed check, ask for the idea from memory and a changed application. Compare with the earlier independent response and </w:t>
+      </w:r>
+      <w:r>
+        <w:rPr>
+          <w:b/>
+        </w:rPr>
+        <w:t>record</w:t>
+      </w:r>
+      <w:r>
+        <w:rPr>
+          <w:b w:val="0"/>
+        </w:rPr>
+        <w:t xml:space="preserve"> support used.</w:t>
+      </w:r>
+    </w:p>
+    <w:p>
+      <w:pPr>
+        <w:spacing w:line="336" w:lineRule="auto" w:after="180"/>
+      </w:pPr>
+      <w:r>
+        <w:rPr>
+          <w:b w:val="0"/>
+        </w:rPr>
+        <w:t>For a new level, revisit the previous capstone before checking the new prerequisites.</w:t>
       </w:r>
     </w:p>
     <w:tbl>
@@ -2016,8 +3710,26 @@
       </w:tr>
     </w:tbl>
     <w:p>
-      <w:r>
-        <w:t>Use the evidence to choose reteaching or the next step. A completed page, confidence rating or attractive project does not by itself demonstrate understanding.</w:t>
+      <w:pPr>
+        <w:spacing w:line="336" w:lineRule="auto" w:after="180"/>
+      </w:pPr>
+      <w:r>
+        <w:rPr>
+          <w:b w:val="0"/>
+        </w:rPr>
+        <w:t xml:space="preserve">Use the </w:t>
+      </w:r>
+      <w:r>
+        <w:rPr>
+          <w:b/>
+        </w:rPr>
+        <w:t>evidence</w:t>
+      </w:r>
+      <w:r>
+        <w:rPr>
+          <w:b w:val="0"/>
+        </w:rPr>
+        <w:t xml:space="preserve"> to choose reteaching or the next step. A completed page, confidence rating or attractive project does not by itself demonstrate understanding.</w:t>
       </w:r>
     </w:p>
     <w:p>
@@ -2029,8 +3741,38 @@
       </w:r>
     </w:p>
     <w:p>
-      <w:r>
-        <w:t>For Python readiness before the Responsible Plant Classifier, retain a trace of the values, the predicted outputs and the changed-case explanation. Use actual Python 3 results to check the prediction after reasoning first.</w:t>
+      <w:pPr>
+        <w:spacing w:line="336" w:lineRule="auto" w:after="180"/>
+      </w:pPr>
+      <w:r>
+        <w:rPr>
+          <w:b w:val="0"/>
+        </w:rPr>
+        <w:t xml:space="preserve">For Python readiness before the Responsible Plant Classifier, retain a trace of the values, the predicted </w:t>
+      </w:r>
+      <w:r>
+        <w:rPr>
+          <w:b/>
+        </w:rPr>
+        <w:t>output</w:t>
+      </w:r>
+      <w:r>
+        <w:rPr>
+          <w:b w:val="0"/>
+        </w:rPr>
+        <w:t xml:space="preserve">s and the changed-case explanation. Use actual Python 3 results to check the </w:t>
+      </w:r>
+      <w:r>
+        <w:rPr>
+          <w:b/>
+        </w:rPr>
+        <w:t>prediction</w:t>
+      </w:r>
+      <w:r>
+        <w:rPr>
+          <w:b w:val="0"/>
+        </w:rPr>
+        <w:t xml:space="preserve"> after reasoning first.</w:t>
       </w:r>
     </w:p>
     <w:p>
@@ -2043,12 +3785,62 @@
     </w:p>
     <w:p>
       <w:r>
-        <w:t>Teaching target: Read and update named dictionary fields</w:t>
+        <w:t>Use this preparation summary alongside the detailed Dictionaries and records lesson; it is a checklist rather than a replacement for the full sequence.</w:t>
       </w:r>
     </w:p>
     <w:p>
-      <w:r>
-        <w:t>Prepare the labelled worked-case picture, the matching workbook, fictional input cards and a place for individual responses. Check a local Python 3 environment before class; have a paper-trace version ready.</w:t>
+      <w:pPr>
+        <w:pStyle w:val="Heading3"/>
+      </w:pPr>
+      <w:r>
+        <w:t>Teaching target</w:t>
+      </w:r>
+    </w:p>
+    <w:p>
+      <w:pPr>
+        <w:spacing w:line="336" w:lineRule="auto" w:after="180"/>
+        <w:shd w:fill="EDF7F3"/>
+      </w:pPr>
+      <w:r>
+        <w:rPr>
+          <w:b w:val="0"/>
+        </w:rPr>
+        <w:t xml:space="preserve">Teaching target: Read and update named </w:t>
+      </w:r>
+      <w:r>
+        <w:rPr>
+          <w:b/>
+        </w:rPr>
+        <w:t>dictionary</w:t>
+      </w:r>
+      <w:r>
+        <w:rPr>
+          <w:b w:val="0"/>
+        </w:rPr>
+        <w:t xml:space="preserve"> fields</w:t>
+      </w:r>
+    </w:p>
+    <w:p>
+      <w:pPr>
+        <w:spacing w:line="336" w:lineRule="auto" w:after="180"/>
+      </w:pPr>
+      <w:r>
+        <w:rPr>
+          <w:b w:val="0"/>
+        </w:rPr>
+        <w:t xml:space="preserve">Prepare the labelled worked-case picture, the matching workbook, fictional </w:t>
+      </w:r>
+      <w:r>
+        <w:rPr>
+          <w:b/>
+        </w:rPr>
+        <w:t>input</w:t>
+      </w:r>
+      <w:r>
+        <w:rPr>
+          <w:b w:val="0"/>
+        </w:rPr>
+        <w:t xml:space="preserve"> cards and a place for individual responses. Check a local Python 3 environment before class; have a paper-trace version ready.</w:t>
       </w:r>
     </w:p>
     <w:tbl>
@@ -2195,38 +3987,244 @@
       </w:tr>
     </w:tbl>
     <w:p>
-      <w:r>
-        <w:t>Before class, solve the supported practice: Change the Red record used to 9. State remaining spaces and whether capacity changes.</w:t>
+      <w:pPr>
+        <w:spacing w:line="336" w:lineRule="auto" w:after="180"/>
+      </w:pPr>
+      <w:r>
+        <w:rPr>
+          <w:b w:val="0"/>
+        </w:rPr>
+        <w:t xml:space="preserve">Before class, solve the supported practice: Change the Red </w:t>
+      </w:r>
+      <w:r>
+        <w:rPr>
+          <w:b/>
+        </w:rPr>
+        <w:t>record</w:t>
+      </w:r>
+      <w:r>
+        <w:rPr>
+          <w:b w:val="0"/>
+        </w:rPr>
+        <w:t xml:space="preserve"> used to 9. State remaining spaces and whether capacity changes.</w:t>
       </w:r>
     </w:p>
     <w:p>
-      <w:r>
-        <w:t>Reasoned practice answer: Spaces 0; capacity remains 9.</w:t>
+      <w:pPr>
+        <w:pStyle w:val="Heading3"/>
+      </w:pPr>
+      <w:r>
+        <w:t>Supported practice answer</w:t>
       </w:r>
     </w:p>
     <w:p>
-      <w:r>
-        <w:t>Check every learner before discussion: Use the worked case for Dictionaries and records. Proposed explanation: “A successful run proves the conclusion”. Decide whether this explanation is supported. Point to the step or supplied fact that decides; explain your repair if needed.</w:t>
+      <w:pPr>
+        <w:spacing w:line="336" w:lineRule="auto" w:after="180"/>
+        <w:shd w:fill="F1F6FC"/>
+      </w:pPr>
+      <w:r>
+        <w:rPr>
+          <w:b w:val="0"/>
+        </w:rPr>
+        <w:t>Reasoned practice answer: Spaces 0; capacity remains 9.</w:t>
       </w:r>
     </w:p>
     <w:p>
-      <w:r>
-        <w:t>Misconception repair: Named fields reduce position mistakes but do not prove that a record is accurate. A capacity of 2 with used of 5 is representable in a dictionary and violates this schema.</w:t>
+      <w:pPr>
+        <w:spacing w:line="336" w:lineRule="auto" w:after="180"/>
+      </w:pPr>
+      <w:r>
+        <w:rPr>
+          <w:b w:val="0"/>
+        </w:rPr>
+        <w:t xml:space="preserve">Check every learner before discussion: Use the worked case for Dictionaries and </w:t>
+      </w:r>
+      <w:r>
+        <w:rPr>
+          <w:b/>
+        </w:rPr>
+        <w:t>record</w:t>
+      </w:r>
+      <w:r>
+        <w:rPr>
+          <w:b w:val="0"/>
+        </w:rPr>
+        <w:t>s. Proposed explanation: “A successful run proves the conclusion”. Decide whether this explanation is supported.</w:t>
       </w:r>
     </w:p>
     <w:p>
-      <w:r>
-        <w:t>Support: read the exact case aloud, enlarge the labelled picture, supply input cards and model only the first deciding step. Accept a spoken explanation or drawing; retain the reasoning goal.</w:t>
+      <w:pPr>
+        <w:spacing w:line="336" w:lineRule="auto" w:after="180"/>
+      </w:pPr>
+      <w:r>
+        <w:rPr>
+          <w:b w:val="0"/>
+        </w:rPr>
+        <w:t>Point to the step or supplied fact that decides; explain your repair if needed.</w:t>
       </w:r>
     </w:p>
     <w:p>
-      <w:r>
-        <w:t>Extension: Add the field price with value 0. Require a prediction and a reason before comparing. Expected result: The price lookup now returns 0 instead of None. Reason: A recorded zero is a present value, whereas the earlier lookup had no field.</w:t>
+      <w:pPr>
+        <w:pStyle w:val="Heading3"/>
+      </w:pPr>
+      <w:r>
+        <w:t>Repair the misconception</w:t>
       </w:r>
     </w:p>
     <w:p>
-      <w:r>
-        <w:t>Independent assessment: withhold the reserved answer until the learner has attempted the new case. Record support separately from correctness.</w:t>
+      <w:pPr>
+        <w:spacing w:line="336" w:lineRule="auto" w:after="180"/>
+        <w:shd w:fill="FFF5E6"/>
+      </w:pPr>
+      <w:r>
+        <w:rPr>
+          <w:b w:val="0"/>
+        </w:rPr>
+        <w:t xml:space="preserve">Misconception repair: Named fields reduce position mistakes but do not prove that a </w:t>
+      </w:r>
+      <w:r>
+        <w:rPr>
+          <w:b/>
+        </w:rPr>
+        <w:t>record</w:t>
+      </w:r>
+      <w:r>
+        <w:rPr>
+          <w:b w:val="0"/>
+        </w:rPr>
+        <w:t xml:space="preserve"> is accurate. A capacity of 2 with used of 5 is representable in a </w:t>
+      </w:r>
+      <w:r>
+        <w:rPr>
+          <w:b/>
+        </w:rPr>
+        <w:t>dictionary</w:t>
+      </w:r>
+      <w:r>
+        <w:rPr>
+          <w:b w:val="0"/>
+        </w:rPr>
+        <w:t xml:space="preserve"> and violates this schema.</w:t>
+      </w:r>
+    </w:p>
+    <w:p>
+      <w:pPr>
+        <w:pStyle w:val="Heading3"/>
+      </w:pPr>
+      <w:r>
+        <w:t>Support without giving away the answer</w:t>
+      </w:r>
+    </w:p>
+    <w:p>
+      <w:pPr>
+        <w:spacing w:line="336" w:lineRule="auto" w:after="180"/>
+        <w:shd w:fill="F1F6F8"/>
+      </w:pPr>
+      <w:r>
+        <w:rPr>
+          <w:b w:val="0"/>
+        </w:rPr>
+        <w:t xml:space="preserve">Support: read the exact case aloud, enlarge the labelled picture, supply </w:t>
+      </w:r>
+      <w:r>
+        <w:rPr>
+          <w:b/>
+        </w:rPr>
+        <w:t>input</w:t>
+      </w:r>
+      <w:r>
+        <w:rPr>
+          <w:b w:val="0"/>
+        </w:rPr>
+        <w:t xml:space="preserve"> cards and model only the first deciding step. Accept a spoken explanation or drawing; retain the reasoning goal.</w:t>
+      </w:r>
+    </w:p>
+    <w:p>
+      <w:pPr>
+        <w:pStyle w:val="Heading3"/>
+      </w:pPr>
+      <w:r>
+        <w:t>Extend the reasoning</w:t>
+      </w:r>
+    </w:p>
+    <w:p>
+      <w:pPr>
+        <w:spacing w:line="336" w:lineRule="auto" w:after="180"/>
+        <w:shd w:fill="F5F1FB"/>
+      </w:pPr>
+      <w:r>
+        <w:rPr>
+          <w:b w:val="0"/>
+        </w:rPr>
+        <w:t xml:space="preserve">Extension: Add the field price with value 0. Require a </w:t>
+      </w:r>
+      <w:r>
+        <w:rPr>
+          <w:b/>
+        </w:rPr>
+        <w:t>prediction</w:t>
+      </w:r>
+      <w:r>
+        <w:rPr>
+          <w:b w:val="0"/>
+        </w:rPr>
+        <w:t xml:space="preserve"> and a reason before comparing. Expected result: The price lookup now returns 0 instead of None.</w:t>
+      </w:r>
+    </w:p>
+    <w:p>
+      <w:pPr>
+        <w:spacing w:line="336" w:lineRule="auto" w:after="180"/>
+        <w:shd w:fill="F5F1FB"/>
+      </w:pPr>
+      <w:r>
+        <w:rPr>
+          <w:b w:val="0"/>
+        </w:rPr>
+        <w:t xml:space="preserve">Reason: A </w:t>
+      </w:r>
+      <w:r>
+        <w:rPr>
+          <w:b/>
+        </w:rPr>
+        <w:t>record</w:t>
+      </w:r>
+      <w:r>
+        <w:rPr>
+          <w:b w:val="0"/>
+        </w:rPr>
+        <w:t>ed zero is a present value, whereas the earlier lookup had no field.</w:t>
+      </w:r>
+    </w:p>
+    <w:p>
+      <w:pPr>
+        <w:pStyle w:val="Heading3"/>
+      </w:pPr>
+      <w:r>
+        <w:t>Protect the independent attempt</w:t>
+      </w:r>
+    </w:p>
+    <w:p>
+      <w:pPr>
+        <w:spacing w:line="336" w:lineRule="auto" w:after="180"/>
+        <w:shd w:fill="FFF5E6"/>
+      </w:pPr>
+      <w:r>
+        <w:rPr>
+          <w:b w:val="0"/>
+        </w:rPr>
+        <w:t xml:space="preserve">Independent assessment: withhold the reserved answer until the learner has attempted the new case. </w:t>
+      </w:r>
+      <w:r>
+        <w:rPr>
+          <w:b/>
+        </w:rPr>
+        <w:t>Record</w:t>
+      </w:r>
+      <w:r>
+        <w:rPr>
+          <w:b w:val="0"/>
+        </w:rPr>
+        <w:t xml:space="preserve"> support separately from correctness.</w:t>
       </w:r>
     </w:p>
     <w:tbl>
@@ -2414,46 +4412,1070 @@
       </w:tr>
     </w:tbl>
     <w:p>
-      <w:r>
-        <w:t>Project checkpoint: Python readiness portfolio. Keep runnable code, predictions, actual outputs, one repaired error and an explanation of a function on changed inputs.</w:t>
+      <w:pPr>
+        <w:pStyle w:val="Heading3"/>
+      </w:pPr>
+      <w:r>
+        <w:t>Project checkpoint</w:t>
       </w:r>
     </w:p>
     <w:p>
-      <w:r>
-        <w:t>Use the weekly teacher answer for topic-specific reasoning. A saved progress tick is an activity record; judge mastery from the learner’s explanation and evidence.</w:t>
+      <w:pPr>
+        <w:spacing w:line="336" w:lineRule="auto" w:after="180"/>
+        <w:shd w:fill="EDF7F3"/>
+      </w:pPr>
+      <w:r>
+        <w:rPr>
+          <w:b w:val="0"/>
+        </w:rPr>
+        <w:t xml:space="preserve">Project checkpoint: Python readiness portfolio. Keep runnable code, </w:t>
+      </w:r>
+      <w:r>
+        <w:rPr>
+          <w:b/>
+        </w:rPr>
+        <w:t>prediction</w:t>
+      </w:r>
+      <w:r>
+        <w:rPr>
+          <w:b w:val="0"/>
+        </w:rPr>
+        <w:t xml:space="preserve">s, actual </w:t>
+      </w:r>
+      <w:r>
+        <w:rPr>
+          <w:b/>
+        </w:rPr>
+        <w:t>output</w:t>
+      </w:r>
+      <w:r>
+        <w:rPr>
+          <w:b w:val="0"/>
+        </w:rPr>
+        <w:t xml:space="preserve">s, one repaired error and an explanation of a function on changed </w:t>
+      </w:r>
+      <w:r>
+        <w:rPr>
+          <w:b/>
+        </w:rPr>
+        <w:t>input</w:t>
+      </w:r>
+      <w:r>
+        <w:rPr>
+          <w:b w:val="0"/>
+        </w:rPr>
+        <w:t>s.</w:t>
       </w:r>
     </w:p>
     <w:p>
       <w:pPr>
-        <w:pStyle w:val="Heading1"/>
-      </w:pPr>
-      <w:r>
-        <w:t>08. Use feedback, labs and repair paths</w:t>
+        <w:spacing w:line="336" w:lineRule="auto" w:after="180"/>
+      </w:pPr>
+      <w:r>
+        <w:rPr>
+          <w:b w:val="0"/>
+        </w:rPr>
+        <w:t xml:space="preserve">Use the weekly teacher answer for topic-specific reasoning. A saved progress tick is an activity </w:t>
+      </w:r>
+      <w:r>
+        <w:rPr>
+          <w:b/>
+        </w:rPr>
+        <w:t>record</w:t>
+      </w:r>
+      <w:r>
+        <w:rPr>
+          <w:b w:val="0"/>
+        </w:rPr>
+        <w:t xml:space="preserve">; judge mastery from the learner’s explanation and </w:t>
+      </w:r>
+      <w:r>
+        <w:rPr>
+          <w:b/>
+        </w:rPr>
+        <w:t>evidence</w:t>
+      </w:r>
+      <w:r>
+        <w:rPr>
+          <w:b w:val="0"/>
+        </w:rPr>
+        <w:t>.</w:t>
       </w:r>
     </w:p>
     <w:p>
-      <w:r>
-        <w:t>Use the two formative questions as supported practice, not as independent mastery scores. Discuss the deciding evidence rather than accepting a guessed selection.</w:t>
+      <w:pPr>
+        <w:pStyle w:val="Heading1"/>
+      </w:pPr>
+      <w:r>
+        <w:t>08. Use feedback, labs and repair paths</w:t>
       </w:r>
     </w:p>
     <w:p>
       <w:r>
-        <w:t>The feedback comes from the reviewed public worked case. Do not reveal the separately reserved independent teacher answer until the learner has attempted that case.</w:t>
+        <w:t>Use feedback, earlier review and portfolios purposefully. Apply the coding routine only when this lesson has an executable lab.</w:t>
       </w:r>
     </w:p>
     <w:p>
-      <w:r>
-        <w:t>Ask students to predict before running code. Preserve errors and actual outputs; collect a changed test and an explanation. The branch-boundary and indexing lessons deliberately include failure cases.</w:t>
+      <w:pPr>
+        <w:spacing w:line="336" w:lineRule="auto" w:after="180"/>
+      </w:pPr>
+      <w:r>
+        <w:rPr>
+          <w:b w:val="0"/>
+        </w:rPr>
+        <w:t xml:space="preserve">Use the two formative questions as supported practice, not as independent mastery scores. Discuss the deciding </w:t>
+      </w:r>
+      <w:r>
+        <w:rPr>
+          <w:b/>
+        </w:rPr>
+        <w:t>evidence</w:t>
+      </w:r>
+      <w:r>
+        <w:rPr>
+          <w:b w:val="0"/>
+        </w:rPr>
+        <w:t xml:space="preserve"> rather than accepting a guessed selection.</w:t>
       </w:r>
     </w:p>
     <w:p>
-      <w:r>
-        <w:t>Use the earlier worked-explanation links to address a specific missing building block, then return to the current question. Adapt this suggestion after observing the learner; it is not an automatic diagnosis.</w:t>
+      <w:pPr>
+        <w:spacing w:line="336" w:lineRule="auto" w:after="180"/>
+      </w:pPr>
+      <w:r>
+        <w:rPr>
+          <w:b w:val="0"/>
+        </w:rPr>
+        <w:t>The feedback comes from the reviewed public worked case. Do not reveal the separately reserved independent teacher answer until the learner has attempted that case.</w:t>
       </w:r>
     </w:p>
     <w:p>
-      <w:r>
-        <w:t>Collect the completed-work portfolio as evidence. Record support separately from correctness, and assess explanation, trace/test and limitations. Progress ticks and quiz selections alone do not establish mastery.</w:t>
+      <w:pPr>
+        <w:spacing w:line="336" w:lineRule="auto" w:after="180"/>
+      </w:pPr>
+      <w:r>
+        <w:rPr>
+          <w:b w:val="0"/>
+        </w:rPr>
+        <w:t xml:space="preserve">Ask students to predict before running code. Preserve errors and actual </w:t>
+      </w:r>
+      <w:r>
+        <w:rPr>
+          <w:b/>
+        </w:rPr>
+        <w:t>output</w:t>
+      </w:r>
+      <w:r>
+        <w:rPr>
+          <w:b w:val="0"/>
+        </w:rPr>
+        <w:t>s; collect a changed test and an explanation. The branch-boundary and indexing lessons deliberately include failure cases.</w:t>
+      </w:r>
+    </w:p>
+    <w:p>
+      <w:pPr>
+        <w:spacing w:line="336" w:lineRule="auto" w:after="180"/>
+      </w:pPr>
+      <w:r>
+        <w:rPr>
+          <w:b w:val="0"/>
+        </w:rPr>
+        <w:t>Use the earlier worked-explanation links to address a specific missing building block, then return to the current question. Adapt this suggestion after observing the learner; it is not an automatic diagnosis.</w:t>
+      </w:r>
+    </w:p>
+    <w:p>
+      <w:pPr>
+        <w:spacing w:line="336" w:lineRule="auto" w:after="180"/>
+      </w:pPr>
+      <w:r>
+        <w:rPr>
+          <w:b w:val="0"/>
+        </w:rPr>
+        <w:t xml:space="preserve">Collect the completed-work portfolio as </w:t>
+      </w:r>
+      <w:r>
+        <w:rPr>
+          <w:b/>
+        </w:rPr>
+        <w:t>evidence</w:t>
+      </w:r>
+      <w:r>
+        <w:rPr>
+          <w:b w:val="0"/>
+        </w:rPr>
+        <w:t xml:space="preserve">. </w:t>
+      </w:r>
+      <w:r>
+        <w:rPr>
+          <w:b/>
+        </w:rPr>
+        <w:t>Record</w:t>
+      </w:r>
+      <w:r>
+        <w:rPr>
+          <w:b w:val="0"/>
+        </w:rPr>
+        <w:t xml:space="preserve"> support separately from correctness, and assess explanation, trace/test and limitations. Progress ticks and quiz selections alone do not establish mastery.</w:t>
+      </w:r>
+    </w:p>
+    <w:p>
+      <w:pPr>
+        <w:pStyle w:val="Heading1"/>
+      </w:pPr>
+      <w:r>
+        <w:t>09. Visual concept journey</w:t>
+      </w:r>
+    </w:p>
+    <w:p>
+      <w:r>
+        <w:t>Show one Dictionaries and records graphic at a time, request a prediction and discuss its trace before the independent assessment.</w:t>
+      </w:r>
+    </w:p>
+    <w:p>
+      <w:pPr>
+        <w:spacing w:line="336" w:lineRule="auto" w:after="180"/>
+      </w:pPr>
+      <w:r>
+        <w:rPr>
+          <w:b w:val="0"/>
+        </w:rPr>
+        <w:t xml:space="preserve">Use one picture at a time. Hide a worked result before asking for a </w:t>
+      </w:r>
+      <w:r>
+        <w:rPr>
+          <w:b/>
+        </w:rPr>
+        <w:t>prediction</w:t>
+      </w:r>
+      <w:r>
+        <w:rPr>
+          <w:b w:val="0"/>
+        </w:rPr>
+        <w:t>, then reveal it for feedback. These are supported teaching cases; retain the separate independent assessment for a fresh first attempt.</w:t>
+      </w:r>
+    </w:p>
+    <w:p>
+      <w:pPr>
+        <w:pStyle w:val="Heading3"/>
+      </w:pPr>
+      <w:r>
+        <w:t>01. Dictionaries and records: the case</w:t>
+      </w:r>
+    </w:p>
+    <w:p>
+      <w:r>
+        <w:drawing>
+          <wp:inline xmlns:a="http://schemas.openxmlformats.org/drawingml/2006/main" xmlns:pic="http://schemas.openxmlformats.org/drawingml/2006/picture">
+            <wp:extent cx="5486400" cy="2834640"/>
+            <wp:docPr id="2" name="Picture 2" descr="A zero field is still present. A dictionary record describes a shelf. The program distinguishes missing data from an actual zero. Supplied facts: Python 3: shelf={&quot;count&quot;:0,&quot;name&quot;:&quot;Atlas&quot;}; print(shelf[&quot;count&quot;]); print(shelf.get(&quot;price&quot;)); print(&quot;count&quot; in shelf)."/>
+            <wp:cNvGraphicFramePr>
+              <a:graphicFrameLocks noChangeAspect="1"/>
+            </wp:cNvGraphicFramePr>
+            <a:graphic>
+              <a:graphicData uri="http://schemas.openxmlformats.org/drawingml/2006/picture">
+                <pic:pic>
+                  <pic:nvPicPr>
+                    <pic:cNvPr id="0" name="academy-story-python-bridge-10-01.png"/>
+                    <pic:cNvPicPr/>
+                  </pic:nvPicPr>
+                  <pic:blipFill>
+                    <a:blip r:embed="rId10"/>
+                    <a:stretch>
+                      <a:fillRect/>
+                    </a:stretch>
+                  </pic:blipFill>
+                  <pic:spPr>
+                    <a:xfrm>
+                      <a:off x="0" y="0"/>
+                      <a:ext cx="5486400" cy="2834640"/>
+                    </a:xfrm>
+                    <a:prstGeom prst="rect"/>
+                  </pic:spPr>
+                </pic:pic>
+              </a:graphicData>
+            </a:graphic>
+          </wp:inline>
+        </w:drawing>
+      </w:r>
+    </w:p>
+    <w:p>
+      <w:pPr>
+        <w:spacing w:line="336" w:lineRule="auto" w:after="180"/>
+      </w:pPr>
+      <w:r>
+        <w:rPr>
+          <w:b w:val="0"/>
+        </w:rPr>
+        <w:t xml:space="preserve">A zero field is still present. A </w:t>
+      </w:r>
+      <w:r>
+        <w:rPr>
+          <w:b/>
+        </w:rPr>
+        <w:t>dictionary</w:t>
+      </w:r>
+      <w:r>
+        <w:rPr>
+          <w:b w:val="0"/>
+        </w:rPr>
+        <w:t xml:space="preserve"> </w:t>
+      </w:r>
+      <w:r>
+        <w:rPr>
+          <w:b/>
+        </w:rPr>
+        <w:t>record</w:t>
+      </w:r>
+      <w:r>
+        <w:rPr>
+          <w:b w:val="0"/>
+        </w:rPr>
+        <w:t xml:space="preserve"> describes a shelf. The program distinguishes missing data from an actual zero.</w:t>
+      </w:r>
+    </w:p>
+    <w:p>
+      <w:pPr>
+        <w:spacing w:line="336" w:lineRule="auto" w:after="180"/>
+      </w:pPr>
+      <w:r>
+        <w:rPr>
+          <w:b w:val="0"/>
+        </w:rPr>
+        <w:t>Supplied facts: Python 3: shelf={"count":0,"name":"Atlas"}; print(shelf["count"]); print(shelf.get("price")); print("count" in shelf).</w:t>
+      </w:r>
+    </w:p>
+    <w:p>
+      <w:pPr>
+        <w:spacing w:line="336" w:lineRule="auto" w:after="180"/>
+        <w:shd w:fill="F5F1FB"/>
+      </w:pPr>
+      <w:r>
+        <w:rPr>
+          <w:b w:val="0"/>
+        </w:rPr>
+        <w:t>Point to the given fact that matters most. Explain why it matters.</w:t>
+      </w:r>
+    </w:p>
+    <w:p>
+      <w:pPr>
+        <w:pStyle w:val="Heading3"/>
+      </w:pPr>
+      <w:r>
+        <w:t>Discuss while showing the picture</w:t>
+      </w:r>
+    </w:p>
+    <w:p>
+      <w:pPr>
+        <w:spacing w:line="336" w:lineRule="auto" w:after="180"/>
+        <w:shd w:fill="F1F6F8"/>
+      </w:pPr>
+      <w:r>
+        <w:rPr>
+          <w:b w:val="0"/>
+        </w:rPr>
+        <w:t>Teacher prompt: Point to the given fact that matters most. Explain why it matters. Ask learners to describe one label or arrow in ordinary words. Use the adjacent transcript if the image is difficult to see.</w:t>
+      </w:r>
+    </w:p>
+    <w:p>
+      <w:pPr>
+        <w:pStyle w:val="Heading3"/>
+      </w:pPr>
+      <w:r>
+        <w:t>02. Follow the deciding steps</w:t>
+      </w:r>
+    </w:p>
+    <w:p>
+      <w:r>
+        <w:drawing>
+          <wp:inline xmlns:a="http://schemas.openxmlformats.org/drawingml/2006/main" xmlns:pic="http://schemas.openxmlformats.org/drawingml/2006/picture">
+            <wp:extent cx="5486400" cy="3182112"/>
+            <wp:docPr id="3" name="Picture 3" descr="Read a stored field: count exists with numeric value 0. → Read an absent field: get(&quot;price&quot;) returns None because price is missing and no default was supplied. → Test key membership: &quot;count&quot; in shelf is True even though its value is zero."/>
+            <wp:cNvGraphicFramePr>
+              <a:graphicFrameLocks noChangeAspect="1"/>
+            </wp:cNvGraphicFramePr>
+            <a:graphic>
+              <a:graphicData uri="http://schemas.openxmlformats.org/drawingml/2006/picture">
+                <pic:pic>
+                  <pic:nvPicPr>
+                    <pic:cNvPr id="0" name="academy-story-python-bridge-10-02.png"/>
+                    <pic:cNvPicPr/>
+                  </pic:nvPicPr>
+                  <pic:blipFill>
+                    <a:blip r:embed="rId11"/>
+                    <a:stretch>
+                      <a:fillRect/>
+                    </a:stretch>
+                  </pic:blipFill>
+                  <pic:spPr>
+                    <a:xfrm>
+                      <a:off x="0" y="0"/>
+                      <a:ext cx="5486400" cy="3182112"/>
+                    </a:xfrm>
+                    <a:prstGeom prst="rect"/>
+                  </pic:spPr>
+                </pic:pic>
+              </a:graphicData>
+            </a:graphic>
+          </wp:inline>
+        </w:drawing>
+      </w:r>
+    </w:p>
+    <w:p>
+      <w:pPr>
+        <w:spacing w:line="336" w:lineRule="auto" w:after="180"/>
+      </w:pPr>
+      <w:r>
+        <w:rPr>
+          <w:b w:val="0"/>
+        </w:rPr>
+        <w:t>Read a stored field: count exists with numeric value 0. → Read an absent field: get("price") returns None because price is missing and no default was supplied. → Test key membership: "count" in shelf is True even though its value is zero.</w:t>
+      </w:r>
+    </w:p>
+    <w:p>
+      <w:pPr>
+        <w:spacing w:line="336" w:lineRule="auto" w:after="180"/>
+        <w:shd w:fill="F5F1FB"/>
+      </w:pPr>
+      <w:r>
+        <w:rPr>
+          <w:b w:val="0"/>
+        </w:rPr>
+        <w:t xml:space="preserve">Point to each numbered stage and explain which </w:t>
+      </w:r>
+      <w:r>
+        <w:rPr>
+          <w:b/>
+        </w:rPr>
+        <w:t>record</w:t>
+      </w:r>
+      <w:r>
+        <w:rPr>
+          <w:b w:val="0"/>
+        </w:rPr>
+        <w:t xml:space="preserve">ed </w:t>
+      </w:r>
+      <w:r>
+        <w:rPr>
+          <w:b/>
+        </w:rPr>
+        <w:t>input</w:t>
+      </w:r>
+      <w:r>
+        <w:rPr>
+          <w:b w:val="0"/>
+        </w:rPr>
+        <w:t xml:space="preserve"> it uses.</w:t>
+      </w:r>
+    </w:p>
+    <w:p>
+      <w:pPr>
+        <w:pStyle w:val="Heading3"/>
+      </w:pPr>
+      <w:r>
+        <w:t>Discuss while showing the picture</w:t>
+      </w:r>
+    </w:p>
+    <w:p>
+      <w:pPr>
+        <w:spacing w:line="336" w:lineRule="auto" w:after="180"/>
+        <w:shd w:fill="F1F6F8"/>
+      </w:pPr>
+      <w:r>
+        <w:rPr>
+          <w:b w:val="0"/>
+        </w:rPr>
+        <w:t xml:space="preserve">Teacher prompt: Point to each numbered stage and explain which </w:t>
+      </w:r>
+      <w:r>
+        <w:rPr>
+          <w:b/>
+        </w:rPr>
+        <w:t>record</w:t>
+      </w:r>
+      <w:r>
+        <w:rPr>
+          <w:b w:val="0"/>
+        </w:rPr>
+        <w:t xml:space="preserve">ed </w:t>
+      </w:r>
+      <w:r>
+        <w:rPr>
+          <w:b/>
+        </w:rPr>
+        <w:t>input</w:t>
+      </w:r>
+      <w:r>
+        <w:rPr>
+          <w:b w:val="0"/>
+        </w:rPr>
+        <w:t xml:space="preserve"> it uses. Ask learners to describe one label or arrow in ordinary words. Use the adjacent transcript if the image is difficult to see.</w:t>
+      </w:r>
+    </w:p>
+    <w:p>
+      <w:pPr>
+        <w:pStyle w:val="Heading3"/>
+      </w:pPr>
+      <w:r>
+        <w:t>03. Follow the evidence</w:t>
+      </w:r>
+    </w:p>
+    <w:p>
+      <w:r>
+        <w:drawing>
+          <wp:inline xmlns:a="http://schemas.openxmlformats.org/drawingml/2006/main" xmlns:pic="http://schemas.openxmlformats.org/drawingml/2006/picture">
+            <wp:extent cx="5486400" cy="2834640"/>
+            <wp:docPr id="4" name="Picture 4" descr="Follow the evidence. Read used | 4 | 12 - 4 = 8. Update used | 6 | 12 - 6 = 6"/>
+            <wp:cNvGraphicFramePr>
+              <a:graphicFrameLocks noChangeAspect="1"/>
+            </wp:cNvGraphicFramePr>
+            <a:graphic>
+              <a:graphicData uri="http://schemas.openxmlformats.org/drawingml/2006/picture">
+                <pic:pic>
+                  <pic:nvPicPr>
+                    <pic:cNvPr id="0" name="academy-story-python-bridge-10-03.png"/>
+                    <pic:cNvPicPr/>
+                  </pic:nvPicPr>
+                  <pic:blipFill>
+                    <a:blip r:embed="rId12"/>
+                    <a:stretch>
+                      <a:fillRect/>
+                    </a:stretch>
+                  </pic:blipFill>
+                  <pic:spPr>
+                    <a:xfrm>
+                      <a:off x="0" y="0"/>
+                      <a:ext cx="5486400" cy="2834640"/>
+                    </a:xfrm>
+                    <a:prstGeom prst="rect"/>
+                  </pic:spPr>
+                </pic:pic>
+              </a:graphicData>
+            </a:graphic>
+          </wp:inline>
+        </w:drawing>
+      </w:r>
+    </w:p>
+    <w:p>
+      <w:pPr>
+        <w:spacing w:line="336" w:lineRule="auto" w:after="180"/>
+      </w:pPr>
+      <w:r>
+        <w:rPr>
+          <w:b w:val="0"/>
+        </w:rPr>
+        <w:t xml:space="preserve">Follow the </w:t>
+      </w:r>
+      <w:r>
+        <w:rPr>
+          <w:b/>
+        </w:rPr>
+        <w:t>evidence</w:t>
+      </w:r>
+      <w:r>
+        <w:rPr>
+          <w:b w:val="0"/>
+        </w:rPr>
+        <w:t>. Read used | 4 | 12 - 4 = 8. Update used | 6 | 12 - 6 = 6</w:t>
+      </w:r>
+    </w:p>
+    <w:p>
+      <w:pPr>
+        <w:spacing w:line="336" w:lineRule="auto" w:after="180"/>
+        <w:shd w:fill="F5F1FB"/>
+      </w:pPr>
+      <w:r>
+        <w:rPr>
+          <w:b w:val="0"/>
+        </w:rPr>
+        <w:t>Read the labels and values. Explain the relationship the model shows.</w:t>
+      </w:r>
+    </w:p>
+    <w:p>
+      <w:pPr>
+        <w:pStyle w:val="Heading3"/>
+      </w:pPr>
+      <w:r>
+        <w:t>Discuss while showing the picture</w:t>
+      </w:r>
+    </w:p>
+    <w:p>
+      <w:pPr>
+        <w:spacing w:line="336" w:lineRule="auto" w:after="180"/>
+        <w:shd w:fill="F1F6F8"/>
+      </w:pPr>
+      <w:r>
+        <w:rPr>
+          <w:b w:val="0"/>
+        </w:rPr>
+        <w:t>Teacher prompt: Read the labels and values. Explain the relationship the model shows. Ask learners to describe one label or arrow in ordinary words. Use the adjacent transcript if the image is difficult to see.</w:t>
+      </w:r>
+    </w:p>
+    <w:p>
+      <w:pPr>
+        <w:pStyle w:val="Heading3"/>
+      </w:pPr>
+      <w:r>
+        <w:t>04. Change one thing. Trace what follows.</w:t>
+      </w:r>
+    </w:p>
+    <w:p>
+      <w:r>
+        <w:drawing>
+          <wp:inline xmlns:a="http://schemas.openxmlformats.org/drawingml/2006/main" xmlns:pic="http://schemas.openxmlformats.org/drawingml/2006/picture">
+            <wp:extent cx="5486400" cy="3026664"/>
+            <wp:docPr id="5" name="Picture 5" descr="Original case: &quot;count&quot; in shelf is True even though its value is zero. Changed condition: Add the field price with value 0. Expected result: The price lookup now returns 0 instead of None. Reason: A recorded zero is a present value, whereas the earlier lookup had no field."/>
+            <wp:cNvGraphicFramePr>
+              <a:graphicFrameLocks noChangeAspect="1"/>
+            </wp:cNvGraphicFramePr>
+            <a:graphic>
+              <a:graphicData uri="http://schemas.openxmlformats.org/drawingml/2006/picture">
+                <pic:pic>
+                  <pic:nvPicPr>
+                    <pic:cNvPr id="0" name="academy-story-python-bridge-10-04.png"/>
+                    <pic:cNvPicPr/>
+                  </pic:nvPicPr>
+                  <pic:blipFill>
+                    <a:blip r:embed="rId13"/>
+                    <a:stretch>
+                      <a:fillRect/>
+                    </a:stretch>
+                  </pic:blipFill>
+                  <pic:spPr>
+                    <a:xfrm>
+                      <a:off x="0" y="0"/>
+                      <a:ext cx="5486400" cy="3026664"/>
+                    </a:xfrm>
+                    <a:prstGeom prst="rect"/>
+                  </pic:spPr>
+                </pic:pic>
+              </a:graphicData>
+            </a:graphic>
+          </wp:inline>
+        </w:drawing>
+      </w:r>
+    </w:p>
+    <w:p>
+      <w:pPr>
+        <w:spacing w:line="336" w:lineRule="auto" w:after="180"/>
+      </w:pPr>
+      <w:r>
+        <w:rPr>
+          <w:b w:val="0"/>
+        </w:rPr>
+        <w:t>Original case: "count" in shelf is True even though its value is zero. Changed condition: Add the field price with value 0. Expected result: The price lookup now returns 0 instead of None.</w:t>
+      </w:r>
+    </w:p>
+    <w:p>
+      <w:pPr>
+        <w:spacing w:line="336" w:lineRule="auto" w:after="180"/>
+      </w:pPr>
+      <w:r>
+        <w:rPr>
+          <w:b w:val="0"/>
+        </w:rPr>
+        <w:t xml:space="preserve">Reason: A </w:t>
+      </w:r>
+      <w:r>
+        <w:rPr>
+          <w:b/>
+        </w:rPr>
+        <w:t>record</w:t>
+      </w:r>
+      <w:r>
+        <w:rPr>
+          <w:b w:val="0"/>
+        </w:rPr>
+        <w:t>ed zero is a present value, whereas the earlier lookup had no field.</w:t>
+      </w:r>
+    </w:p>
+    <w:p>
+      <w:pPr>
+        <w:spacing w:line="336" w:lineRule="auto" w:after="180"/>
+        <w:shd w:fill="F5F1FB"/>
+      </w:pPr>
+      <w:r>
+        <w:rPr>
+          <w:b w:val="0"/>
+        </w:rPr>
+        <w:t>Predict before checking the worked changed-case result. Name what changed and what the supplied facts allow you to conclude.</w:t>
+      </w:r>
+    </w:p>
+    <w:p>
+      <w:pPr>
+        <w:pStyle w:val="Heading3"/>
+      </w:pPr>
+      <w:r>
+        <w:t>Discuss while showing the picture</w:t>
+      </w:r>
+    </w:p>
+    <w:p>
+      <w:pPr>
+        <w:spacing w:line="336" w:lineRule="auto" w:after="180"/>
+        <w:shd w:fill="F1F6F8"/>
+      </w:pPr>
+      <w:r>
+        <w:rPr>
+          <w:b w:val="0"/>
+        </w:rPr>
+        <w:t>Teacher prompt: Predict before checking the worked changed-case result. Name what changed and what the supplied facts allow you to conclude. Ask learners to describe one label or arrow in ordinary words.</w:t>
+      </w:r>
+    </w:p>
+    <w:p>
+      <w:pPr>
+        <w:spacing w:line="336" w:lineRule="auto" w:after="180"/>
+        <w:shd w:fill="F1F6F8"/>
+      </w:pPr>
+      <w:r>
+        <w:rPr>
+          <w:b w:val="0"/>
+        </w:rPr>
+        <w:t xml:space="preserve">Use the adjacent transcript if the image is difficult to see. Changed-case reasoning: A </w:t>
+      </w:r>
+      <w:r>
+        <w:rPr>
+          <w:b/>
+        </w:rPr>
+        <w:t>record</w:t>
+      </w:r>
+      <w:r>
+        <w:rPr>
+          <w:b w:val="0"/>
+        </w:rPr>
+        <w:t>ed zero is a present value, whereas the earlier lookup had no field.</w:t>
+      </w:r>
+    </w:p>
+    <w:p>
+      <w:pPr>
+        <w:pStyle w:val="Heading3"/>
+      </w:pPr>
+      <w:r>
+        <w:t>05. Connect the explanation to its limit</w:t>
+      </w:r>
+    </w:p>
+    <w:p>
+      <w:r>
+        <w:drawing>
+          <wp:inline xmlns:a="http://schemas.openxmlformats.org/drawingml/2006/main" xmlns:pic="http://schemas.openxmlformats.org/drawingml/2006/picture">
+            <wp:extent cx="5486400" cy="2834640"/>
+            <wp:docPr id="6" name="Picture 6" descr="Dictionary keys name fields. Presence is different from truthiness of a value; a measured zero should not be discarded as if the field were absent. Limit: None is also a possible explicitly stored value; real record contracts must define how missing and null values are represented."/>
+            <wp:cNvGraphicFramePr>
+              <a:graphicFrameLocks noChangeAspect="1"/>
+            </wp:cNvGraphicFramePr>
+            <a:graphic>
+              <a:graphicData uri="http://schemas.openxmlformats.org/drawingml/2006/picture">
+                <pic:pic>
+                  <pic:nvPicPr>
+                    <pic:cNvPr id="0" name="academy-story-python-bridge-10-05.png"/>
+                    <pic:cNvPicPr/>
+                  </pic:nvPicPr>
+                  <pic:blipFill>
+                    <a:blip r:embed="rId14"/>
+                    <a:stretch>
+                      <a:fillRect/>
+                    </a:stretch>
+                  </pic:blipFill>
+                  <pic:spPr>
+                    <a:xfrm>
+                      <a:off x="0" y="0"/>
+                      <a:ext cx="5486400" cy="2834640"/>
+                    </a:xfrm>
+                    <a:prstGeom prst="rect"/>
+                  </pic:spPr>
+                </pic:pic>
+              </a:graphicData>
+            </a:graphic>
+          </wp:inline>
+        </w:drawing>
+      </w:r>
+    </w:p>
+    <w:p>
+      <w:pPr>
+        <w:spacing w:line="336" w:lineRule="auto" w:after="180"/>
+      </w:pPr>
+      <w:r>
+        <w:rPr>
+          <w:b/>
+        </w:rPr>
+        <w:t>Dictionary</w:t>
+      </w:r>
+      <w:r>
+        <w:rPr>
+          <w:b w:val="0"/>
+        </w:rPr>
+        <w:t xml:space="preserve"> keys name fields. Presence is different from truthiness of a value; a measured zero should not be discarded as if the field were absent.</w:t>
+      </w:r>
+    </w:p>
+    <w:p>
+      <w:pPr>
+        <w:spacing w:line="336" w:lineRule="auto" w:after="180"/>
+      </w:pPr>
+      <w:r>
+        <w:rPr>
+          <w:b w:val="0"/>
+        </w:rPr>
+        <w:t xml:space="preserve">Limit: None is also a possible explicitly stored value; real </w:t>
+      </w:r>
+      <w:r>
+        <w:rPr>
+          <w:b/>
+        </w:rPr>
+        <w:t>record</w:t>
+      </w:r>
+      <w:r>
+        <w:rPr>
+          <w:b w:val="0"/>
+        </w:rPr>
+        <w:t xml:space="preserve"> contracts must define how missing and null values are represented.</w:t>
+      </w:r>
+    </w:p>
+    <w:p>
+      <w:pPr>
+        <w:spacing w:line="336" w:lineRule="auto" w:after="180"/>
+        <w:shd w:fill="F5F1FB"/>
+      </w:pPr>
+      <w:r>
+        <w:rPr>
+          <w:b w:val="0"/>
+        </w:rPr>
+        <w:t>Explain the case, then point to a limit on the claim.</w:t>
+      </w:r>
+    </w:p>
+    <w:p>
+      <w:pPr>
+        <w:pStyle w:val="Heading3"/>
+      </w:pPr>
+      <w:r>
+        <w:t>Discuss while showing the picture</w:t>
+      </w:r>
+    </w:p>
+    <w:p>
+      <w:pPr>
+        <w:spacing w:line="336" w:lineRule="auto" w:after="180"/>
+        <w:shd w:fill="F1F6F8"/>
+      </w:pPr>
+      <w:r>
+        <w:rPr>
+          <w:b w:val="0"/>
+        </w:rPr>
+        <w:t>Teacher prompt: Explain the case, then point to a limit on the claim. Ask learners to describe one label or arrow in ordinary words. Use the adjacent transcript if the image is difficult to see.</w:t>
+      </w:r>
+    </w:p>
+    <w:p>
+      <w:pPr>
+        <w:spacing w:line="336" w:lineRule="auto" w:after="180"/>
+        <w:shd w:fill="F1F6F8"/>
+      </w:pPr>
+      <w:r>
+        <w:rPr>
+          <w:b w:val="0"/>
+        </w:rPr>
+        <w:t xml:space="preserve">Keep the stated scope: None is also a possible explicitly stored value; real </w:t>
+      </w:r>
+      <w:r>
+        <w:rPr>
+          <w:b/>
+        </w:rPr>
+        <w:t>record</w:t>
+      </w:r>
+      <w:r>
+        <w:rPr>
+          <w:b w:val="0"/>
+        </w:rPr>
+        <w:t xml:space="preserve"> contracts must define how missing and null values are represented.</w:t>
+      </w:r>
+    </w:p>
+    <w:p>
+      <w:pPr>
+        <w:pStyle w:val="Heading3"/>
+      </w:pPr>
+      <w:r>
+        <w:t>06. Make the idea visible in your project</w:t>
+      </w:r>
+    </w:p>
+    <w:p>
+      <w:r>
+        <w:drawing>
+          <wp:inline xmlns:a="http://schemas.openxmlformats.org/drawingml/2006/main" xmlns:pic="http://schemas.openxmlformats.org/drawingml/2006/picture">
+            <wp:extent cx="5486400" cy="3681984"/>
+            <wp:docPr id="7" name="Picture 7" descr="For Python readiness before the Responsible Plant Classifier, retain a trace of the values, the predicted outputs and the changed-case explanation. Use actual Python 3 results to check the prediction after reasoning first. Draw your input, deciding step, result and limit. Supported question: Predict all three original outputs. Explain the difference between count=0 and missing price, then predict the lookup after price=0 is added."/>
+            <wp:cNvGraphicFramePr>
+              <a:graphicFrameLocks noChangeAspect="1"/>
+            </wp:cNvGraphicFramePr>
+            <a:graphic>
+              <a:graphicData uri="http://schemas.openxmlformats.org/drawingml/2006/picture">
+                <pic:pic>
+                  <pic:nvPicPr>
+                    <pic:cNvPr id="0" name="academy-story-python-bridge-10-06.png"/>
+                    <pic:cNvPicPr/>
+                  </pic:nvPicPr>
+                  <pic:blipFill>
+                    <a:blip r:embed="rId15"/>
+                    <a:stretch>
+                      <a:fillRect/>
+                    </a:stretch>
+                  </pic:blipFill>
+                  <pic:spPr>
+                    <a:xfrm>
+                      <a:off x="0" y="0"/>
+                      <a:ext cx="5486400" cy="3681984"/>
+                    </a:xfrm>
+                    <a:prstGeom prst="rect"/>
+                  </pic:spPr>
+                </pic:pic>
+              </a:graphicData>
+            </a:graphic>
+          </wp:inline>
+        </w:drawing>
+      </w:r>
+    </w:p>
+    <w:p>
+      <w:pPr>
+        <w:spacing w:line="336" w:lineRule="auto" w:after="180"/>
+      </w:pPr>
+      <w:r>
+        <w:rPr>
+          <w:b w:val="0"/>
+        </w:rPr>
+        <w:t xml:space="preserve">For Python readiness before the Responsible Plant Classifier, retain a trace of the values, the predicted </w:t>
+      </w:r>
+      <w:r>
+        <w:rPr>
+          <w:b/>
+        </w:rPr>
+        <w:t>output</w:t>
+      </w:r>
+      <w:r>
+        <w:rPr>
+          <w:b w:val="0"/>
+        </w:rPr>
+        <w:t xml:space="preserve">s and the changed-case explanation. Use actual Python 3 results to check the </w:t>
+      </w:r>
+      <w:r>
+        <w:rPr>
+          <w:b/>
+        </w:rPr>
+        <w:t>prediction</w:t>
+      </w:r>
+      <w:r>
+        <w:rPr>
+          <w:b w:val="0"/>
+        </w:rPr>
+        <w:t xml:space="preserve"> after reasoning first.</w:t>
+      </w:r>
+    </w:p>
+    <w:p>
+      <w:pPr>
+        <w:spacing w:line="336" w:lineRule="auto" w:after="180"/>
+      </w:pPr>
+      <w:r>
+        <w:rPr>
+          <w:b w:val="0"/>
+        </w:rPr>
+        <w:t xml:space="preserve">Draw your </w:t>
+      </w:r>
+      <w:r>
+        <w:rPr>
+          <w:b/>
+        </w:rPr>
+        <w:t>input</w:t>
+      </w:r>
+      <w:r>
+        <w:rPr>
+          <w:b w:val="0"/>
+        </w:rPr>
+        <w:t xml:space="preserve">, deciding step, result and limit. Supported question: Predict all three original </w:t>
+      </w:r>
+      <w:r>
+        <w:rPr>
+          <w:b/>
+        </w:rPr>
+        <w:t>output</w:t>
+      </w:r>
+      <w:r>
+        <w:rPr>
+          <w:b w:val="0"/>
+        </w:rPr>
+        <w:t>s. Explain the difference between count=0 and missing price, then predict the lookup after price=0 is added.</w:t>
+      </w:r>
+    </w:p>
+    <w:p>
+      <w:pPr>
+        <w:spacing w:line="336" w:lineRule="auto" w:after="180"/>
+        <w:shd w:fill="F5F1FB"/>
+      </w:pPr>
+      <w:r>
+        <w:rPr>
+          <w:b w:val="0"/>
+        </w:rPr>
+        <w:t xml:space="preserve">Draw your project trace and justify the deciding step using </w:t>
+      </w:r>
+      <w:r>
+        <w:rPr>
+          <w:b/>
+        </w:rPr>
+        <w:t>evidence</w:t>
+      </w:r>
+      <w:r>
+        <w:rPr>
+          <w:b w:val="0"/>
+        </w:rPr>
+        <w:t>.</w:t>
+      </w:r>
+    </w:p>
+    <w:p>
+      <w:pPr>
+        <w:pStyle w:val="Heading3"/>
+      </w:pPr>
+      <w:r>
+        <w:t>Discuss while showing the picture</w:t>
+      </w:r>
+    </w:p>
+    <w:p>
+      <w:pPr>
+        <w:spacing w:line="336" w:lineRule="auto" w:after="180"/>
+        <w:shd w:fill="F1F6F8"/>
+      </w:pPr>
+      <w:r>
+        <w:rPr>
+          <w:b w:val="0"/>
+        </w:rPr>
+        <w:t xml:space="preserve">Teacher prompt: Draw your project trace and justify the deciding step using </w:t>
+      </w:r>
+      <w:r>
+        <w:rPr>
+          <w:b/>
+        </w:rPr>
+        <w:t>evidence</w:t>
+      </w:r>
+      <w:r>
+        <w:rPr>
+          <w:b w:val="0"/>
+        </w:rPr>
+        <w:t>. Ask learners to describe one label or arrow in ordinary words. Use the adjacent transcript if the image is difficult to see.</w:t>
+      </w:r>
+    </w:p>
+    <w:p>
+      <w:pPr>
+        <w:spacing w:line="336" w:lineRule="auto" w:after="180"/>
+        <w:shd w:fill="F1F6F8"/>
+      </w:pPr>
+      <w:r>
+        <w:rPr>
+          <w:b w:val="0"/>
+        </w:rPr>
+        <w:t xml:space="preserve">Supported practice key: </w:t>
+      </w:r>
+      <w:r>
+        <w:rPr>
+          <w:b/>
+        </w:rPr>
+        <w:t>Output</w:t>
+      </w:r>
+      <w:r>
+        <w:rPr>
+          <w:b w:val="0"/>
+        </w:rPr>
+        <w:t>s are 0, None, True. count is present with zero; price is absent. Adding price=0 makes get("price") return 0 without changing count membership.</w:t>
       </w:r>
     </w:p>
     <w:sectPr>

--- a/downloads/teacher/bridge-week-10.docx
+++ b/downloads/teacher/bridge-week-10.docx
@@ -201,7 +201,7 @@
           </w:tcPr>
           <w:p>
             <w:r>
-              <w:t>Sections 9 and 11–14. Give extra time to finish the full task set; use Section 15 when the week includes a coding lab.</w:t>
+              <w:t>Use “Run the investigation”, “Connect your project”, “Show what you know”, “Study a complete case” and “Try a new case independently”. Give extra time for the full task set. If this week has a coding lab, use its named section; section numbers can change when extra explanations are included.</w:t>
             </w:r>
           </w:p>
         </w:tc>
@@ -1615,6 +1615,26 @@
     <w:p>
       <w:r>
         <w:t>Demonstrate Dictionaries and records, reduce support deliberately and check individual reasoning before discussing answers.</w:t>
+      </w:r>
+    </w:p>
+    <w:p>
+      <w:pPr>
+        <w:pStyle w:val="Heading3"/>
+      </w:pPr>
+      <w:r>
+        <w:t>Choose the pacing route</w:t>
+      </w:r>
+    </w:p>
+    <w:p>
+      <w:pPr>
+        <w:spacing w:line="336" w:lineRule="auto" w:after="180"/>
+        <w:shd w:fill="F1F6F8"/>
+      </w:pPr>
+      <w:r>
+        <w:rPr>
+          <w:b w:val="0"/>
+        </w:rPr>
+        <w:t>Compact alternative: this two-session sequence covers selected core tasks. Use the three-session weekly plan for the full lesson, independent transfer, feedback and project work; allow extra time for extensions.</w:t>
       </w:r>
     </w:p>
     <w:tbl>
@@ -3980,7 +4000,7 @@
           </w:tcPr>
           <w:p>
             <w:r>
-              <w:t>Sections 9 and 11–14. Give extra time to finish the full task set; use Section 15 when the week includes a coding lab.</w:t>
+              <w:t>Use “Run the investigation”, “Connect your project”, “Show what you know”, “Study a complete case” and “Try a new case independently”. Give extra time for the full task set. If this week has a coding lab, use its named section; section numbers can change when extra explanations are included.</w:t>
             </w:r>
           </w:p>
         </w:tc>

--- a/downloads/teacher/bridge-week-10.docx
+++ b/downloads/teacher/bridge-week-10.docx
@@ -25,20 +25,38 @@
         <w:pStyle w:val="Heading1"/>
       </w:pPr>
       <w:r>
-        <w:t>01. Prepare the purpose, prerequisites and materials</w:t>
+        <w:t>Teach field identity, value and validity as separate checks.</w:t>
       </w:r>
     </w:p>
     <w:p>
       <w:r>
-        <w:t>Prepare Dictionaries and records: check the target, prerequisites, resources and adaptable teaching schedule.</w:t>
+        <w:t>Supply complete named records, preserve wrong-key errors and clarify None versus absence before assessment.</w:t>
       </w:r>
     </w:p>
     <w:p>
-      <w:pPr>
-        <w:pStyle w:val="Heading3"/>
-      </w:pPr>
-      <w:r>
-        <w:t>Teach the learning cycle</w:t>
+      <w:r>
+        <w:t>Ask whether the key exists, which value it holds and whether that value meets the task’s schema.</w:t>
+      </w:r>
+    </w:p>
+    <w:p>
+      <w:pPr>
+        <w:pStyle w:val="Heading1"/>
+      </w:pPr>
+      <w:r>
+        <w:t>01. Prepare the connected bridge lesson</w:t>
+      </w:r>
+    </w:p>
+    <w:p>
+      <w:r>
+        <w:t>Check prior exposure and keep execution practice distinct from paper reasoning.</w:t>
+      </w:r>
+    </w:p>
+    <w:p>
+      <w:pPr>
+        <w:pStyle w:val="Heading2"/>
+      </w:pPr>
+      <w:r>
+        <w:t>Goal and main plan</w:t>
       </w:r>
     </w:p>
     <w:p>
@@ -263,10 +281,10 @@
     </w:p>
     <w:p>
       <w:pPr>
-        <w:pStyle w:val="Heading3"/>
-      </w:pPr>
-      <w:r>
-        <w:t>Return values and local state</w:t>
+        <w:pStyle w:val="Heading2"/>
+      </w:pPr>
+      <w:r>
+        <w:t>Retrieval and prerequisite guidance</w:t>
       </w:r>
     </w:p>
     <w:p>
@@ -432,10 +450,10 @@
     </w:p>
     <w:p>
       <w:pPr>
-        <w:pStyle w:val="Heading3"/>
-      </w:pPr>
-      <w:r>
-        <w:t>Outcomes</w:t>
+        <w:pStyle w:val="Heading2"/>
+      </w:pPr>
+      <w:r>
+        <w:t>Materials and readiness</w:t>
       </w:r>
     </w:p>
     <w:p>
@@ -446,19 +464,7 @@
         <w:rPr>
           <w:b w:val="0"/>
         </w:rPr>
-        <w:t xml:space="preserve">Read and update named </w:t>
-      </w:r>
-      <w:r>
-        <w:rPr>
-          <w:b/>
-        </w:rPr>
-        <w:t>dictionary</w:t>
-      </w:r>
-      <w:r>
-        <w:rPr>
-          <w:b w:val="0"/>
-        </w:rPr>
-        <w:t xml:space="preserve"> fields</w:t>
+        <w:t>Python 3 editor with a fresh local practice file</w:t>
       </w:r>
     </w:p>
     <w:p>
@@ -469,19 +475,7 @@
         <w:rPr>
           <w:b w:val="0"/>
         </w:rPr>
-        <w:t xml:space="preserve">Connect a </w:t>
-      </w:r>
-      <w:r>
-        <w:rPr>
-          <w:b/>
-        </w:rPr>
-        <w:t>record</w:t>
-      </w:r>
-      <w:r>
-        <w:rPr>
-          <w:b w:val="0"/>
-        </w:rPr>
-        <w:t xml:space="preserve"> to a function call</w:t>
+        <w:t>Paper trace table and the student workbook</w:t>
       </w:r>
     </w:p>
     <w:p>
@@ -492,26 +486,50 @@
         <w:rPr>
           <w:b w:val="0"/>
         </w:rPr>
-        <w:t>Distinguish missing fields from zero values</w:t>
+        <w:t xml:space="preserve">Fictional </w:t>
+      </w:r>
+      <w:r>
+        <w:rPr>
+          <w:b/>
+        </w:rPr>
+        <w:t>input</w:t>
+      </w:r>
+      <w:r>
+        <w:rPr>
+          <w:b w:val="0"/>
+        </w:rPr>
+        <w:t xml:space="preserve"> </w:t>
+      </w:r>
+      <w:r>
+        <w:rPr>
+          <w:b/>
+        </w:rPr>
+        <w:t>record</w:t>
+      </w:r>
+      <w:r>
+        <w:rPr>
+          <w:b w:val="0"/>
+        </w:rPr>
+        <w:t>s from this lesson; no real student identifiers</w:t>
       </w:r>
     </w:p>
     <w:p>
       <w:pPr>
-        <w:pStyle w:val="Heading3"/>
-      </w:pPr>
-      <w:r>
-        <w:t>Preparation</w:t>
+        <w:spacing w:line="336" w:lineRule="auto" w:after="180"/>
+      </w:pPr>
+      <w:r>
+        <w:rPr>
+          <w:b w:val="0"/>
+        </w:rPr>
+        <w:t>5; the caller may store or print it.</w:t>
       </w:r>
     </w:p>
     <w:p>
       <w:pPr>
-        <w:spacing w:line="336" w:lineRule="auto" w:after="180"/>
-      </w:pPr>
-      <w:r>
-        <w:rPr>
-          <w:b w:val="0"/>
-        </w:rPr>
-        <w:t>Python 3 editor with a fresh local practice file</w:t>
+        <w:pStyle w:val="Heading2"/>
+      </w:pPr>
+      <w:r>
+        <w:t>End goal</w:t>
       </w:r>
     </w:p>
     <w:p>
@@ -522,42 +540,27 @@
         <w:rPr>
           <w:b w:val="0"/>
         </w:rPr>
-        <w:t>Paper trace table and the student workbook</w:t>
+        <w:t xml:space="preserve">Trace dictionaries and </w:t>
+      </w:r>
+      <w:r>
+        <w:rPr>
+          <w:b/>
+        </w:rPr>
+        <w:t>record</w:t>
+      </w:r>
+      <w:r>
+        <w:rPr>
+          <w:b w:val="0"/>
+        </w:rPr>
+        <w:t>s and explain the changed program before running it.</w:t>
       </w:r>
     </w:p>
     <w:p>
       <w:pPr>
-        <w:spacing w:line="336" w:lineRule="auto" w:after="180"/>
-      </w:pPr>
-      <w:r>
-        <w:rPr>
-          <w:b w:val="0"/>
-        </w:rPr>
-        <w:t xml:space="preserve">Fictional </w:t>
-      </w:r>
-      <w:r>
-        <w:rPr>
-          <w:b/>
-        </w:rPr>
-        <w:t>input</w:t>
-      </w:r>
-      <w:r>
-        <w:rPr>
-          <w:b w:val="0"/>
-        </w:rPr>
-        <w:t xml:space="preserve"> </w:t>
-      </w:r>
-      <w:r>
-        <w:rPr>
-          <w:b/>
-        </w:rPr>
-        <w:t>record</w:t>
-      </w:r>
-      <w:r>
-        <w:rPr>
-          <w:b w:val="0"/>
-        </w:rPr>
-        <w:t>s from this lesson; no real student identifiers</w:t>
+        <w:pStyle w:val="Heading2"/>
+      </w:pPr>
+      <w:r>
+        <w:t>Earlier wording, alternatives and picture transcripts · reference / check after trying</w:t>
       </w:r>
     </w:p>
     <w:p>
@@ -565,18 +568,15 @@
         <w:pStyle w:val="Heading3"/>
       </w:pPr>
       <w:r>
-        <w:t>Prerequisite answer</w:t>
+        <w:t>Teach the learning cycle</w:t>
       </w:r>
     </w:p>
     <w:p>
       <w:pPr>
-        <w:spacing w:line="336" w:lineRule="auto" w:after="180"/>
-      </w:pPr>
-      <w:r>
-        <w:rPr>
-          <w:b w:val="0"/>
-        </w:rPr>
-        <w:t>5; the caller may store or print it.</w:t>
+        <w:pStyle w:val="Heading3"/>
+      </w:pPr>
+      <w:r>
+        <w:t>Return values and local state</w:t>
       </w:r>
     </w:p>
     <w:p>
@@ -584,7 +584,7 @@
         <w:pStyle w:val="Heading3"/>
       </w:pPr>
       <w:r>
-        <w:t>End goal for the pictorial case</w:t>
+        <w:t>Outcomes</w:t>
       </w:r>
     </w:p>
     <w:p>
@@ -595,19 +595,19 @@
         <w:rPr>
           <w:b w:val="0"/>
         </w:rPr>
-        <w:t xml:space="preserve">Trace dictionaries and </w:t>
+        <w:t xml:space="preserve">Read and update named </w:t>
       </w:r>
       <w:r>
         <w:rPr>
           <w:b/>
         </w:rPr>
-        <w:t>record</w:t>
+        <w:t>dictionary</w:t>
       </w:r>
       <w:r>
         <w:rPr>
           <w:b w:val="0"/>
         </w:rPr>
-        <w:t>s and explain the changed program before running it.</w:t>
+        <w:t xml:space="preserve"> fields</w:t>
       </w:r>
     </w:p>
     <w:p>
@@ -618,54 +618,54 @@
         <w:rPr>
           <w:b w:val="0"/>
         </w:rPr>
-        <w:t>This added worked case illustrates the week’s main idea. Retain all original and connected topics; schedule its practice within the teaching cycle.</w:t>
+        <w:t xml:space="preserve">Connect a </w:t>
+      </w:r>
+      <w:r>
+        <w:rPr>
+          <w:b/>
+        </w:rPr>
+        <w:t>record</w:t>
+      </w:r>
+      <w:r>
+        <w:rPr>
+          <w:b w:val="0"/>
+        </w:rPr>
+        <w:t xml:space="preserve"> to a function call</w:t>
       </w:r>
     </w:p>
     <w:p>
       <w:pPr>
-        <w:pStyle w:val="Heading1"/>
-      </w:pPr>
-      <w:r>
-        <w:t>02. Explain and model the mechanism</w:t>
+        <w:spacing w:line="336" w:lineRule="auto" w:after="180"/>
+      </w:pPr>
+      <w:r>
+        <w:rPr>
+          <w:b w:val="0"/>
+        </w:rPr>
+        <w:t>Distinguish missing fields from zero values</w:t>
       </w:r>
     </w:p>
     <w:p>
-      <w:r>
-        <w:t>Model Dictionaries and records using the supplied case, labelled mechanism and reasoning. Make the scope of each conclusion explicit.</w:t>
+      <w:pPr>
+        <w:pStyle w:val="Heading3"/>
+      </w:pPr>
+      <w:r>
+        <w:t>Preparation</w:t>
       </w:r>
     </w:p>
     <w:p>
       <w:pPr>
-        <w:spacing w:line="336" w:lineRule="auto" w:after="180"/>
-      </w:pPr>
-      <w:r>
-        <w:rPr>
-          <w:b w:val="0"/>
-        </w:rPr>
-        <w:t xml:space="preserve">A fictional cupboard </w:t>
-      </w:r>
-      <w:r>
-        <w:rPr>
-          <w:b/>
-        </w:rPr>
-        <w:t>record</w:t>
-      </w:r>
-      <w:r>
-        <w:rPr>
-          <w:b w:val="0"/>
-        </w:rPr>
-        <w:t xml:space="preserve"> has a name, capacity and used count. A list asks us to remember positions. Named fields make the intended meaning visible.</w:t>
+        <w:pStyle w:val="Heading3"/>
+      </w:pPr>
+      <w:r>
+        <w:t>Prerequisite answer</w:t>
       </w:r>
     </w:p>
     <w:p>
       <w:pPr>
-        <w:spacing w:line="336" w:lineRule="auto" w:after="180"/>
-      </w:pPr>
-      <w:r>
-        <w:rPr>
-          <w:b w:val="0"/>
-        </w:rPr>
-        <w:t>Our schema requires name as text and capacity and used as nonnegative integers, with used no greater than capacity.</w:t>
+        <w:pStyle w:val="Heading3"/>
+      </w:pPr>
+      <w:r>
+        <w:t>End goal for the pictorial case</w:t>
       </w:r>
     </w:p>
     <w:p>
@@ -676,17 +676,83 @@
         <w:rPr>
           <w:b w:val="0"/>
         </w:rPr>
-        <w:t>Square brackets look up the value for a key. The quoted key "used" is text; its value is an integer. Assigning to an existing key replaces that field. Other fields remain the same.</w:t>
+        <w:t>This added worked case illustrates the week’s main idea. Retain all original and connected topics; schedule its practice within the teaching cycle.</w:t>
       </w:r>
     </w:p>
     <w:p>
       <w:pPr>
+        <w:pStyle w:val="Heading1"/>
+      </w:pPr>
+      <w:r>
+        <w:t>02. Teach named fields and unavailable values without conflating them</w:t>
+      </w:r>
+    </w:p>
+    <w:p>
+      <w:r>
+        <w:t>Supply the Red record before asking for its update.</w:t>
+      </w:r>
+    </w:p>
+    <w:p>
+      <w:pPr>
+        <w:pStyle w:val="Heading2"/>
+      </w:pPr>
+      <w:r>
+        <w:t>Read schema, Blue update and all record inputs</w:t>
+      </w:r>
+    </w:p>
+    <w:p>
+      <w:pPr>
         <w:spacing w:line="336" w:lineRule="auto" w:after="180"/>
       </w:pPr>
       <w:r>
         <w:rPr>
+          <w:b w:val="0"/>
+        </w:rPr>
+        <w:t xml:space="preserve">A fictional cupboard </w:t>
+      </w:r>
+      <w:r>
+        <w:rPr>
           <w:b/>
         </w:rPr>
+        <w:t>record</w:t>
+      </w:r>
+      <w:r>
+        <w:rPr>
+          <w:b w:val="0"/>
+        </w:rPr>
+        <w:t xml:space="preserve"> has a name, capacity and used count. A list asks us to remember positions. Named fields make the intended meaning visible.</w:t>
+      </w:r>
+    </w:p>
+    <w:p>
+      <w:pPr>
+        <w:spacing w:line="336" w:lineRule="auto" w:after="180"/>
+      </w:pPr>
+      <w:r>
+        <w:rPr>
+          <w:b w:val="0"/>
+        </w:rPr>
+        <w:t>Our schema requires name as text and capacity and used as nonnegative integers, with used no greater than capacity.</w:t>
+      </w:r>
+    </w:p>
+    <w:p>
+      <w:pPr>
+        <w:spacing w:line="336" w:lineRule="auto" w:after="180"/>
+      </w:pPr>
+      <w:r>
+        <w:rPr>
+          <w:b w:val="0"/>
+        </w:rPr>
+        <w:t>Square brackets look up the value for a key. The quoted key "used" is text; its value is an integer. Assigning to an existing key replaces that field. Other fields remain the same.</w:t>
+      </w:r>
+    </w:p>
+    <w:p>
+      <w:pPr>
+        <w:spacing w:line="336" w:lineRule="auto" w:after="180"/>
+      </w:pPr>
+      <w:r>
+        <w:rPr>
+          <w:b/>
+        </w:rPr>
         <w:t>Dictionary</w:t>
       </w:r>
       <w:r>
@@ -694,6 +760,602 @@
           <w:b w:val="0"/>
         </w:rPr>
         <w:t xml:space="preserve"> syntax does not enforce our schema: the programmer must check it.</w:t>
+      </w:r>
+    </w:p>
+    <w:tbl>
+      <w:tblPr>
+        <w:tblStyle w:val="LightShading-Accent1"/>
+        <w:tblW w:type="auto" w:w="0"/>
+        <w:tblLook w:firstColumn="1" w:firstRow="1" w:lastColumn="0" w:lastRow="0" w:noHBand="0" w:noVBand="1" w:val="04A0"/>
+      </w:tblPr>
+      <w:tblGrid>
+        <w:gridCol w:w="5112"/>
+        <w:gridCol w:w="5112"/>
+      </w:tblGrid>
+      <w:tr>
+        <w:trPr>
+          <w:tblHeader/>
+        </w:trPr>
+        <w:tc>
+          <w:tcPr>
+            <w:tcW w:type="dxa" w:w="5112"/>
+          </w:tcPr>
+          <w:p>
+            <w:r>
+              <w:t>Separate complete fictional record</w:t>
+            </w:r>
+          </w:p>
+        </w:tc>
+        <w:tc>
+          <w:tcPr>
+            <w:tcW w:type="dxa" w:w="5112"/>
+          </w:tcPr>
+          <w:p>
+            <w:r>
+              <w:t>Initial data and intended use</w:t>
+            </w:r>
+          </w:p>
+        </w:tc>
+      </w:tr>
+      <w:tr>
+        <w:tc>
+          <w:tcPr>
+            <w:tcW w:type="dxa" w:w="5112"/>
+          </w:tcPr>
+          <w:p>
+            <w:r>
+              <w:t>Blue · Main script</w:t>
+            </w:r>
+          </w:p>
+        </w:tc>
+        <w:tc>
+          <w:tcPr>
+            <w:tcW w:type="dxa" w:w="5112"/>
+          </w:tcPr>
+          <w:p>
+            <w:r>
+              <w:t>{"name":"Blue","capacity":12,"used":4}; update used to 6, remaining 8 then 6</w:t>
+            </w:r>
+          </w:p>
+        </w:tc>
+      </w:tr>
+      <w:tr>
+        <w:tc>
+          <w:tcPr>
+            <w:tcW w:type="dxa" w:w="5112"/>
+          </w:tcPr>
+          <w:p>
+            <w:r>
+              <w:t>Red · W1/W2 and error practice</w:t>
+            </w:r>
+          </w:p>
+        </w:tc>
+        <w:tc>
+          <w:tcPr>
+            <w:tcW w:type="dxa" w:w="5112"/>
+          </w:tcPr>
+          <w:p>
+            <w:r>
+              <w:t>{"name":"Red","capacity":9,"used":2}; W2 changes used to 9, remaining 0</w:t>
+            </w:r>
+          </w:p>
+        </w:tc>
+      </w:tr>
+      <w:tr>
+        <w:tc>
+          <w:tcPr>
+            <w:tcW w:type="dxa" w:w="5112"/>
+          </w:tcPr>
+          <w:p>
+            <w:r>
+              <w:t>Green · Earlier additional transfer</w:t>
+            </w:r>
+          </w:p>
+        </w:tc>
+        <w:tc>
+          <w:tcPr>
+            <w:tcW w:type="dxa" w:w="5112"/>
+          </w:tcPr>
+          <w:p>
+            <w:r>
+              <w:t>Its own task supplies capacity 15/used 6 then used 10; keep separate</w:t>
+            </w:r>
+          </w:p>
+        </w:tc>
+      </w:tr>
+      <w:tr>
+        <w:tc>
+          <w:tcPr>
+            <w:tcW w:type="dxa" w:w="5112"/>
+          </w:tcPr>
+          <w:p>
+            <w:r>
+              <w:t>Schema</w:t>
+            </w:r>
+          </w:p>
+        </w:tc>
+        <w:tc>
+          <w:tcPr>
+            <w:tcW w:type="dxa" w:w="5112"/>
+          </w:tcPr>
+          <w:p>
+            <w:r>
+              <w:t>name text, capacity/used nonnegative integers and used&lt;=capacity. Example arithmetic does not enforce it.</w:t>
+            </w:r>
+          </w:p>
+        </w:tc>
+      </w:tr>
+    </w:tbl>
+    <w:p>
+      <w:pPr>
+        <w:pStyle w:val="Heading2"/>
+      </w:pPr>
+      <w:r>
+        <w:t>Model complete Red practice</w:t>
+      </w:r>
+    </w:p>
+    <w:p>
+      <w:r>
+        <w:rPr>
+          <w:rFonts w:ascii="Courier New" w:hAnsi="Courier New"/>
+          <w:sz w:val="18"/>
+        </w:rPr>
+        <w:t>record = {"name": "Red", "capacity": 9, "used": 2}</w:t>
+        <w:br/>
+        <w:t>def remaining(capacity, used):</w:t>
+        <w:br/>
+        <w:t xml:space="preserve">    return capacity - used</w:t>
+        <w:br/>
+        <w:br/>
+        <w:t>record["used"] = 9</w:t>
+        <w:br/>
+        <w:t>print(remaining(record["capacity"], record["used"]))</w:t>
+        <w:br/>
+        <w:t>print(record["capacity"])</w:t>
+        <w:br/>
+      </w:r>
+    </w:p>
+    <w:p>
+      <w:pPr>
+        <w:pStyle w:val="Heading2"/>
+      </w:pPr>
+      <w:r>
+        <w:t>Read the shelf zero/missing example</w:t>
+      </w:r>
+    </w:p>
+    <w:p>
+      <w:pPr>
+        <w:spacing w:line="336" w:lineRule="auto" w:after="180"/>
+      </w:pPr>
+      <w:r>
+        <w:rPr>
+          <w:b w:val="0"/>
+        </w:rPr>
+        <w:t xml:space="preserve">A zero field is still present. A </w:t>
+      </w:r>
+      <w:r>
+        <w:rPr>
+          <w:b/>
+        </w:rPr>
+        <w:t>dictionary</w:t>
+      </w:r>
+      <w:r>
+        <w:rPr>
+          <w:b w:val="0"/>
+        </w:rPr>
+        <w:t xml:space="preserve"> </w:t>
+      </w:r>
+      <w:r>
+        <w:rPr>
+          <w:b/>
+        </w:rPr>
+        <w:t>record</w:t>
+      </w:r>
+      <w:r>
+        <w:rPr>
+          <w:b w:val="0"/>
+        </w:rPr>
+        <w:t xml:space="preserve"> describes a shelf. The program distinguishes missing data from an actual zero.</w:t>
+      </w:r>
+    </w:p>
+    <w:p>
+      <w:pPr>
+        <w:spacing w:line="336" w:lineRule="auto" w:after="180"/>
+      </w:pPr>
+      <w:r>
+        <w:rPr>
+          <w:b w:val="0"/>
+        </w:rPr>
+        <w:t>Python 3: shelf={"count":0,"name":"Atlas"}; print(shelf["count"]); print(shelf.get("price")); print("count" in shelf).</w:t>
+      </w:r>
+    </w:p>
+    <w:p>
+      <w:pPr>
+        <w:spacing w:line="336" w:lineRule="auto" w:after="180"/>
+      </w:pPr>
+      <w:r>
+        <w:rPr>
+          <w:b w:val="0"/>
+        </w:rPr>
+        <w:t>For the pictured shelf, count is present with 0 and price is absent. get without a default returns None for absence, while membership checks whether the key exists. A present key can also explicitly hold None: get then gives None but membership is True. Do not call get alone a presence test.</w:t>
+      </w:r>
+    </w:p>
+    <w:p>
+      <w:pPr>
+        <w:spacing w:line="336" w:lineRule="auto" w:after="180"/>
+      </w:pPr>
+      <w:r>
+        <w:rPr>
+          <w:b w:val="0"/>
+        </w:rPr>
+        <w:t>The selected describe function uses its own narrow policy that absent/None count is unavailable and returns the label missing; supplied numeric 0 must remain a value. It does not validate arbitrary record types or all possible counts.</w:t>
+      </w:r>
+    </w:p>
+    <w:p>
+      <w:pPr>
+        <w:pStyle w:val="Heading2"/>
+      </w:pPr>
+      <w:r>
+        <w:t>Trace lookup and membership</w:t>
+      </w:r>
+    </w:p>
+    <w:p>
+      <w:r>
+        <w:drawing>
+          <wp:inline xmlns:a="http://schemas.openxmlformats.org/drawingml/2006/main" xmlns:pic="http://schemas.openxmlformats.org/drawingml/2006/picture">
+            <wp:extent cx="5486400" cy="3182112"/>
+            <wp:docPr id="1" name="Picture 1" descr="Read a stored field: count exists with numeric value 0. → Read an absent field: get(&quot;price&quot;) returns None because price is missing and no default was supplied. → Test key membership: &quot;count&quot; in shelf is True even though its value is zero."/>
+            <wp:cNvGraphicFramePr>
+              <a:graphicFrameLocks noChangeAspect="1"/>
+            </wp:cNvGraphicFramePr>
+            <a:graphic>
+              <a:graphicData uri="http://schemas.openxmlformats.org/drawingml/2006/picture">
+                <pic:pic>
+                  <pic:nvPicPr>
+                    <pic:cNvPr id="0" name="academy-story-python-bridge-10-02.png"/>
+                    <pic:cNvPicPr/>
+                  </pic:nvPicPr>
+                  <pic:blipFill>
+                    <a:blip r:embed="rId9"/>
+                    <a:stretch>
+                      <a:fillRect/>
+                    </a:stretch>
+                  </pic:blipFill>
+                  <pic:spPr>
+                    <a:xfrm>
+                      <a:off x="0" y="0"/>
+                      <a:ext cx="5486400" cy="3182112"/>
+                    </a:xfrm>
+                    <a:prstGeom prst="rect"/>
+                  </pic:spPr>
+                </pic:pic>
+              </a:graphicData>
+            </a:graphic>
+          </wp:inline>
+        </w:drawing>
+      </w:r>
+    </w:p>
+    <w:p>
+      <w:pPr>
+        <w:pStyle w:val="Heading3"/>
+      </w:pPr>
+      <w:r>
+        <w:t>Read the picture one step at a time</w:t>
+      </w:r>
+    </w:p>
+    <w:tbl>
+      <w:tblPr>
+        <w:tblStyle w:val="LightShading-Accent1"/>
+        <w:tblW w:type="auto" w:w="0"/>
+        <w:tblLook w:firstColumn="1" w:firstRow="1" w:lastColumn="0" w:lastRow="0" w:noHBand="0" w:noVBand="1" w:val="04A0"/>
+      </w:tblPr>
+      <w:tblGrid>
+        <w:gridCol w:w="5112"/>
+        <w:gridCol w:w="5112"/>
+      </w:tblGrid>
+      <w:tr>
+        <w:trPr>
+          <w:tblHeader/>
+        </w:trPr>
+        <w:tc>
+          <w:tcPr>
+            <w:tcW w:type="dxa" w:w="5112"/>
+          </w:tcPr>
+          <w:p>
+            <w:r>
+              <w:t>Step</w:t>
+            </w:r>
+          </w:p>
+        </w:tc>
+        <w:tc>
+          <w:tcPr>
+            <w:tcW w:type="dxa" w:w="5112"/>
+          </w:tcPr>
+          <w:p>
+            <w:r>
+              <w:t>What happens and why</w:t>
+            </w:r>
+          </w:p>
+        </w:tc>
+      </w:tr>
+      <w:tr>
+        <w:tc>
+          <w:tcPr>
+            <w:tcW w:type="dxa" w:w="5112"/>
+          </w:tcPr>
+          <w:p>
+            <w:r>
+              <w:t>1. Read a stored field</w:t>
+            </w:r>
+          </w:p>
+        </w:tc>
+        <w:tc>
+          <w:tcPr>
+            <w:tcW w:type="dxa" w:w="5112"/>
+          </w:tcPr>
+          <w:p>
+            <w:r>
+              <w:t>count exists with numeric value 0.</w:t>
+            </w:r>
+          </w:p>
+        </w:tc>
+      </w:tr>
+      <w:tr>
+        <w:tc>
+          <w:tcPr>
+            <w:tcW w:type="dxa" w:w="5112"/>
+          </w:tcPr>
+          <w:p>
+            <w:r>
+              <w:t>2. Read an absent field</w:t>
+            </w:r>
+          </w:p>
+        </w:tc>
+        <w:tc>
+          <w:tcPr>
+            <w:tcW w:type="dxa" w:w="5112"/>
+          </w:tcPr>
+          <w:p>
+            <w:r>
+              <w:t>get("price") returns None because price is missing and no default was supplied.</w:t>
+            </w:r>
+          </w:p>
+        </w:tc>
+      </w:tr>
+      <w:tr>
+        <w:tc>
+          <w:tcPr>
+            <w:tcW w:type="dxa" w:w="5112"/>
+          </w:tcPr>
+          <w:p>
+            <w:r>
+              <w:t>3. Test key membership</w:t>
+            </w:r>
+          </w:p>
+        </w:tc>
+        <w:tc>
+          <w:tcPr>
+            <w:tcW w:type="dxa" w:w="5112"/>
+          </w:tcPr>
+          <w:p>
+            <w:r>
+              <w:t>"count" in shelf is True even though its value is zero.</w:t>
+            </w:r>
+          </w:p>
+        </w:tc>
+      </w:tr>
+    </w:tbl>
+    <w:p>
+      <w:r>
+        <w:t>Match each pictured step to the supplied facts. This is a worked teaching case, not an independent assessment.</w:t>
+      </w:r>
+    </w:p>
+    <w:p>
+      <w:pPr>
+        <w:spacing w:line="336" w:lineRule="auto" w:after="180"/>
+      </w:pPr>
+      <w:r>
+        <w:rPr>
+          <w:b/>
+        </w:rPr>
+        <w:t>Dictionary</w:t>
+      </w:r>
+      <w:r>
+        <w:rPr>
+          <w:b w:val="0"/>
+        </w:rPr>
+        <w:t xml:space="preserve"> keys name fields. Presence is different from truthiness of a value; a measured zero should not be discarded as if the field were absent.</w:t>
+      </w:r>
+    </w:p>
+    <w:p>
+      <w:r>
+        <w:rPr>
+          <w:rFonts w:ascii="Courier New" w:hAnsi="Courier New"/>
+          <w:sz w:val="18"/>
+        </w:rPr>
+        <w:t>shelf = {"count": 0, "name": "Atlas"}</w:t>
+        <w:br/>
+        <w:t>print(shelf["count"])</w:t>
+        <w:br/>
+        <w:t>print(shelf.get("price"))</w:t>
+        <w:br/>
+        <w:t>print("count" in shelf)</w:t>
+        <w:br/>
+      </w:r>
+    </w:p>
+    <w:p>
+      <w:pPr>
+        <w:pStyle w:val="Heading2"/>
+      </w:pPr>
+      <w:r>
+        <w:t>Predict added zero price</w:t>
+      </w:r>
+    </w:p>
+    <w:p>
+      <w:pPr>
+        <w:spacing w:line="336" w:lineRule="auto" w:after="180"/>
+      </w:pPr>
+      <w:r>
+        <w:rPr>
+          <w:b w:val="0"/>
+        </w:rPr>
+        <w:t>Change: Add the field price with value 0.</w:t>
+      </w:r>
+    </w:p>
+    <w:p>
+      <w:pPr>
+        <w:spacing w:line="336" w:lineRule="auto" w:after="180"/>
+      </w:pPr>
+      <w:r>
+        <w:rPr>
+          <w:b/>
+        </w:rPr>
+        <w:t>Prediction</w:t>
+      </w:r>
+      <w:r>
+        <w:rPr>
+          <w:b w:val="0"/>
+        </w:rPr>
+        <w:t>: The price lookup now returns 0 instead of None.</w:t>
+      </w:r>
+    </w:p>
+    <w:p>
+      <w:pPr>
+        <w:spacing w:line="336" w:lineRule="auto" w:after="180"/>
+      </w:pPr>
+      <w:r>
+        <w:rPr>
+          <w:b w:val="0"/>
+        </w:rPr>
+        <w:t xml:space="preserve">Reason: A </w:t>
+      </w:r>
+      <w:r>
+        <w:rPr>
+          <w:b/>
+        </w:rPr>
+        <w:t>record</w:t>
+      </w:r>
+      <w:r>
+        <w:rPr>
+          <w:b w:val="0"/>
+        </w:rPr>
+        <w:t>ed zero is a present value, whereas the earlier lookup had no field.</w:t>
+      </w:r>
+    </w:p>
+    <w:p>
+      <w:pPr>
+        <w:pStyle w:val="Heading2"/>
+      </w:pPr>
+      <w:r>
+        <w:t>State explicit None policy limits</w:t>
+      </w:r>
+    </w:p>
+    <w:p>
+      <w:pPr>
+        <w:spacing w:line="336" w:lineRule="auto" w:after="180"/>
+      </w:pPr>
+      <w:r>
+        <w:rPr>
+          <w:b w:val="0"/>
+        </w:rPr>
+        <w:t xml:space="preserve">None is also a possible explicitly stored value; real </w:t>
+      </w:r>
+      <w:r>
+        <w:rPr>
+          <w:b/>
+        </w:rPr>
+        <w:t>record</w:t>
+      </w:r>
+      <w:r>
+        <w:rPr>
+          <w:b w:val="0"/>
+        </w:rPr>
+        <w:t xml:space="preserve"> contracts must define how missing and null values are represented.</w:t>
+      </w:r>
+    </w:p>
+    <w:p>
+      <w:pPr>
+        <w:spacing w:line="336" w:lineRule="auto" w:after="180"/>
+      </w:pPr>
+      <w:r>
+        <w:rPr>
+          <w:b w:val="0"/>
+        </w:rPr>
+        <w:t xml:space="preserve">Cover the result. Ask learners to name the </w:t>
+      </w:r>
+      <w:r>
+        <w:rPr>
+          <w:b/>
+        </w:rPr>
+        <w:t>input</w:t>
+      </w:r>
+      <w:r>
+        <w:rPr>
+          <w:b w:val="0"/>
+        </w:rPr>
+        <w:t xml:space="preserve">s and predict the next step. Uncover one step, connect the icon to the actual procedure, and explain its </w:t>
+      </w:r>
+      <w:r>
+        <w:rPr>
+          <w:b/>
+        </w:rPr>
+        <w:t>evidence</w:t>
+      </w:r>
+      <w:r>
+        <w:rPr>
+          <w:b w:val="0"/>
+        </w:rPr>
+        <w:t>. Then change the supplied condition and compare.</w:t>
+      </w:r>
+    </w:p>
+    <w:p>
+      <w:pPr>
+        <w:spacing w:line="336" w:lineRule="auto" w:after="180"/>
+      </w:pPr>
+      <w:r>
+        <w:rPr>
+          <w:b w:val="0"/>
+        </w:rPr>
+        <w:t>The picture is a representation; it does not document execution of a real AI model.</w:t>
+      </w:r>
+    </w:p>
+    <w:p>
+      <w:pPr>
+        <w:pStyle w:val="Heading2"/>
+      </w:pPr>
+      <w:r>
+        <w:t>Additional guided key · reference / check after trying</w:t>
+      </w:r>
+    </w:p>
+    <w:p>
+      <w:pPr>
+        <w:spacing w:line="336" w:lineRule="auto" w:after="180"/>
+      </w:pPr>
+      <w:r>
+        <w:rPr>
+          <w:b w:val="0"/>
+        </w:rPr>
+        <w:t xml:space="preserve">Spaces are 0. A present used field with value 0 is different from an absent field. Exit: No. The used count exceeds capacity. Successful arithmetic does not validate the </w:t>
+      </w:r>
+      <w:r>
+        <w:rPr>
+          <w:b/>
+        </w:rPr>
+        <w:t>record</w:t>
+      </w:r>
+      <w:r>
+        <w:rPr>
+          <w:b w:val="0"/>
+        </w:rPr>
+        <w:t>.</w:t>
+      </w:r>
+    </w:p>
+    <w:p>
+      <w:pPr>
+        <w:pStyle w:val="Heading2"/>
+      </w:pPr>
+      <w:r>
+        <w:t>Earlier wording, alternatives and picture transcripts · reference / check after trying</w:t>
       </w:r>
     </w:p>
     <w:tbl>
@@ -946,29 +1608,6 @@
     </w:p>
     <w:p>
       <w:pPr>
-        <w:spacing w:line="336" w:lineRule="auto" w:after="180"/>
-      </w:pPr>
-      <w:r>
-        <w:rPr>
-          <w:b w:val="0"/>
-        </w:rPr>
-        <w:t xml:space="preserve">Spaces are 0. A present used field with value 0 is different from an absent field. Exit: No. The used count exceeds capacity. Successful arithmetic does not validate the </w:t>
-      </w:r>
-      <w:r>
-        <w:rPr>
-          <w:b/>
-        </w:rPr>
-        <w:t>record</w:t>
-      </w:r>
-      <w:r>
-        <w:rPr>
-          <w:b w:val="0"/>
-        </w:rPr>
-        <w:t>.</w:t>
-      </w:r>
-    </w:p>
-    <w:p>
-      <w:pPr>
         <w:pStyle w:val="Heading3"/>
       </w:pPr>
       <w:r>
@@ -1170,65 +1809,10 @@
     </w:p>
     <w:p>
       <w:pPr>
-        <w:spacing w:line="336" w:lineRule="auto" w:after="180"/>
-      </w:pPr>
-      <w:r>
-        <w:rPr>
-          <w:b w:val="0"/>
-        </w:rPr>
-        <w:t xml:space="preserve">A zero field is still present. A </w:t>
-      </w:r>
-      <w:r>
-        <w:rPr>
-          <w:b/>
-        </w:rPr>
-        <w:t>dictionary</w:t>
-      </w:r>
-      <w:r>
-        <w:rPr>
-          <w:b w:val="0"/>
-        </w:rPr>
-        <w:t xml:space="preserve"> </w:t>
-      </w:r>
-      <w:r>
-        <w:rPr>
-          <w:b/>
-        </w:rPr>
-        <w:t>record</w:t>
-      </w:r>
-      <w:r>
-        <w:rPr>
-          <w:b w:val="0"/>
-        </w:rPr>
-        <w:t xml:space="preserve"> describes a shelf. The program distinguishes missing data from an actual zero.</w:t>
-      </w:r>
-    </w:p>
-    <w:p>
-      <w:pPr>
         <w:pStyle w:val="Heading3"/>
       </w:pPr>
       <w:r>
         <w:t>The facts we will use</w:t>
-      </w:r>
-    </w:p>
-    <w:p>
-      <w:pPr>
-        <w:pStyle w:val="Heading3"/>
-      </w:pPr>
-      <w:r>
-        <w:t>Supplied facts</w:t>
-      </w:r>
-    </w:p>
-    <w:p>
-      <w:pPr>
-        <w:spacing w:line="336" w:lineRule="auto" w:after="180"/>
-        <w:shd w:fill="F1F6FC"/>
-      </w:pPr>
-      <w:r>
-        <w:rPr>
-          <w:b w:val="0"/>
-        </w:rPr>
-        <w:t>Python 3: shelf={"count":0,"name":"Atlas"}; print(shelf["count"]); print(shelf.get("price")); print("count" in shelf).</w:t>
       </w:r>
     </w:p>
     <w:p>
@@ -1236,7 +1820,7 @@
         <w:drawing>
           <wp:inline xmlns:a="http://schemas.openxmlformats.org/drawingml/2006/main" xmlns:pic="http://schemas.openxmlformats.org/drawingml/2006/picture">
             <wp:extent cx="5486400" cy="5185229"/>
-            <wp:docPr id="1" name="Picture 1" descr="Dictionaries and records. Read a stored field: count exists with numeric value 0.. Read an absent field: get(&quot;price&quot;) returns None because price is missing and no default was supplied.. Test key membership: &quot;count&quot; in shelf is True even though its value is zero."/>
+            <wp:docPr id="2" name="Picture 2" descr="Dictionaries and records. Read a stored field: count exists with numeric value 0.. Read an absent field: get(&quot;price&quot;) returns None because price is missing and no default was supplied.. Test key membership: &quot;count&quot; in shelf is True even though its value is zero."/>
             <wp:cNvGraphicFramePr>
               <a:graphicFrameLocks noChangeAspect="1"/>
             </wp:cNvGraphicFramePr>
@@ -1248,7 +1832,7 @@
                     <pic:cNvPicPr/>
                   </pic:nvPicPr>
                   <pic:blipFill>
-                    <a:blip r:embed="rId9"/>
+                    <a:blip r:embed="rId10"/>
                     <a:stretch>
                       <a:fillRect/>
                     </a:stretch>
@@ -1272,114 +1856,7 @@
         <w:pStyle w:val="Heading3"/>
       </w:pPr>
       <w:r>
-        <w:t>Read the picture one step at a time</w:t>
-      </w:r>
-    </w:p>
-    <w:tbl>
-      <w:tblPr>
-        <w:tblStyle w:val="LightShading-Accent1"/>
-        <w:tblW w:type="auto" w:w="0"/>
-        <w:tblLook w:firstColumn="1" w:firstRow="1" w:lastColumn="0" w:lastRow="0" w:noHBand="0" w:noVBand="1" w:val="04A0"/>
-      </w:tblPr>
-      <w:tblGrid>
-        <w:gridCol w:w="5112"/>
-        <w:gridCol w:w="5112"/>
-      </w:tblGrid>
-      <w:tr>
-        <w:trPr>
-          <w:tblHeader/>
-        </w:trPr>
-        <w:tc>
-          <w:tcPr>
-            <w:tcW w:type="dxa" w:w="5112"/>
-          </w:tcPr>
-          <w:p>
-            <w:r>
-              <w:t>Step</w:t>
-            </w:r>
-          </w:p>
-        </w:tc>
-        <w:tc>
-          <w:tcPr>
-            <w:tcW w:type="dxa" w:w="5112"/>
-          </w:tcPr>
-          <w:p>
-            <w:r>
-              <w:t>What happens and why</w:t>
-            </w:r>
-          </w:p>
-        </w:tc>
-      </w:tr>
-      <w:tr>
-        <w:tc>
-          <w:tcPr>
-            <w:tcW w:type="dxa" w:w="5112"/>
-          </w:tcPr>
-          <w:p>
-            <w:r>
-              <w:t>1. Read a stored field</w:t>
-            </w:r>
-          </w:p>
-        </w:tc>
-        <w:tc>
-          <w:tcPr>
-            <w:tcW w:type="dxa" w:w="5112"/>
-          </w:tcPr>
-          <w:p>
-            <w:r>
-              <w:t>count exists with numeric value 0.</w:t>
-            </w:r>
-          </w:p>
-        </w:tc>
-      </w:tr>
-      <w:tr>
-        <w:tc>
-          <w:tcPr>
-            <w:tcW w:type="dxa" w:w="5112"/>
-          </w:tcPr>
-          <w:p>
-            <w:r>
-              <w:t>2. Read an absent field</w:t>
-            </w:r>
-          </w:p>
-        </w:tc>
-        <w:tc>
-          <w:tcPr>
-            <w:tcW w:type="dxa" w:w="5112"/>
-          </w:tcPr>
-          <w:p>
-            <w:r>
-              <w:t>get("price") returns None because price is missing and no default was supplied.</w:t>
-            </w:r>
-          </w:p>
-        </w:tc>
-      </w:tr>
-      <w:tr>
-        <w:tc>
-          <w:tcPr>
-            <w:tcW w:type="dxa" w:w="5112"/>
-          </w:tcPr>
-          <w:p>
-            <w:r>
-              <w:t>3. Test key membership</w:t>
-            </w:r>
-          </w:p>
-        </w:tc>
-        <w:tc>
-          <w:tcPr>
-            <w:tcW w:type="dxa" w:w="5112"/>
-          </w:tcPr>
-          <w:p>
-            <w:r>
-              <w:t>"count" in shelf is True even though its value is zero.</w:t>
-            </w:r>
-          </w:p>
-        </w:tc>
-      </w:tr>
-    </w:tbl>
-    <w:p>
-      <w:r>
-        <w:t>Match each pictured step to the supplied facts. This is a worked teaching case, not an independent assessment.</w:t>
+        <w:t>Why this result follows</w:t>
       </w:r>
     </w:p>
     <w:p>
@@ -1387,7 +1864,7 @@
         <w:pStyle w:val="Heading3"/>
       </w:pPr>
       <w:r>
-        <w:t>Why this result follows</w:t>
+        <w:t>What this example does not establish</w:t>
       </w:r>
     </w:p>
     <w:p>
@@ -1395,167 +1872,192 @@
         <w:pStyle w:val="Heading3"/>
       </w:pPr>
       <w:r>
-        <w:t>Why the result follows</w:t>
+        <w:t>Change one thing in the pictured case</w:t>
       </w:r>
     </w:p>
     <w:p>
       <w:pPr>
-        <w:spacing w:line="336" w:lineRule="auto" w:after="180"/>
-        <w:shd w:fill="F1F6FC"/>
-      </w:pPr>
-      <w:r>
-        <w:rPr>
-          <w:b/>
-        </w:rPr>
-        <w:t>Dictionary</w:t>
-      </w:r>
-      <w:r>
-        <w:rPr>
-          <w:b w:val="0"/>
-        </w:rPr>
-        <w:t xml:space="preserve"> keys name fields. Presence is different from truthiness of a value; a measured zero should not be discarded as if the field were absent.</w:t>
+        <w:pStyle w:val="Heading3"/>
+      </w:pPr>
+      <w:r>
+        <w:t>Ask while showing the picture</w:t>
       </w:r>
     </w:p>
     <w:p>
       <w:pPr>
-        <w:pStyle w:val="Heading3"/>
-      </w:pPr>
-      <w:r>
-        <w:t>What this example does not establish</w:t>
+        <w:pStyle w:val="Heading1"/>
+      </w:pPr>
+      <w:r>
+        <w:t>03. Guide the trace, then fade the help</w:t>
       </w:r>
     </w:p>
     <w:p>
-      <w:pPr>
-        <w:pStyle w:val="Heading3"/>
-      </w:pPr>
-      <w:r>
-        <w:t>Keep the stated limit</w:t>
+      <w:r>
+        <w:t>Collect predictions before execution or feedback.</w:t>
       </w:r>
     </w:p>
     <w:p>
       <w:pPr>
-        <w:spacing w:line="336" w:lineRule="auto" w:after="180"/>
-        <w:shd w:fill="FFF5E6"/>
-      </w:pPr>
-      <w:r>
-        <w:rPr>
-          <w:b w:val="0"/>
-        </w:rPr>
-        <w:t xml:space="preserve">None is also a possible explicitly stored value; real </w:t>
-      </w:r>
-      <w:r>
-        <w:rPr>
-          <w:b/>
-        </w:rPr>
-        <w:t>record</w:t>
-      </w:r>
-      <w:r>
-        <w:rPr>
-          <w:b w:val="0"/>
-        </w:rPr>
-        <w:t xml:space="preserve"> contracts must define how missing and null values are represented.</w:t>
+        <w:pStyle w:val="Heading2"/>
+      </w:pPr>
+      <w:r>
+        <w:t>Main completion task and key</w:t>
       </w:r>
     </w:p>
     <w:p>
       <w:pPr>
-        <w:pStyle w:val="Heading3"/>
-      </w:pPr>
-      <w:r>
-        <w:t>Change one thing in the pictured case</w:t>
+        <w:spacing w:line="336" w:lineRule="auto" w:after="180"/>
+      </w:pPr>
+      <w:r>
+        <w:rPr>
+          <w:b w:val="0"/>
+        </w:rPr>
+        <w:t xml:space="preserve">Completion task: Change the Red </w:t>
+      </w:r>
+      <w:r>
+        <w:rPr>
+          <w:b/>
+        </w:rPr>
+        <w:t>record</w:t>
+      </w:r>
+      <w:r>
+        <w:rPr>
+          <w:b w:val="0"/>
+        </w:rPr>
+        <w:t xml:space="preserve"> used to 9. State remaining spaces and whether capacity changes.</w:t>
       </w:r>
     </w:p>
     <w:p>
       <w:pPr>
-        <w:pStyle w:val="Heading3"/>
-      </w:pPr>
-      <w:r>
-        <w:t>Change one thing</w:t>
+        <w:spacing w:line="336" w:lineRule="auto" w:after="180"/>
+      </w:pPr>
+      <w:r>
+        <w:rPr>
+          <w:b w:val="0"/>
+        </w:rPr>
+        <w:t>Teacher check: Spaces 0; capacity remains 9.</w:t>
       </w:r>
     </w:p>
     <w:p>
       <w:pPr>
         <w:spacing w:line="336" w:lineRule="auto" w:after="180"/>
-        <w:shd w:fill="F5F1FB"/>
       </w:pPr>
       <w:r>
         <w:rPr>
           <w:b w:val="0"/>
         </w:rPr>
-        <w:t>Change: Add the field price with value 0.</w:t>
+        <w:t xml:space="preserve">Start by identifying the given </w:t>
+      </w:r>
+      <w:r>
+        <w:rPr>
+          <w:b/>
+        </w:rPr>
+        <w:t>input</w:t>
+      </w:r>
+      <w:r>
+        <w:rPr>
+          <w:b w:val="0"/>
+        </w:rPr>
+        <w:t>s together. Leave the intermediate steps blank. If needed, model one step, then withdraw that help on the next step. Move to a full trace only when the partial trace is understood.</w:t>
       </w:r>
     </w:p>
     <w:p>
       <w:pPr>
-        <w:pStyle w:val="Heading3"/>
-      </w:pPr>
-      <w:r>
-        <w:t>Predicted result</w:t>
+        <w:spacing w:line="336" w:lineRule="auto" w:after="180"/>
+      </w:pPr>
+      <w:r>
+        <w:rPr>
+          <w:b w:val="0"/>
+        </w:rPr>
+        <w:t>For partners, alternate explainer and checker; collect a response from every learner before discussion.</w:t>
       </w:r>
     </w:p>
     <w:p>
       <w:pPr>
-        <w:spacing w:line="336" w:lineRule="auto" w:after="180"/>
-        <w:shd w:fill="F1F6FC"/>
-      </w:pPr>
-      <w:r>
-        <w:rPr>
-          <w:b/>
-        </w:rPr>
-        <w:t>Prediction</w:t>
-      </w:r>
-      <w:r>
-        <w:rPr>
-          <w:b w:val="0"/>
-        </w:rPr>
-        <w:t>: The price lookup now returns 0 instead of None.</w:t>
+        <w:pStyle w:val="Heading2"/>
+      </w:pPr>
+      <w:r>
+        <w:t>Individual misconception check</w:t>
       </w:r>
     </w:p>
     <w:p>
       <w:pPr>
-        <w:pStyle w:val="Heading3"/>
-      </w:pPr>
-      <w:r>
-        <w:t>Why the result follows</w:t>
+        <w:spacing w:line="336" w:lineRule="auto" w:after="180"/>
+      </w:pPr>
+      <w:r>
+        <w:rPr>
+          <w:b w:val="0"/>
+        </w:rPr>
+        <w:t xml:space="preserve">Use the worked case for Dictionaries and </w:t>
+      </w:r>
+      <w:r>
+        <w:rPr>
+          <w:b/>
+        </w:rPr>
+        <w:t>record</w:t>
+      </w:r>
+      <w:r>
+        <w:rPr>
+          <w:b w:val="0"/>
+        </w:rPr>
+        <w:t>s. Proposed explanation: “A successful run proves the conclusion”. Decide whether this explanation is supported.</w:t>
       </w:r>
     </w:p>
     <w:p>
       <w:pPr>
         <w:spacing w:line="336" w:lineRule="auto" w:after="180"/>
-        <w:shd w:fill="F1F6FC"/>
       </w:pPr>
       <w:r>
         <w:rPr>
           <w:b w:val="0"/>
         </w:rPr>
-        <w:t xml:space="preserve">Reason: A </w:t>
-      </w:r>
-      <w:r>
-        <w:rPr>
-          <w:b/>
-        </w:rPr>
-        <w:t>record</w:t>
-      </w:r>
-      <w:r>
-        <w:rPr>
-          <w:b w:val="0"/>
-        </w:rPr>
-        <w:t>ed zero is a present value, whereas the earlier lookup had no field.</w:t>
+        <w:t>Point to the step or supplied fact that decides; explain your repair if needed.</w:t>
       </w:r>
     </w:p>
     <w:p>
       <w:pPr>
-        <w:pStyle w:val="Heading3"/>
-      </w:pPr>
-      <w:r>
-        <w:t>Ask while showing the picture</w:t>
+        <w:spacing w:line="336" w:lineRule="auto" w:after="180"/>
+      </w:pPr>
+      <w:r>
+        <w:rPr>
+          <w:b w:val="0"/>
+        </w:rPr>
+        <w:t xml:space="preserve">Expected correction: Named fields reduce position mistakes but do not prove that a </w:t>
+      </w:r>
+      <w:r>
+        <w:rPr>
+          <w:b/>
+        </w:rPr>
+        <w:t>record</w:t>
+      </w:r>
+      <w:r>
+        <w:rPr>
+          <w:b w:val="0"/>
+        </w:rPr>
+        <w:t xml:space="preserve"> is accurate. A capacity of 2 with used of 5 is representable in a </w:t>
+      </w:r>
+      <w:r>
+        <w:rPr>
+          <w:b/>
+        </w:rPr>
+        <w:t>dictionary</w:t>
+      </w:r>
+      <w:r>
+        <w:rPr>
+          <w:b w:val="0"/>
+        </w:rPr>
+        <w:t xml:space="preserve"> and violates this schema.</w:t>
       </w:r>
     </w:p>
     <w:p>
       <w:pPr>
-        <w:pStyle w:val="Heading3"/>
-      </w:pPr>
-      <w:r>
-        <w:t>Ask while showing the picture · 1</w:t>
+        <w:spacing w:line="336" w:lineRule="auto" w:after="180"/>
+      </w:pPr>
+      <w:r>
+        <w:rPr>
+          <w:b w:val="0"/>
+        </w:rPr>
+        <w:t>Collect explanations, not only yes/no votes. If a misunderstanding is common, re-model the relevant step for the class.</w:t>
       </w:r>
     </w:p>
     <w:p>
@@ -1566,75 +2068,121 @@
         <w:rPr>
           <w:b w:val="0"/>
         </w:rPr>
-        <w:t xml:space="preserve">Cover the result. Ask learners to name the </w:t>
-      </w:r>
-      <w:r>
-        <w:rPr>
-          <w:b/>
-        </w:rPr>
-        <w:t>input</w:t>
-      </w:r>
-      <w:r>
-        <w:rPr>
-          <w:b w:val="0"/>
-        </w:rPr>
-        <w:t xml:space="preserve">s and predict the next step. Uncover one step, connect the icon to the actual procedure, and explain its </w:t>
-      </w:r>
-      <w:r>
-        <w:rPr>
-          <w:b/>
-        </w:rPr>
-        <w:t>evidence</w:t>
-      </w:r>
-      <w:r>
-        <w:rPr>
-          <w:b w:val="0"/>
-        </w:rPr>
-        <w:t>. Then change the supplied condition and compare.</w:t>
+        <w:t>If it affects a few learners, give a short targeted group explanation while others solve a more demanding variation.</w:t>
       </w:r>
     </w:p>
     <w:p>
       <w:pPr>
-        <w:spacing w:line="336" w:lineRule="auto" w:after="180"/>
-      </w:pPr>
-      <w:r>
-        <w:rPr>
-          <w:b w:val="0"/>
-        </w:rPr>
-        <w:t>The picture is a representation; it does not document execution of a real AI model.</w:t>
+        <w:pStyle w:val="Heading2"/>
+      </w:pPr>
+      <w:r>
+        <w:t>Pictorial question and changed-case key</w:t>
       </w:r>
     </w:p>
     <w:p>
       <w:pPr>
-        <w:pStyle w:val="Heading1"/>
-      </w:pPr>
-      <w:r>
-        <w:t>03. Demonstrate and guide practice</w:t>
+        <w:spacing w:line="336" w:lineRule="auto" w:after="180"/>
+      </w:pPr>
+      <w:r>
+        <w:rPr>
+          <w:b w:val="0"/>
+        </w:rPr>
+        <w:t xml:space="preserve">Predict all three original </w:t>
+      </w:r>
+      <w:r>
+        <w:rPr>
+          <w:b/>
+        </w:rPr>
+        <w:t>output</w:t>
+      </w:r>
+      <w:r>
+        <w:rPr>
+          <w:b w:val="0"/>
+        </w:rPr>
+        <w:t>s. Explain the difference between count=0 and missing price, then predict the lookup after price=0 is added.</w:t>
       </w:r>
     </w:p>
     <w:p>
-      <w:r>
-        <w:t>Demonstrate Dictionaries and records, reduce support deliberately and check individual reasoning before discussing answers.</w:t>
+      <w:pPr>
+        <w:spacing w:line="336" w:lineRule="auto" w:after="180"/>
+      </w:pPr>
+      <w:r>
+        <w:rPr>
+          <w:b/>
+        </w:rPr>
+        <w:t>Output</w:t>
+      </w:r>
+      <w:r>
+        <w:rPr>
+          <w:b w:val="0"/>
+        </w:rPr>
+        <w:t>s are 0, None, True. count is present with zero; price is absent. Adding price=0 makes get("price") return 0 without changing count membership.</w:t>
       </w:r>
     </w:p>
     <w:p>
       <w:pPr>
-        <w:pStyle w:val="Heading3"/>
-      </w:pPr>
-      <w:r>
-        <w:t>Choose the pacing route</w:t>
+        <w:spacing w:line="336" w:lineRule="auto" w:after="180"/>
+      </w:pPr>
+      <w:r>
+        <w:rPr>
+          <w:b w:val="0"/>
+        </w:rPr>
+        <w:t xml:space="preserve">Changed-case reasoning: The price lookup now returns 0 instead of None. A </w:t>
+      </w:r>
+      <w:r>
+        <w:rPr>
+          <w:b/>
+        </w:rPr>
+        <w:t>record</w:t>
+      </w:r>
+      <w:r>
+        <w:rPr>
+          <w:b w:val="0"/>
+        </w:rPr>
+        <w:t>ed zero is a present value, whereas the earlier lookup had no field.</w:t>
       </w:r>
     </w:p>
     <w:p>
       <w:pPr>
         <w:spacing w:line="336" w:lineRule="auto" w:after="180"/>
-        <w:shd w:fill="F1F6F8"/>
       </w:pPr>
       <w:r>
         <w:rPr>
           <w:b w:val="0"/>
         </w:rPr>
-        <w:t>Compact alternative: this two-session sequence covers selected core tasks. Use the three-session weekly plan for the full lesson, independent transfer, feedback and project work; allow extra time for extensions.</w:t>
+        <w:t xml:space="preserve">Collect each learner’s explanation before discussion. Use the first missing connection between </w:t>
+      </w:r>
+      <w:r>
+        <w:rPr>
+          <w:b/>
+        </w:rPr>
+        <w:t>input</w:t>
+      </w:r>
+      <w:r>
+        <w:rPr>
+          <w:b w:val="0"/>
+        </w:rPr>
+        <w:t xml:space="preserve">, deciding step and result to choose support. This question is worked-case practice, not fresh mastery </w:t>
+      </w:r>
+      <w:r>
+        <w:rPr>
+          <w:b/>
+        </w:rPr>
+        <w:t>evidence</w:t>
+      </w:r>
+      <w:r>
+        <w:rPr>
+          <w:b w:val="0"/>
+        </w:rPr>
+        <w:t>.</w:t>
+      </w:r>
+    </w:p>
+    <w:p>
+      <w:pPr>
+        <w:pStyle w:val="Heading2"/>
+      </w:pPr>
+      <w:r>
+        <w:t>Support and alternative plan · reference / check after trying</w:t>
       </w:r>
     </w:p>
     <w:tbl>
@@ -1885,42 +2433,29 @@
     </w:p>
     <w:p>
       <w:pPr>
-        <w:pStyle w:val="Heading3"/>
-      </w:pPr>
-      <w:r>
-        <w:t>Reduce help deliberately</w:t>
+        <w:pStyle w:val="Heading2"/>
+      </w:pPr>
+      <w:r>
+        <w:t>Earlier wording, alternatives and picture transcripts · reference / check after trying</w:t>
       </w:r>
     </w:p>
     <w:p>
       <w:pPr>
-        <w:pStyle w:val="Heading3"/>
-      </w:pPr>
-      <w:r>
-        <w:t>Completion practice</w:t>
+        <w:spacing w:line="336" w:lineRule="auto" w:after="180"/>
+      </w:pPr>
+      <w:r>
+        <w:rPr>
+          <w:b w:val="0"/>
+        </w:rPr>
+        <w:t>Compact alternative: this two-session sequence covers selected core tasks. Use the three-session weekly plan for the full lesson, independent transfer, feedback and project work; allow extra time for extensions.</w:t>
       </w:r>
     </w:p>
     <w:p>
       <w:pPr>
-        <w:spacing w:line="336" w:lineRule="auto" w:after="180"/>
-        <w:shd w:fill="F5F1FB"/>
-      </w:pPr>
-      <w:r>
-        <w:rPr>
-          <w:b w:val="0"/>
-        </w:rPr>
-        <w:t xml:space="preserve">Completion task: Change the Red </w:t>
-      </w:r>
-      <w:r>
-        <w:rPr>
-          <w:b/>
-        </w:rPr>
-        <w:t>record</w:t>
-      </w:r>
-      <w:r>
-        <w:rPr>
-          <w:b w:val="0"/>
-        </w:rPr>
-        <w:t xml:space="preserve"> used to 9. State remaining spaces and whether capacity changes.</w:t>
+        <w:pStyle w:val="Heading3"/>
+      </w:pPr>
+      <w:r>
+        <w:t>Reduce help deliberately</w:t>
       </w:r>
     </w:p>
     <w:p>
@@ -1928,84 +2463,44 @@
         <w:pStyle w:val="Heading3"/>
       </w:pPr>
       <w:r>
-        <w:t>Reasoning to listen for</w:t>
+        <w:t>Individual reasoning check</w:t>
       </w:r>
     </w:p>
     <w:p>
       <w:pPr>
-        <w:spacing w:line="336" w:lineRule="auto" w:after="180"/>
-        <w:shd w:fill="F1F6FC"/>
-      </w:pPr>
-      <w:r>
-        <w:rPr>
-          <w:b w:val="0"/>
-        </w:rPr>
-        <w:t>Teacher check: Spaces 0; capacity remains 9.</w:t>
+        <w:pStyle w:val="Heading3"/>
+      </w:pPr>
+      <w:r>
+        <w:t>Pictorial practice question</w:t>
       </w:r>
     </w:p>
     <w:p>
       <w:pPr>
-        <w:spacing w:line="336" w:lineRule="auto" w:after="180"/>
-      </w:pPr>
-      <w:r>
-        <w:rPr>
-          <w:b w:val="0"/>
-        </w:rPr>
-        <w:t xml:space="preserve">Start by identifying the given </w:t>
-      </w:r>
-      <w:r>
-        <w:rPr>
-          <w:b/>
-        </w:rPr>
-        <w:t>input</w:t>
-      </w:r>
-      <w:r>
-        <w:rPr>
-          <w:b w:val="0"/>
-        </w:rPr>
-        <w:t>s together. Leave the intermediate steps blank. If needed, model one step, then withdraw that help on the next step. Move to a full trace only when the partial trace is understood.</w:t>
+        <w:pStyle w:val="Heading3"/>
+      </w:pPr>
+      <w:r>
+        <w:t>Reasoned teacher answer</w:t>
       </w:r>
     </w:p>
     <w:p>
       <w:pPr>
-        <w:spacing w:line="336" w:lineRule="auto" w:after="180"/>
-      </w:pPr>
-      <w:r>
-        <w:rPr>
-          <w:b w:val="0"/>
-        </w:rPr>
-        <w:t>For partners, alternate explainer and checker; collect a response from every learner before discussion.</w:t>
+        <w:pStyle w:val="Heading1"/>
+      </w:pPr>
+      <w:r>
+        <w:t>04. Run the complete supplied investigation</w:t>
       </w:r>
     </w:p>
     <w:p>
-      <w:pPr>
-        <w:pStyle w:val="Heading3"/>
-      </w:pPr>
-      <w:r>
-        <w:t>Individual reasoning check</w:t>
+      <w:r>
+        <w:t>Preserve expected, observed and paper-trace records.</w:t>
       </w:r>
     </w:p>
     <w:p>
       <w:pPr>
-        <w:spacing w:line="336" w:lineRule="auto" w:after="180"/>
-      </w:pPr>
-      <w:r>
-        <w:rPr>
-          <w:b w:val="0"/>
-        </w:rPr>
-        <w:t xml:space="preserve">Use the worked case for Dictionaries and </w:t>
-      </w:r>
-      <w:r>
-        <w:rPr>
-          <w:b/>
-        </w:rPr>
-        <w:t>record</w:t>
-      </w:r>
-      <w:r>
-        <w:rPr>
-          <w:b w:val="0"/>
-        </w:rPr>
-        <w:t>s. Proposed explanation: “A successful run proves the conclusion”. Decide whether this explanation is supported.</w:t>
+        <w:pStyle w:val="Heading2"/>
+      </w:pPr>
+      <w:r>
+        <w:t>Supplied case materials and checked guidance</w:t>
       </w:r>
     </w:p>
     <w:p>
@@ -2016,51 +2511,26 @@
         <w:rPr>
           <w:b w:val="0"/>
         </w:rPr>
-        <w:t>Point to the step or supplied fact that decides; explain your repair if needed.</w:t>
+        <w:t>Red W2 spaces 0 and capacity 9 unchanged. Wrong-case lookup KeyError, repair key rather than add new Used field. Zero remains a measurement; absent field is not default 0. Pictured outputs 0,None,True; adding price 0 makes lookup 0. Explicit None and absence may both yield None from get but differ in membership. Selected outputs 0,3,missing; if not count misclassifies initial 0 as missing.</w:t>
       </w:r>
     </w:p>
     <w:p>
       <w:pPr>
-        <w:pStyle w:val="Heading3"/>
-      </w:pPr>
-      <w:r>
-        <w:t>Expected repair</w:t>
+        <w:spacing w:line="336" w:lineRule="auto" w:after="180"/>
+      </w:pPr>
+      <w:r>
+        <w:rPr>
+          <w:b w:val="0"/>
+        </w:rPr>
+        <w:t>No arbitrary-input validation or physical capacity verification is claimed.</w:t>
       </w:r>
     </w:p>
     <w:p>
       <w:pPr>
-        <w:spacing w:line="336" w:lineRule="auto" w:after="180"/>
-        <w:shd w:fill="F1F6FC"/>
-      </w:pPr>
-      <w:r>
-        <w:rPr>
-          <w:b w:val="0"/>
-        </w:rPr>
-        <w:t xml:space="preserve">Expected correction: Named fields reduce position mistakes but do not prove that a </w:t>
-      </w:r>
-      <w:r>
-        <w:rPr>
-          <w:b/>
-        </w:rPr>
-        <w:t>record</w:t>
-      </w:r>
-      <w:r>
-        <w:rPr>
-          <w:b w:val="0"/>
-        </w:rPr>
-        <w:t xml:space="preserve"> is accurate. A capacity of 2 with used of 5 is representable in a </w:t>
-      </w:r>
-      <w:r>
-        <w:rPr>
-          <w:b/>
-        </w:rPr>
-        <w:t>dictionary</w:t>
-      </w:r>
-      <w:r>
-        <w:rPr>
-          <w:b w:val="0"/>
-        </w:rPr>
-        <w:t xml:space="preserve"> and violates this schema.</w:t>
+        <w:pStyle w:val="Heading2"/>
+      </w:pPr>
+      <w:r>
+        <w:t>Diagnose misconceptions</w:t>
       </w:r>
     </w:p>
     <w:p>
@@ -2071,7 +2541,31 @@
         <w:rPr>
           <w:b w:val="0"/>
         </w:rPr>
-        <w:t>Collect explanations, not only yes/no votes. If a misunderstanding is common, re-model the relevant step for the class.</w:t>
+        <w:t xml:space="preserve">A successful run proves the conclusion: Named fields reduce position mistakes but do not prove that a </w:t>
+      </w:r>
+      <w:r>
+        <w:rPr>
+          <w:b/>
+        </w:rPr>
+        <w:t>record</w:t>
+      </w:r>
+      <w:r>
+        <w:rPr>
+          <w:b w:val="0"/>
+        </w:rPr>
+        <w:t xml:space="preserve"> is accurate. A capacity of 2 with used of 5 is representable in a </w:t>
+      </w:r>
+      <w:r>
+        <w:rPr>
+          <w:b/>
+        </w:rPr>
+        <w:t>dictionary</w:t>
+      </w:r>
+      <w:r>
+        <w:rPr>
+          <w:b w:val="0"/>
+        </w:rPr>
+        <w:t xml:space="preserve"> and violates this schema.</w:t>
       </w:r>
     </w:p>
     <w:p>
@@ -2082,15 +2576,42 @@
         <w:rPr>
           <w:b w:val="0"/>
         </w:rPr>
-        <w:t>If it affects a few learners, give a short targeted group explanation while others solve a more demanding variation.</w:t>
+        <w:t xml:space="preserve">Matching the example is enough: Require the new W4 case, explicit </w:t>
+      </w:r>
+      <w:r>
+        <w:rPr>
+          <w:b/>
+        </w:rPr>
+        <w:t>prediction</w:t>
+      </w:r>
+      <w:r>
+        <w:rPr>
+          <w:b w:val="0"/>
+        </w:rPr>
+        <w:t xml:space="preserve">s and an explanation. Fresh retry: create a Gold </w:t>
+      </w:r>
+      <w:r>
+        <w:rPr>
+          <w:b/>
+        </w:rPr>
+        <w:t>record</w:t>
+      </w:r>
+      <w:r>
+        <w:rPr>
+          <w:b w:val="0"/>
+        </w:rPr>
+        <w:t xml:space="preserve"> with capacity 11 and used 3; return 8, update used to 11 and return 0.</w:t>
       </w:r>
     </w:p>
     <w:p>
       <w:pPr>
-        <w:pStyle w:val="Heading3"/>
-      </w:pPr>
-      <w:r>
-        <w:t>Pictorial practice question</w:t>
+        <w:spacing w:line="336" w:lineRule="auto" w:after="180"/>
+      </w:pPr>
+      <w:r>
+        <w:rPr>
+          <w:b w:val="0"/>
+        </w:rPr>
+        <w:t>Require field lookups rather than copied literal arguments.</w:t>
       </w:r>
     </w:p>
     <w:p>
@@ -2101,27 +2622,30 @@
         <w:rPr>
           <w:b w:val="0"/>
         </w:rPr>
-        <w:t xml:space="preserve">Predict all three original </w:t>
+        <w:t xml:space="preserve">A convenient shortcut preserves meaning: cupboard["Used"] raises </w:t>
       </w:r>
       <w:r>
         <w:rPr>
           <w:b/>
         </w:rPr>
-        <w:t>output</w:t>
+        <w:t>KeyError</w:t>
       </w:r>
       <w:r>
         <w:rPr>
           <w:b w:val="0"/>
         </w:rPr>
-        <w:t>s. Explain the difference between count=0 and missing price, then predict the lookup after price=0 is added.</w:t>
+        <w:t xml:space="preserve"> here because keys are case sensitive. Correct it to "used".</w:t>
       </w:r>
     </w:p>
     <w:p>
       <w:pPr>
-        <w:pStyle w:val="Heading3"/>
-      </w:pPr>
-      <w:r>
-        <w:t>Reasoned teacher answer</w:t>
+        <w:spacing w:line="336" w:lineRule="auto" w:after="180"/>
+      </w:pPr>
+      <w:r>
+        <w:rPr>
+          <w:b w:val="0"/>
+        </w:rPr>
+        <w:t>Adding a new field called "Used" would create a second key and leave the original unchanged; it would not repair the intended lookup.</w:t>
       </w:r>
     </w:p>
     <w:p>
@@ -2130,256 +2654,53 @@
       </w:pPr>
       <w:r>
         <w:rPr>
+          <w:b w:val="0"/>
+        </w:rPr>
+        <w:t xml:space="preserve">Use Section 9 for the </w:t>
+      </w:r>
+      <w:r>
+        <w:rPr>
           <w:b/>
         </w:rPr>
-        <w:t>Output</w:t>
+        <w:t>evidence</w:t>
       </w:r>
       <w:r>
         <w:rPr>
           <w:b w:val="0"/>
         </w:rPr>
-        <w:t>s are 0, None, True. count is present with zero; price is absent. Adding price=0 makes get("price") return 0 without changing count membership.</w:t>
+        <w:t xml:space="preserve"> ledger. Add a boundary or missing-</w:t>
+      </w:r>
+      <w:r>
+        <w:rPr>
+          <w:b/>
+        </w:rPr>
+        <w:t>input</w:t>
+      </w:r>
+      <w:r>
+        <w:rPr>
+          <w:b w:val="0"/>
+        </w:rPr>
+        <w:t xml:space="preserve"> case and </w:t>
+      </w:r>
+      <w:r>
+        <w:rPr>
+          <w:b/>
+        </w:rPr>
+        <w:t>record</w:t>
+      </w:r>
+      <w:r>
+        <w:rPr>
+          <w:b w:val="0"/>
+        </w:rPr>
+        <w:t xml:space="preserve"> the expected response before checking. More successful repeats of one case do not establish wider coverage.</w:t>
       </w:r>
     </w:p>
     <w:p>
       <w:pPr>
-        <w:spacing w:line="336" w:lineRule="auto" w:after="180"/>
-      </w:pPr>
-      <w:r>
-        <w:rPr>
-          <w:b w:val="0"/>
-        </w:rPr>
-        <w:t xml:space="preserve">Changed-case reasoning: The price lookup now returns 0 instead of None. A </w:t>
-      </w:r>
-      <w:r>
-        <w:rPr>
-          <w:b/>
-        </w:rPr>
-        <w:t>record</w:t>
-      </w:r>
-      <w:r>
-        <w:rPr>
-          <w:b w:val="0"/>
-        </w:rPr>
-        <w:t>ed zero is a present value, whereas the earlier lookup had no field.</w:t>
-      </w:r>
-    </w:p>
-    <w:p>
-      <w:pPr>
-        <w:spacing w:line="336" w:lineRule="auto" w:after="180"/>
-      </w:pPr>
-      <w:r>
-        <w:rPr>
-          <w:b w:val="0"/>
-        </w:rPr>
-        <w:t xml:space="preserve">Collect each learner’s explanation before discussion. Use the first missing connection between </w:t>
-      </w:r>
-      <w:r>
-        <w:rPr>
-          <w:b/>
-        </w:rPr>
-        <w:t>input</w:t>
-      </w:r>
-      <w:r>
-        <w:rPr>
-          <w:b w:val="0"/>
-        </w:rPr>
-        <w:t xml:space="preserve">, deciding step and result to choose support. This question is worked-case practice, not fresh mastery </w:t>
-      </w:r>
-      <w:r>
-        <w:rPr>
-          <w:b/>
-        </w:rPr>
-        <w:t>evidence</w:t>
-      </w:r>
-      <w:r>
-        <w:rPr>
-          <w:b w:val="0"/>
-        </w:rPr>
-        <w:t>.</w:t>
-      </w:r>
-    </w:p>
-    <w:p>
-      <w:pPr>
-        <w:pStyle w:val="Heading1"/>
-      </w:pPr>
-      <w:r>
-        <w:t>04. Run the investigation and diagnose misconceptions</w:t>
-      </w:r>
-    </w:p>
-    <w:p>
-      <w:r>
-        <w:t>Run the Dictionaries and records investigation and use the first unsupported step to choose a teaching response.</w:t>
-      </w:r>
-    </w:p>
-    <w:p>
-      <w:pPr>
-        <w:spacing w:line="336" w:lineRule="auto" w:after="180"/>
-      </w:pPr>
-      <w:r>
-        <w:rPr>
-          <w:b w:val="0"/>
-        </w:rPr>
-        <w:t xml:space="preserve">A successful run proves the conclusion: Named fields reduce position mistakes but do not prove that a </w:t>
-      </w:r>
-      <w:r>
-        <w:rPr>
-          <w:b/>
-        </w:rPr>
-        <w:t>record</w:t>
-      </w:r>
-      <w:r>
-        <w:rPr>
-          <w:b w:val="0"/>
-        </w:rPr>
-        <w:t xml:space="preserve"> is accurate. A capacity of 2 with used of 5 is representable in a </w:t>
-      </w:r>
-      <w:r>
-        <w:rPr>
-          <w:b/>
-        </w:rPr>
-        <w:t>dictionary</w:t>
-      </w:r>
-      <w:r>
-        <w:rPr>
-          <w:b w:val="0"/>
-        </w:rPr>
-        <w:t xml:space="preserve"> and violates this schema.</w:t>
-      </w:r>
-    </w:p>
-    <w:p>
-      <w:pPr>
-        <w:spacing w:line="336" w:lineRule="auto" w:after="180"/>
-      </w:pPr>
-      <w:r>
-        <w:rPr>
-          <w:b w:val="0"/>
-        </w:rPr>
-        <w:t xml:space="preserve">Matching the example is enough: Require the new W4 case, explicit </w:t>
-      </w:r>
-      <w:r>
-        <w:rPr>
-          <w:b/>
-        </w:rPr>
-        <w:t>prediction</w:t>
-      </w:r>
-      <w:r>
-        <w:rPr>
-          <w:b w:val="0"/>
-        </w:rPr>
-        <w:t xml:space="preserve">s and an explanation. Fresh retry: create a Gold </w:t>
-      </w:r>
-      <w:r>
-        <w:rPr>
-          <w:b/>
-        </w:rPr>
-        <w:t>record</w:t>
-      </w:r>
-      <w:r>
-        <w:rPr>
-          <w:b w:val="0"/>
-        </w:rPr>
-        <w:t xml:space="preserve"> with capacity 11 and used 3; return 8, update used to 11 and return 0.</w:t>
-      </w:r>
-    </w:p>
-    <w:p>
-      <w:pPr>
-        <w:spacing w:line="336" w:lineRule="auto" w:after="180"/>
-      </w:pPr>
-      <w:r>
-        <w:rPr>
-          <w:b w:val="0"/>
-        </w:rPr>
-        <w:t>Require field lookups rather than copied literal arguments.</w:t>
-      </w:r>
-    </w:p>
-    <w:p>
-      <w:pPr>
-        <w:spacing w:line="336" w:lineRule="auto" w:after="180"/>
-      </w:pPr>
-      <w:r>
-        <w:rPr>
-          <w:b w:val="0"/>
-        </w:rPr>
-        <w:t xml:space="preserve">A convenient shortcut preserves meaning: cupboard["Used"] raises </w:t>
-      </w:r>
-      <w:r>
-        <w:rPr>
-          <w:b/>
-        </w:rPr>
-        <w:t>KeyError</w:t>
-      </w:r>
-      <w:r>
-        <w:rPr>
-          <w:b w:val="0"/>
-        </w:rPr>
-        <w:t xml:space="preserve"> here because keys are case sensitive. Correct it to "used".</w:t>
-      </w:r>
-    </w:p>
-    <w:p>
-      <w:pPr>
-        <w:spacing w:line="336" w:lineRule="auto" w:after="180"/>
-      </w:pPr>
-      <w:r>
-        <w:rPr>
-          <w:b w:val="0"/>
-        </w:rPr>
-        <w:t>Adding a new field called "Used" would create a second key and leave the original unchanged; it would not repair the intended lookup.</w:t>
-      </w:r>
-    </w:p>
-    <w:p>
-      <w:pPr>
-        <w:spacing w:line="336" w:lineRule="auto" w:after="180"/>
-      </w:pPr>
-      <w:r>
-        <w:rPr>
-          <w:b w:val="0"/>
-        </w:rPr>
-        <w:t xml:space="preserve">Use Section 9 for the </w:t>
-      </w:r>
-      <w:r>
-        <w:rPr>
-          <w:b/>
-        </w:rPr>
-        <w:t>evidence</w:t>
-      </w:r>
-      <w:r>
-        <w:rPr>
-          <w:b w:val="0"/>
-        </w:rPr>
-        <w:t xml:space="preserve"> ledger. Add a boundary or missing-</w:t>
-      </w:r>
-      <w:r>
-        <w:rPr>
-          <w:b/>
-        </w:rPr>
-        <w:t>input</w:t>
-      </w:r>
-      <w:r>
-        <w:rPr>
-          <w:b w:val="0"/>
-        </w:rPr>
-        <w:t xml:space="preserve"> case and </w:t>
-      </w:r>
-      <w:r>
-        <w:rPr>
-          <w:b/>
-        </w:rPr>
-        <w:t>record</w:t>
-      </w:r>
-      <w:r>
-        <w:rPr>
-          <w:b w:val="0"/>
-        </w:rPr>
-        <w:t xml:space="preserve"> the expected response before checking. More successful repeats of one case do not establish wider coverage.</w:t>
-      </w:r>
-    </w:p>
-    <w:p>
-      <w:pPr>
-        <w:pStyle w:val="Heading3"/>
-      </w:pPr>
-      <w:r>
-        <w:t>Match the support to the first error</w:t>
+        <w:pStyle w:val="Heading2"/>
+      </w:pPr>
+      <w:r>
+        <w:t>Choose accessible support</w:t>
       </w:r>
     </w:p>
     <w:tbl>
@@ -2552,522 +2873,67 @@
     </w:p>
     <w:p>
       <w:pPr>
-        <w:pStyle w:val="Heading1"/>
-      </w:pPr>
-      <w:r>
-        <w:t>05. Assess and explain the answers</w:t>
+        <w:pStyle w:val="Heading2"/>
+      </w:pPr>
+      <w:r>
+        <w:t>Earlier wording, alternatives and picture transcripts · reference / check after trying</w:t>
       </w:r>
     </w:p>
     <w:p>
-      <w:r>
-        <w:t>Use the Dictionaries and records questions, teacher keys and criteria after the relevant attempts. Previously discussed cases are practice; protect the separately selected independent task.</w:t>
+      <w:pPr>
+        <w:pStyle w:val="Heading3"/>
+      </w:pPr>
+      <w:r>
+        <w:t>Match the support to the first error</w:t>
       </w:r>
     </w:p>
     <w:p>
       <w:pPr>
-        <w:pStyle w:val="Heading3"/>
-      </w:pPr>
-      <w:r>
-        <w:t>Guided and exit questions</w:t>
+        <w:pStyle w:val="Heading1"/>
+      </w:pPr>
+      <w:r>
+        <w:t>05. Assess the selected bridge transfer task</w:t>
       </w:r>
     </w:p>
     <w:p>
-      <w:pPr>
-        <w:spacing w:line="336" w:lineRule="auto" w:after="180"/>
-      </w:pPr>
-      <w:r>
-        <w:rPr>
-          <w:b w:val="0"/>
-        </w:rPr>
-        <w:t xml:space="preserve">Spaces are 0. A present used field with value 0 is different from an absent field. Exit: No. The used count exceeds capacity. Successful arithmetic does not validate the </w:t>
-      </w:r>
-      <w:r>
-        <w:rPr>
-          <w:b/>
-        </w:rPr>
-        <w:t>record</w:t>
-      </w:r>
-      <w:r>
-        <w:rPr>
-          <w:b w:val="0"/>
-        </w:rPr>
-        <w:t>.</w:t>
+      <w:r>
+        <w:t>If a learner has seen this exact case, use a fresh parallel input and record exposure/support.</w:t>
       </w:r>
     </w:p>
     <w:p>
       <w:pPr>
-        <w:pStyle w:val="Heading3"/>
-      </w:pPr>
-      <w:r>
-        <w:t>W1 Identify fields</w:t>
+        <w:pStyle w:val="Heading2"/>
+      </w:pPr>
+      <w:r>
+        <w:t>Selected independent task and checked key</w:t>
       </w:r>
     </w:p>
     <w:p>
       <w:pPr>
-        <w:pStyle w:val="Heading3"/>
-      </w:pPr>
-      <w:r>
-        <w:t>Workbook question · W1</w:t>
+        <w:spacing w:line="336" w:lineRule="auto" w:after="180"/>
+      </w:pPr>
+      <w:r>
+        <w:rPr>
+          <w:b w:val="0"/>
+        </w:rPr>
+        <w:t xml:space="preserve">Selected case: Predict the three </w:t>
+      </w:r>
+      <w:r>
+        <w:rPr>
+          <w:b/>
+        </w:rPr>
+        <w:t>output</w:t>
+      </w:r>
+      <w:r>
+        <w:rPr>
+          <w:b w:val="0"/>
+        </w:rPr>
+        <w:t>s and trace the named-field update. Explain why zero and a missing count produce different results.</w:t>
       </w:r>
     </w:p>
     <w:p>
       <w:pPr>
         <w:spacing w:line="336" w:lineRule="auto" w:after="180"/>
-        <w:shd w:fill="F5F1FB"/>
-      </w:pPr>
-      <w:r>
-        <w:rPr>
-          <w:b w:val="0"/>
-        </w:rPr>
-        <w:t>For {"name": "Red", "capacity": 9, "used": 2}, state the keys, value of used and remaining spaces.</w:t>
-      </w:r>
-    </w:p>
-    <w:p>
-      <w:pPr>
-        <w:pStyle w:val="Heading3"/>
-      </w:pPr>
-      <w:r>
-        <w:t>Teacher reasoning · W1</w:t>
-      </w:r>
-    </w:p>
-    <w:p>
-      <w:pPr>
-        <w:spacing w:line="336" w:lineRule="auto" w:after="180"/>
-        <w:shd w:fill="F1F6FC"/>
-      </w:pPr>
-      <w:r>
-        <w:rPr>
-          <w:b w:val="0"/>
-        </w:rPr>
-        <w:t>Keys name, capacity, used; used is 2; remaining spaces 7.</w:t>
-      </w:r>
-    </w:p>
-    <w:p>
-      <w:pPr>
-        <w:pStyle w:val="Heading3"/>
-      </w:pPr>
-      <w:r>
-        <w:t>W2 Trace an update</w:t>
-      </w:r>
-    </w:p>
-    <w:p>
-      <w:pPr>
-        <w:pStyle w:val="Heading3"/>
-      </w:pPr>
-      <w:r>
-        <w:t>Workbook question · W2</w:t>
-      </w:r>
-    </w:p>
-    <w:p>
-      <w:pPr>
-        <w:spacing w:line="336" w:lineRule="auto" w:after="180"/>
-        <w:shd w:fill="F5F1FB"/>
-      </w:pPr>
-      <w:r>
-        <w:rPr>
-          <w:b w:val="0"/>
-        </w:rPr>
-        <w:t xml:space="preserve">Change the Red </w:t>
-      </w:r>
-      <w:r>
-        <w:rPr>
-          <w:b/>
-        </w:rPr>
-        <w:t>record</w:t>
-      </w:r>
-      <w:r>
-        <w:rPr>
-          <w:b w:val="0"/>
-        </w:rPr>
-        <w:t xml:space="preserve"> used to 9. State remaining spaces and whether capacity changes.</w:t>
-      </w:r>
-    </w:p>
-    <w:p>
-      <w:pPr>
-        <w:pStyle w:val="Heading3"/>
-      </w:pPr>
-      <w:r>
-        <w:t>Teacher reasoning · W2</w:t>
-      </w:r>
-    </w:p>
-    <w:p>
-      <w:pPr>
-        <w:spacing w:line="336" w:lineRule="auto" w:after="180"/>
-        <w:shd w:fill="F1F6FC"/>
-      </w:pPr>
-      <w:r>
-        <w:rPr>
-          <w:b w:val="0"/>
-        </w:rPr>
-        <w:t>Spaces 0; capacity remains 9.</w:t>
-      </w:r>
-    </w:p>
-    <w:p>
-      <w:pPr>
-        <w:pStyle w:val="Heading3"/>
-      </w:pPr>
-      <w:r>
-        <w:t>W3 Repair a lookup</w:t>
-      </w:r>
-    </w:p>
-    <w:p>
-      <w:pPr>
-        <w:pStyle w:val="Heading3"/>
-      </w:pPr>
-      <w:r>
-        <w:t>Workbook question · W3</w:t>
-      </w:r>
-    </w:p>
-    <w:p>
-      <w:pPr>
-        <w:spacing w:line="336" w:lineRule="auto" w:after="180"/>
-        <w:shd w:fill="F5F1FB"/>
-      </w:pPr>
-      <w:r>
-        <w:rPr>
-          <w:b w:val="0"/>
-        </w:rPr>
-        <w:t xml:space="preserve">The code reads </w:t>
-      </w:r>
-      <w:r>
-        <w:rPr>
-          <w:b/>
-        </w:rPr>
-        <w:t>record</w:t>
-      </w:r>
-      <w:r>
-        <w:rPr>
-          <w:b w:val="0"/>
-        </w:rPr>
-        <w:t xml:space="preserve">["Used"] from the Red </w:t>
-      </w:r>
-      <w:r>
-        <w:rPr>
-          <w:b/>
-        </w:rPr>
-        <w:t>record</w:t>
-      </w:r>
-      <w:r>
-        <w:rPr>
-          <w:b w:val="0"/>
-        </w:rPr>
-        <w:t>. Explain the error and repair it without adding a field.</w:t>
-      </w:r>
-    </w:p>
-    <w:p>
-      <w:pPr>
-        <w:pStyle w:val="Heading3"/>
-      </w:pPr>
-      <w:r>
-        <w:t>Teacher reasoning · W3</w:t>
-      </w:r>
-    </w:p>
-    <w:p>
-      <w:pPr>
-        <w:spacing w:line="336" w:lineRule="auto" w:after="180"/>
-        <w:shd w:fill="F1F6FC"/>
-      </w:pPr>
-      <w:r>
-        <w:rPr>
-          <w:b/>
-        </w:rPr>
-        <w:t>KeyError</w:t>
-      </w:r>
-      <w:r>
-        <w:rPr>
-          <w:b w:val="0"/>
-        </w:rPr>
-        <w:t xml:space="preserve"> because Used is absent. Use </w:t>
-      </w:r>
-      <w:r>
-        <w:rPr>
-          <w:b/>
-        </w:rPr>
-        <w:t>record</w:t>
-      </w:r>
-      <w:r>
-        <w:rPr>
-          <w:b w:val="0"/>
-        </w:rPr>
-        <w:t>["used"].</w:t>
-      </w:r>
-    </w:p>
-    <w:p>
-      <w:pPr>
-        <w:pStyle w:val="Heading3"/>
-      </w:pPr>
-      <w:r>
-        <w:t>W4 Build a record independently</w:t>
-      </w:r>
-    </w:p>
-    <w:p>
-      <w:pPr>
-        <w:pStyle w:val="Heading3"/>
-      </w:pPr>
-      <w:r>
-        <w:t>Workbook question · W4</w:t>
-      </w:r>
-    </w:p>
-    <w:p>
-      <w:pPr>
-        <w:spacing w:line="336" w:lineRule="auto" w:after="180"/>
-        <w:shd w:fill="F5F1FB"/>
-      </w:pPr>
-      <w:r>
-        <w:rPr>
-          <w:b w:val="0"/>
-        </w:rPr>
-        <w:t xml:space="preserve">Create a Green </w:t>
-      </w:r>
-      <w:r>
-        <w:rPr>
-          <w:b/>
-        </w:rPr>
-        <w:t>record</w:t>
-      </w:r>
-      <w:r>
-        <w:rPr>
-          <w:b w:val="0"/>
-        </w:rPr>
-        <w:t xml:space="preserve"> with capacity 15 and used 6. Pass its fields to remaining and store the result. Update used to 10 and repeat. Predict both results.</w:t>
-      </w:r>
-    </w:p>
-    <w:p>
-      <w:pPr>
-        <w:pStyle w:val="Heading3"/>
-      </w:pPr>
-      <w:r>
-        <w:t>Teacher reasoning · W4</w:t>
-      </w:r>
-    </w:p>
-    <w:p>
-      <w:pPr>
-        <w:spacing w:line="336" w:lineRule="auto" w:after="180"/>
-        <w:shd w:fill="F1F6FC"/>
-      </w:pPr>
-      <w:r>
-        <w:rPr>
-          <w:b w:val="0"/>
-        </w:rPr>
-        <w:t xml:space="preserve">Use a </w:t>
-      </w:r>
-      <w:r>
-        <w:rPr>
-          <w:b/>
-        </w:rPr>
-        <w:t>dictionary</w:t>
-      </w:r>
-      <w:r>
-        <w:rPr>
-          <w:b w:val="0"/>
-        </w:rPr>
-        <w:t xml:space="preserve"> with name Green, capacity 15, used 6; results are 9 and then 5. The second call must read the updated field.</w:t>
-      </w:r>
-    </w:p>
-    <w:p>
-      <w:pPr>
-        <w:pStyle w:val="Heading3"/>
-      </w:pPr>
-      <w:r>
-        <w:t>W5 Check the contract</w:t>
-      </w:r>
-    </w:p>
-    <w:p>
-      <w:pPr>
-        <w:pStyle w:val="Heading3"/>
-      </w:pPr>
-      <w:r>
-        <w:t>Workbook question · W5</w:t>
-      </w:r>
-    </w:p>
-    <w:p>
-      <w:pPr>
-        <w:spacing w:line="336" w:lineRule="auto" w:after="180"/>
-        <w:shd w:fill="F5F1FB"/>
-      </w:pPr>
-      <w:r>
-        <w:rPr>
-          <w:b w:val="0"/>
-        </w:rPr>
-        <w:t xml:space="preserve">A </w:t>
-      </w:r>
-      <w:r>
-        <w:rPr>
-          <w:b/>
-        </w:rPr>
-        <w:t>record</w:t>
-      </w:r>
-      <w:r>
-        <w:rPr>
-          <w:b w:val="0"/>
-        </w:rPr>
-        <w:t xml:space="preserve"> has capacity 3 and used 4. It gives -1 spaces without an error. Should it be accepted? Explain.</w:t>
-      </w:r>
-    </w:p>
-    <w:p>
-      <w:pPr>
-        <w:pStyle w:val="Heading3"/>
-      </w:pPr>
-      <w:r>
-        <w:t>Teacher reasoning · W5</w:t>
-      </w:r>
-    </w:p>
-    <w:p>
-      <w:pPr>
-        <w:spacing w:line="336" w:lineRule="auto" w:after="180"/>
-        <w:shd w:fill="F1F6FC"/>
-      </w:pPr>
-      <w:r>
-        <w:rPr>
-          <w:b w:val="0"/>
-        </w:rPr>
-        <w:t xml:space="preserve">No. The used count exceeds capacity. Successful arithmetic does not validate the </w:t>
-      </w:r>
-      <w:r>
-        <w:rPr>
-          <w:b/>
-        </w:rPr>
-        <w:t>record</w:t>
-      </w:r>
-      <w:r>
-        <w:rPr>
-          <w:b w:val="0"/>
-        </w:rPr>
-        <w:t>.</w:t>
-      </w:r>
-    </w:p>
-    <w:p>
-      <w:pPr>
-        <w:pStyle w:val="Heading3"/>
-      </w:pPr>
-      <w:r>
-        <w:t>Independent assessment and fresh retry</w:t>
-      </w:r>
-    </w:p>
-    <w:p>
-      <w:pPr>
-        <w:pStyle w:val="Heading3"/>
-      </w:pPr>
-      <w:r>
-        <w:t>Teacher key · Independent assessment and fresh retry</w:t>
-      </w:r>
-    </w:p>
-    <w:p>
-      <w:pPr>
-        <w:spacing w:line="336" w:lineRule="auto" w:after="180"/>
-        <w:shd w:fill="F1F6FC"/>
-      </w:pPr>
-      <w:r>
-        <w:rPr>
-          <w:b w:val="0"/>
-        </w:rPr>
-        <w:t xml:space="preserve">Independent W4 </w:t>
-      </w:r>
-      <w:r>
-        <w:rPr>
-          <w:b/>
-        </w:rPr>
-        <w:t>evidence</w:t>
-      </w:r>
-      <w:r>
-        <w:rPr>
-          <w:b w:val="0"/>
-        </w:rPr>
-        <w:t xml:space="preserve">: Use a </w:t>
-      </w:r>
-      <w:r>
-        <w:rPr>
-          <w:b/>
-        </w:rPr>
-        <w:t>dictionary</w:t>
-      </w:r>
-      <w:r>
-        <w:rPr>
-          <w:b w:val="0"/>
-        </w:rPr>
-        <w:t xml:space="preserve"> with name Green, capacity 15, used 6; results are 9 and then 5. The second call must read the updated field. </w:t>
-      </w:r>
-      <w:r>
-        <w:rPr>
-          <w:b/>
-        </w:rPr>
-        <w:t>Record</w:t>
-      </w:r>
-      <w:r>
-        <w:rPr>
-          <w:b w:val="0"/>
-        </w:rPr>
-        <w:t xml:space="preserve"> whether the learner needed no help, a hint or explanation.</w:t>
-      </w:r>
-    </w:p>
-    <w:p>
-      <w:pPr>
-        <w:spacing w:line="336" w:lineRule="auto" w:after="180"/>
-        <w:shd w:fill="F1F6FC"/>
-      </w:pPr>
-      <w:r>
-        <w:rPr>
-          <w:b w:val="0"/>
-        </w:rPr>
-        <w:t xml:space="preserve">Fresh retry: create a Gold </w:t>
-      </w:r>
-      <w:r>
-        <w:rPr>
-          <w:b/>
-        </w:rPr>
-        <w:t>record</w:t>
-      </w:r>
-      <w:r>
-        <w:rPr>
-          <w:b w:val="0"/>
-        </w:rPr>
-        <w:t xml:space="preserve"> with capacity 11 and used 3; return 8, update used to 11 and return 0. Require field lookups rather than copied literal arguments.</w:t>
-      </w:r>
-    </w:p>
-    <w:p>
-      <w:pPr>
-        <w:pStyle w:val="Heading3"/>
-      </w:pPr>
-      <w:r>
-        <w:t>Assess independent transfer</w:t>
-      </w:r>
-    </w:p>
-    <w:p>
-      <w:pPr>
-        <w:pStyle w:val="Heading3"/>
-      </w:pPr>
-      <w:r>
-        <w:t>Independent question · withhold the key</w:t>
-      </w:r>
-    </w:p>
-    <w:p>
-      <w:pPr>
-        <w:spacing w:line="336" w:lineRule="auto" w:after="180"/>
-        <w:shd w:fill="F5F1FB"/>
-      </w:pPr>
-      <w:r>
-        <w:rPr>
-          <w:b w:val="0"/>
-        </w:rPr>
-        <w:t xml:space="preserve">Selected case: Predict the three </w:t>
-      </w:r>
-      <w:r>
-        <w:rPr>
-          <w:b/>
-        </w:rPr>
-        <w:t>output</w:t>
-      </w:r>
-      <w:r>
-        <w:rPr>
-          <w:b w:val="0"/>
-        </w:rPr>
-        <w:t>s and trace the named-field update. Explain why zero and a missing count produce different results.</w:t>
-      </w:r>
-    </w:p>
-    <w:p>
-      <w:pPr>
-        <w:spacing w:line="336" w:lineRule="auto" w:after="180"/>
-        <w:shd w:fill="F5F1FB"/>
       </w:pPr>
       <w:r>
         <w:rPr>
@@ -3118,48 +2984,38 @@
     </w:p>
     <w:p>
       <w:pPr>
-        <w:pStyle w:val="Heading3"/>
-      </w:pPr>
-      <w:r>
-        <w:t>Selected case answer</w:t>
+        <w:spacing w:line="336" w:lineRule="auto" w:after="180"/>
+      </w:pPr>
+      <w:r>
+        <w:rPr>
+          <w:b/>
+        </w:rPr>
+        <w:t>Output</w:t>
+      </w:r>
+      <w:r>
+        <w:rPr>
+          <w:b w:val="0"/>
+        </w:rPr>
+        <w:t>s are0,3,missing. A stored0 is a supplied value; an absent field returns None under get here. The update replaces count with3 before the second call.</w:t>
       </w:r>
     </w:p>
     <w:p>
       <w:pPr>
-        <w:pStyle w:val="Heading3"/>
-      </w:pPr>
-      <w:r>
-        <w:t>Teacher key · Selected case answer</w:t>
+        <w:spacing w:line="336" w:lineRule="auto" w:after="180"/>
+      </w:pPr>
+      <w:r>
+        <w:rPr>
+          <w:b w:val="0"/>
+        </w:rPr>
+        <w:t>Using if not count would incorrectly return missing for the original count0 because zero is false in a Boolean test; testing None keeps absence separate.</w:t>
       </w:r>
     </w:p>
     <w:p>
       <w:pPr>
-        <w:spacing w:line="336" w:lineRule="auto" w:after="180"/>
-        <w:shd w:fill="F1F6FC"/>
-      </w:pPr>
-      <w:r>
-        <w:rPr>
-          <w:b/>
-        </w:rPr>
-        <w:t>Output</w:t>
-      </w:r>
-      <w:r>
-        <w:rPr>
-          <w:b w:val="0"/>
-        </w:rPr>
-        <w:t>s are0,3,missing. A stored0 is a supplied value; an absent field returns None under get here. The update replaces count with3 before the second call.</w:t>
-      </w:r>
-    </w:p>
-    <w:p>
-      <w:pPr>
-        <w:spacing w:line="336" w:lineRule="auto" w:after="180"/>
-        <w:shd w:fill="F1F6FC"/>
-      </w:pPr>
-      <w:r>
-        <w:rPr>
-          <w:b w:val="0"/>
-        </w:rPr>
-        <w:t>Using if not count would incorrectly return missing for the original count0 because zero is false in a Boolean test; testing None keeps absence separate.</w:t>
+        <w:pStyle w:val="Heading2"/>
+      </w:pPr>
+      <w:r>
+        <w:t>Judge trace and support</w:t>
       </w:r>
     </w:p>
     <w:tbl>
@@ -3266,72 +3122,73 @@
     </w:tbl>
     <w:p>
       <w:pPr>
-        <w:pStyle w:val="Heading3"/>
-      </w:pPr>
-      <w:r>
-        <w:t>Teacher key · Selected case answer</w:t>
+        <w:spacing w:line="336" w:lineRule="auto" w:after="180"/>
+      </w:pPr>
+      <w:r>
+        <w:rPr>
+          <w:b/>
+        </w:rPr>
+        <w:t>Record</w:t>
+      </w:r>
+      <w:r>
+        <w:rPr>
+          <w:b w:val="0"/>
+        </w:rPr>
+        <w:t xml:space="preserve"> each dimension as not yet, with support, or independent. Accept a valid alternative procedure with a defensible trace.</w:t>
       </w:r>
     </w:p>
     <w:p>
       <w:pPr>
         <w:spacing w:line="336" w:lineRule="auto" w:after="180"/>
-        <w:shd w:fill="F1F6FC"/>
-      </w:pPr>
+      </w:pPr>
+      <w:r>
+        <w:rPr>
+          <w:b w:val="0"/>
+        </w:rPr>
+        <w:t xml:space="preserve">Do not penalise an honestly </w:t>
+      </w:r>
       <w:r>
         <w:rPr>
           <w:b/>
         </w:rPr>
-        <w:t>Record</w:t>
+        <w:t>record</w:t>
       </w:r>
       <w:r>
         <w:rPr>
           <w:b w:val="0"/>
         </w:rPr>
-        <w:t xml:space="preserve"> each dimension as not yet, with support, or independent. Accept a valid alternative procedure with a defensible trace.</w:t>
+        <w:t xml:space="preserve">ed model failure if the learner correctly explains its </w:t>
+      </w:r>
+      <w:r>
+        <w:rPr>
+          <w:b/>
+        </w:rPr>
+        <w:t>evidence</w:t>
+      </w:r>
+      <w:r>
+        <w:rPr>
+          <w:b w:val="0"/>
+        </w:rPr>
+        <w:t xml:space="preserve"> and limits.</w:t>
       </w:r>
     </w:p>
     <w:p>
       <w:pPr>
-        <w:spacing w:line="336" w:lineRule="auto" w:after="180"/>
-        <w:shd w:fill="F1F6FC"/>
-      </w:pPr>
-      <w:r>
-        <w:rPr>
-          <w:b w:val="0"/>
-        </w:rPr>
-        <w:t xml:space="preserve">Do not penalise an honestly </w:t>
-      </w:r>
-      <w:r>
-        <w:rPr>
-          <w:b/>
-        </w:rPr>
-        <w:t>record</w:t>
-      </w:r>
-      <w:r>
-        <w:rPr>
-          <w:b w:val="0"/>
-        </w:rPr>
-        <w:t xml:space="preserve">ed model failure if the learner correctly explains its </w:t>
-      </w:r>
-      <w:r>
-        <w:rPr>
-          <w:b/>
-        </w:rPr>
-        <w:t>evidence</w:t>
-      </w:r>
-      <w:r>
-        <w:rPr>
-          <w:b w:val="0"/>
-        </w:rPr>
-        <w:t xml:space="preserve"> and limits.</w:t>
+        <w:pStyle w:val="Heading2"/>
+      </w:pPr>
+      <w:r>
+        <w:t>Give one repair action</w:t>
       </w:r>
     </w:p>
     <w:p>
       <w:pPr>
-        <w:pStyle w:val="Heading3"/>
-      </w:pPr>
-      <w:r>
-        <w:t>Feedback that the learner uses</w:t>
+        <w:spacing w:line="336" w:lineRule="auto" w:after="180"/>
+      </w:pPr>
+      <w:r>
+        <w:rPr>
+          <w:b w:val="0"/>
+        </w:rPr>
+        <w:t>Name the earliest unsupported step and give one action to repair it. Have the learner make that repair now and explain why. Then assess the relevant skill on a fresh, fully specified case.</w:t>
       </w:r>
     </w:p>
     <w:p>
@@ -3342,78 +3199,45 @@
         <w:rPr>
           <w:b w:val="0"/>
         </w:rPr>
-        <w:t>Name the earliest unsupported step and give one action to repair it. Have the learner make that repair now and explain why. Then assess the relevant skill on a fresh, fully specified case.</w:t>
+        <w:t>Confirm it was not previously practised with feedback; solve and check the new case before assigning it. A follow-up design prompt is a starting brief, not automatically an equivalent test.</w:t>
       </w:r>
     </w:p>
     <w:p>
       <w:pPr>
-        <w:spacing w:line="336" w:lineRule="auto" w:after="180"/>
-      </w:pPr>
-      <w:r>
-        <w:rPr>
-          <w:b w:val="0"/>
-        </w:rPr>
-        <w:t>Confirm it was not previously practised with feedback; solve and check the new case before assigning it. A follow-up design prompt is a starting brief, not automatically an equivalent test.</w:t>
+        <w:pStyle w:val="Heading2"/>
+      </w:pPr>
+      <w:r>
+        <w:t>W1 Identify fields</w:t>
       </w:r>
     </w:p>
     <w:p>
       <w:pPr>
-        <w:pStyle w:val="Heading1"/>
-      </w:pPr>
-      <w:r>
-        <w:t>06. Connect the project, support and next lesson</w:t>
+        <w:spacing w:line="336" w:lineRule="auto" w:after="180"/>
+      </w:pPr>
+      <w:r>
+        <w:rPr>
+          <w:b w:val="0"/>
+        </w:rPr>
+        <w:t>For {"name": "Red", "capacity": 9, "used": 2}, state the keys, value of used and remaining spaces.</w:t>
       </w:r>
     </w:p>
     <w:p>
-      <w:r>
-        <w:t>Connect Dictionaries and records to Python readiness portfolio, adapt support and plan a later changed-case check.</w:t>
+      <w:pPr>
+        <w:spacing w:line="336" w:lineRule="auto" w:after="180"/>
+      </w:pPr>
+      <w:r>
+        <w:rPr>
+          <w:b w:val="0"/>
+        </w:rPr>
+        <w:t>Keys name, capacity, used; used is 2; remaining spaces 7.</w:t>
       </w:r>
     </w:p>
     <w:p>
       <w:pPr>
-        <w:spacing w:line="336" w:lineRule="auto" w:after="180"/>
-      </w:pPr>
-      <w:r>
-        <w:rPr>
-          <w:b w:val="0"/>
-        </w:rPr>
-        <w:t xml:space="preserve">Add a labelled dictionaries and </w:t>
-      </w:r>
-      <w:r>
-        <w:rPr>
-          <w:b/>
-        </w:rPr>
-        <w:t>record</w:t>
-      </w:r>
-      <w:r>
-        <w:rPr>
-          <w:b w:val="0"/>
-        </w:rPr>
-        <w:t xml:space="preserve">s </w:t>
-      </w:r>
-      <w:r>
-        <w:rPr>
-          <w:b/>
-        </w:rPr>
-        <w:t>evidence</w:t>
-      </w:r>
-      <w:r>
-        <w:rPr>
-          <w:b w:val="0"/>
-        </w:rPr>
-        <w:t xml:space="preserve"> sheet to Python readiness portfolio. Show how you can read and update named </w:t>
-      </w:r>
-      <w:r>
-        <w:rPr>
-          <w:b/>
-        </w:rPr>
-        <w:t>dictionary</w:t>
-      </w:r>
-      <w:r>
-        <w:rPr>
-          <w:b w:val="0"/>
-        </w:rPr>
-        <w:t xml:space="preserve"> fields.</w:t>
+        <w:pStyle w:val="Heading2"/>
+      </w:pPr>
+      <w:r>
+        <w:t>W2 Trace an update</w:t>
       </w:r>
     </w:p>
     <w:p>
@@ -3424,55 +3248,19 @@
         <w:rPr>
           <w:b w:val="0"/>
         </w:rPr>
-        <w:t xml:space="preserve">Use the supplied fictional case and keep its </w:t>
+        <w:t xml:space="preserve">Change the Red </w:t>
       </w:r>
       <w:r>
         <w:rPr>
           <w:b/>
         </w:rPr>
-        <w:t>input</w:t>
+        <w:t>record</w:t>
       </w:r>
       <w:r>
         <w:rPr>
           <w:b w:val="0"/>
         </w:rPr>
-        <w:t xml:space="preserve">s, intermediate steps, calculation or </w:t>
-      </w:r>
-      <w:r>
-        <w:rPr>
-          <w:b/>
-        </w:rPr>
-        <w:t>prediction</w:t>
-      </w:r>
-      <w:r>
-        <w:rPr>
-          <w:b w:val="0"/>
-        </w:rPr>
-        <w:t xml:space="preserve">, and limitation. Connect this </w:t>
-      </w:r>
-      <w:r>
-        <w:rPr>
-          <w:b/>
-        </w:rPr>
-        <w:t>record</w:t>
-      </w:r>
-      <w:r>
-        <w:rPr>
-          <w:b w:val="0"/>
-        </w:rPr>
-        <w:t xml:space="preserve"> to last week’s </w:t>
-      </w:r>
-      <w:r>
-        <w:rPr>
-          <w:b/>
-        </w:rPr>
-        <w:t>record</w:t>
-      </w:r>
-      <w:r>
-        <w:rPr>
-          <w:b w:val="0"/>
-        </w:rPr>
-        <w:t>; a matching answer without a trace is insufficient.</w:t>
+        <w:t xml:space="preserve"> used to 9. State remaining spaces and whether capacity changes.</w:t>
       </w:r>
     </w:p>
     <w:p>
@@ -3483,30 +3271,15 @@
         <w:rPr>
           <w:b w:val="0"/>
         </w:rPr>
-        <w:t>Use key cards and value cards. Extension: add a location text field and show why it does not change the remaining calculation.</w:t>
+        <w:t>Spaces 0; capacity remains 9.</w:t>
       </w:r>
     </w:p>
     <w:p>
       <w:pPr>
-        <w:spacing w:line="336" w:lineRule="auto" w:after="180"/>
-      </w:pPr>
-      <w:r>
-        <w:rPr>
-          <w:b w:val="0"/>
-        </w:rPr>
-        <w:t xml:space="preserve">Next week: Reading structured data. Reuse this week's explicit contracts and </w:t>
-      </w:r>
-      <w:r>
-        <w:rPr>
-          <w:b/>
-        </w:rPr>
-        <w:t>evidence</w:t>
-      </w:r>
-      <w:r>
-        <w:rPr>
-          <w:b w:val="0"/>
-        </w:rPr>
-        <w:t>.</w:t>
+        <w:pStyle w:val="Heading2"/>
+      </w:pPr>
+      <w:r>
+        <w:t>W3 Repair a lookup</w:t>
       </w:r>
     </w:p>
     <w:p>
@@ -3517,15 +3290,552 @@
         <w:rPr>
           <w:b w:val="0"/>
         </w:rPr>
-        <w:t>Retain the project ledger and assess a changed case after support. Check the relevant prerequisite before carrying this component forward.</w:t>
+        <w:t xml:space="preserve">The code reads </w:t>
+      </w:r>
+      <w:r>
+        <w:rPr>
+          <w:b/>
+        </w:rPr>
+        <w:t>record</w:t>
+      </w:r>
+      <w:r>
+        <w:rPr>
+          <w:b w:val="0"/>
+        </w:rPr>
+        <w:t xml:space="preserve">["Used"] from the Red </w:t>
+      </w:r>
+      <w:r>
+        <w:rPr>
+          <w:b/>
+        </w:rPr>
+        <w:t>record</w:t>
+      </w:r>
+      <w:r>
+        <w:rPr>
+          <w:b w:val="0"/>
+        </w:rPr>
+        <w:t>. Explain the error and repair it without adding a field.</w:t>
       </w:r>
     </w:p>
     <w:p>
       <w:pPr>
+        <w:spacing w:line="336" w:lineRule="auto" w:after="180"/>
+      </w:pPr>
+      <w:r>
+        <w:rPr>
+          <w:b/>
+        </w:rPr>
+        <w:t>KeyError</w:t>
+      </w:r>
+      <w:r>
+        <w:rPr>
+          <w:b w:val="0"/>
+        </w:rPr>
+        <w:t xml:space="preserve"> because Used is absent. Use </w:t>
+      </w:r>
+      <w:r>
+        <w:rPr>
+          <w:b/>
+        </w:rPr>
+        <w:t>record</w:t>
+      </w:r>
+      <w:r>
+        <w:rPr>
+          <w:b w:val="0"/>
+        </w:rPr>
+        <w:t>["used"].</w:t>
+      </w:r>
+    </w:p>
+    <w:p>
+      <w:pPr>
+        <w:pStyle w:val="Heading2"/>
+      </w:pPr>
+      <w:r>
+        <w:t>W5 Check the contract</w:t>
+      </w:r>
+    </w:p>
+    <w:p>
+      <w:pPr>
+        <w:spacing w:line="336" w:lineRule="auto" w:after="180"/>
+      </w:pPr>
+      <w:r>
+        <w:rPr>
+          <w:b w:val="0"/>
+        </w:rPr>
+        <w:t xml:space="preserve">A </w:t>
+      </w:r>
+      <w:r>
+        <w:rPr>
+          <w:b/>
+        </w:rPr>
+        <w:t>record</w:t>
+      </w:r>
+      <w:r>
+        <w:rPr>
+          <w:b w:val="0"/>
+        </w:rPr>
+        <w:t xml:space="preserve"> has capacity 3 and used 4. It gives -1 spaces without an error. Should it be accepted? Explain.</w:t>
+      </w:r>
+    </w:p>
+    <w:p>
+      <w:pPr>
+        <w:spacing w:line="336" w:lineRule="auto" w:after="180"/>
+      </w:pPr>
+      <w:r>
+        <w:rPr>
+          <w:b w:val="0"/>
+        </w:rPr>
+        <w:t xml:space="preserve">No. The used count exceeds capacity. Successful arithmetic does not validate the </w:t>
+      </w:r>
+      <w:r>
+        <w:rPr>
+          <w:b/>
+        </w:rPr>
+        <w:t>record</w:t>
+      </w:r>
+      <w:r>
+        <w:rPr>
+          <w:b w:val="0"/>
+        </w:rPr>
+        <w:t>.</w:t>
+      </w:r>
+    </w:p>
+    <w:p>
+      <w:pPr>
+        <w:pStyle w:val="Heading2"/>
+      </w:pPr>
+      <w:r>
+        <w:t>Earlier wording, alternatives and picture transcripts · reference / check after trying</w:t>
+      </w:r>
+    </w:p>
+    <w:p>
+      <w:pPr>
         <w:pStyle w:val="Heading3"/>
       </w:pPr>
       <w:r>
-        <w:t>Plan the delayed return</w:t>
+        <w:t>Guided and exit questions</w:t>
+      </w:r>
+    </w:p>
+    <w:p>
+      <w:pPr>
+        <w:spacing w:line="336" w:lineRule="auto" w:after="180"/>
+      </w:pPr>
+      <w:r>
+        <w:rPr>
+          <w:b w:val="0"/>
+        </w:rPr>
+        <w:t xml:space="preserve">Spaces are 0. A present used field with value 0 is different from an absent field. Exit: No. The used count exceeds capacity. Successful arithmetic does not validate the </w:t>
+      </w:r>
+      <w:r>
+        <w:rPr>
+          <w:b/>
+        </w:rPr>
+        <w:t>record</w:t>
+      </w:r>
+      <w:r>
+        <w:rPr>
+          <w:b w:val="0"/>
+        </w:rPr>
+        <w:t>.</w:t>
+      </w:r>
+    </w:p>
+    <w:p>
+      <w:pPr>
+        <w:pStyle w:val="Heading3"/>
+      </w:pPr>
+      <w:r>
+        <w:t>W1 Identify fields</w:t>
+      </w:r>
+    </w:p>
+    <w:p>
+      <w:pPr>
+        <w:pStyle w:val="Heading3"/>
+      </w:pPr>
+      <w:r>
+        <w:t>W2 Trace an update</w:t>
+      </w:r>
+    </w:p>
+    <w:p>
+      <w:pPr>
+        <w:pStyle w:val="Heading3"/>
+      </w:pPr>
+      <w:r>
+        <w:t>W3 Repair a lookup</w:t>
+      </w:r>
+    </w:p>
+    <w:p>
+      <w:pPr>
+        <w:pStyle w:val="Heading3"/>
+      </w:pPr>
+      <w:r>
+        <w:t>W4 Build a record independently</w:t>
+      </w:r>
+    </w:p>
+    <w:p>
+      <w:pPr>
+        <w:spacing w:line="336" w:lineRule="auto" w:after="180"/>
+      </w:pPr>
+      <w:r>
+        <w:rPr>
+          <w:b w:val="0"/>
+        </w:rPr>
+        <w:t xml:space="preserve">Create a Green </w:t>
+      </w:r>
+      <w:r>
+        <w:rPr>
+          <w:b/>
+        </w:rPr>
+        <w:t>record</w:t>
+      </w:r>
+      <w:r>
+        <w:rPr>
+          <w:b w:val="0"/>
+        </w:rPr>
+        <w:t xml:space="preserve"> with capacity 15 and used 6. Pass its fields to remaining and store the result. Update used to 10 and repeat. Predict both results.</w:t>
+      </w:r>
+    </w:p>
+    <w:p>
+      <w:pPr>
+        <w:spacing w:line="336" w:lineRule="auto" w:after="180"/>
+      </w:pPr>
+      <w:r>
+        <w:rPr>
+          <w:b w:val="0"/>
+        </w:rPr>
+        <w:t xml:space="preserve">Use a </w:t>
+      </w:r>
+      <w:r>
+        <w:rPr>
+          <w:b/>
+        </w:rPr>
+        <w:t>dictionary</w:t>
+      </w:r>
+      <w:r>
+        <w:rPr>
+          <w:b w:val="0"/>
+        </w:rPr>
+        <w:t xml:space="preserve"> with name Green, capacity 15, used 6; results are 9 and then 5. The second call must read the updated field.</w:t>
+      </w:r>
+    </w:p>
+    <w:p>
+      <w:pPr>
+        <w:pStyle w:val="Heading3"/>
+      </w:pPr>
+      <w:r>
+        <w:t>W5 Check the contract</w:t>
+      </w:r>
+    </w:p>
+    <w:p>
+      <w:pPr>
+        <w:pStyle w:val="Heading3"/>
+      </w:pPr>
+      <w:r>
+        <w:t>Independent assessment and fresh retry</w:t>
+      </w:r>
+    </w:p>
+    <w:p>
+      <w:pPr>
+        <w:spacing w:line="336" w:lineRule="auto" w:after="180"/>
+      </w:pPr>
+      <w:r>
+        <w:rPr>
+          <w:b w:val="0"/>
+        </w:rPr>
+        <w:t xml:space="preserve">Independent W4 </w:t>
+      </w:r>
+      <w:r>
+        <w:rPr>
+          <w:b/>
+        </w:rPr>
+        <w:t>evidence</w:t>
+      </w:r>
+      <w:r>
+        <w:rPr>
+          <w:b w:val="0"/>
+        </w:rPr>
+        <w:t xml:space="preserve">: Use a </w:t>
+      </w:r>
+      <w:r>
+        <w:rPr>
+          <w:b/>
+        </w:rPr>
+        <w:t>dictionary</w:t>
+      </w:r>
+      <w:r>
+        <w:rPr>
+          <w:b w:val="0"/>
+        </w:rPr>
+        <w:t xml:space="preserve"> with name Green, capacity 15, used 6; results are 9 and then 5. The second call must read the updated field. </w:t>
+      </w:r>
+      <w:r>
+        <w:rPr>
+          <w:b/>
+        </w:rPr>
+        <w:t>Record</w:t>
+      </w:r>
+      <w:r>
+        <w:rPr>
+          <w:b w:val="0"/>
+        </w:rPr>
+        <w:t xml:space="preserve"> whether the learner needed no help, a hint or explanation.</w:t>
+      </w:r>
+    </w:p>
+    <w:p>
+      <w:pPr>
+        <w:spacing w:line="336" w:lineRule="auto" w:after="180"/>
+      </w:pPr>
+      <w:r>
+        <w:rPr>
+          <w:b w:val="0"/>
+        </w:rPr>
+        <w:t xml:space="preserve">Fresh retry: create a Gold </w:t>
+      </w:r>
+      <w:r>
+        <w:rPr>
+          <w:b/>
+        </w:rPr>
+        <w:t>record</w:t>
+      </w:r>
+      <w:r>
+        <w:rPr>
+          <w:b w:val="0"/>
+        </w:rPr>
+        <w:t xml:space="preserve"> with capacity 11 and used 3; return 8, update used to 11 and return 0. Require field lookups rather than copied literal arguments.</w:t>
+      </w:r>
+    </w:p>
+    <w:p>
+      <w:pPr>
+        <w:pStyle w:val="Heading3"/>
+      </w:pPr>
+      <w:r>
+        <w:t>Assess independent transfer</w:t>
+      </w:r>
+    </w:p>
+    <w:p>
+      <w:pPr>
+        <w:pStyle w:val="Heading3"/>
+      </w:pPr>
+      <w:r>
+        <w:t>Selected case answer</w:t>
+      </w:r>
+    </w:p>
+    <w:p>
+      <w:pPr>
+        <w:pStyle w:val="Heading3"/>
+      </w:pPr>
+      <w:r>
+        <w:t>Feedback that the learner uses</w:t>
+      </w:r>
+    </w:p>
+    <w:p>
+      <w:pPr>
+        <w:pStyle w:val="Heading1"/>
+      </w:pPr>
+      <w:r>
+        <w:t>06. Keep the portfolio, support and delayed check</w:t>
+      </w:r>
+    </w:p>
+    <w:p>
+      <w:r>
+        <w:t>Track code execution separately from a correct paper trace.</w:t>
+      </w:r>
+    </w:p>
+    <w:p>
+      <w:pPr>
+        <w:pStyle w:val="Heading2"/>
+      </w:pPr>
+      <w:r>
+        <w:t>Project evidence</w:t>
+      </w:r>
+    </w:p>
+    <w:p>
+      <w:pPr>
+        <w:spacing w:line="336" w:lineRule="auto" w:after="180"/>
+      </w:pPr>
+      <w:r>
+        <w:rPr>
+          <w:b w:val="0"/>
+        </w:rPr>
+        <w:t xml:space="preserve">Add a labelled dictionaries and </w:t>
+      </w:r>
+      <w:r>
+        <w:rPr>
+          <w:b/>
+        </w:rPr>
+        <w:t>record</w:t>
+      </w:r>
+      <w:r>
+        <w:rPr>
+          <w:b w:val="0"/>
+        </w:rPr>
+        <w:t xml:space="preserve">s </w:t>
+      </w:r>
+      <w:r>
+        <w:rPr>
+          <w:b/>
+        </w:rPr>
+        <w:t>evidence</w:t>
+      </w:r>
+      <w:r>
+        <w:rPr>
+          <w:b w:val="0"/>
+        </w:rPr>
+        <w:t xml:space="preserve"> sheet to Python readiness portfolio. Show how you can read and update named </w:t>
+      </w:r>
+      <w:r>
+        <w:rPr>
+          <w:b/>
+        </w:rPr>
+        <w:t>dictionary</w:t>
+      </w:r>
+      <w:r>
+        <w:rPr>
+          <w:b w:val="0"/>
+        </w:rPr>
+        <w:t xml:space="preserve"> fields.</w:t>
+      </w:r>
+    </w:p>
+    <w:p>
+      <w:pPr>
+        <w:spacing w:line="336" w:lineRule="auto" w:after="180"/>
+      </w:pPr>
+      <w:r>
+        <w:rPr>
+          <w:b w:val="0"/>
+        </w:rPr>
+        <w:t xml:space="preserve">Use the supplied fictional case and keep its </w:t>
+      </w:r>
+      <w:r>
+        <w:rPr>
+          <w:b/>
+        </w:rPr>
+        <w:t>input</w:t>
+      </w:r>
+      <w:r>
+        <w:rPr>
+          <w:b w:val="0"/>
+        </w:rPr>
+        <w:t xml:space="preserve">s, intermediate steps, calculation or </w:t>
+      </w:r>
+      <w:r>
+        <w:rPr>
+          <w:b/>
+        </w:rPr>
+        <w:t>prediction</w:t>
+      </w:r>
+      <w:r>
+        <w:rPr>
+          <w:b w:val="0"/>
+        </w:rPr>
+        <w:t xml:space="preserve">, and limitation. Connect this </w:t>
+      </w:r>
+      <w:r>
+        <w:rPr>
+          <w:b/>
+        </w:rPr>
+        <w:t>record</w:t>
+      </w:r>
+      <w:r>
+        <w:rPr>
+          <w:b w:val="0"/>
+        </w:rPr>
+        <w:t xml:space="preserve"> to last week’s </w:t>
+      </w:r>
+      <w:r>
+        <w:rPr>
+          <w:b/>
+        </w:rPr>
+        <w:t>record</w:t>
+      </w:r>
+      <w:r>
+        <w:rPr>
+          <w:b w:val="0"/>
+        </w:rPr>
+        <w:t>; a matching answer without a trace is insufficient.</w:t>
+      </w:r>
+    </w:p>
+    <w:p>
+      <w:pPr>
+        <w:spacing w:line="336" w:lineRule="auto" w:after="180"/>
+      </w:pPr>
+      <w:r>
+        <w:rPr>
+          <w:b w:val="0"/>
+        </w:rPr>
+        <w:t xml:space="preserve">For Python readiness before the Responsible Plant Classifier, retain a trace of the values, the predicted </w:t>
+      </w:r>
+      <w:r>
+        <w:rPr>
+          <w:b/>
+        </w:rPr>
+        <w:t>output</w:t>
+      </w:r>
+      <w:r>
+        <w:rPr>
+          <w:b w:val="0"/>
+        </w:rPr>
+        <w:t xml:space="preserve">s and the changed-case explanation. Use actual Python 3 results to check the </w:t>
+      </w:r>
+      <w:r>
+        <w:rPr>
+          <w:b/>
+        </w:rPr>
+        <w:t>prediction</w:t>
+      </w:r>
+      <w:r>
+        <w:rPr>
+          <w:b w:val="0"/>
+        </w:rPr>
+        <w:t xml:space="preserve"> after reasoning first.</w:t>
+      </w:r>
+    </w:p>
+    <w:p>
+      <w:pPr>
+        <w:pStyle w:val="Heading2"/>
+      </w:pPr>
+      <w:r>
+        <w:t>Support and selected assessment guidance</w:t>
+      </w:r>
+    </w:p>
+    <w:p>
+      <w:pPr>
+        <w:spacing w:line="336" w:lineRule="auto" w:after="180"/>
+      </w:pPr>
+      <w:r>
+        <w:rPr>
+          <w:b w:val="0"/>
+        </w:rPr>
+        <w:t>Use key cards and value cards. Extension: add a location text field and show why it does not change the remaining calculation.</w:t>
+      </w:r>
+    </w:p>
+    <w:p>
+      <w:pPr>
+        <w:spacing w:line="336" w:lineRule="auto" w:after="180"/>
+      </w:pPr>
+      <w:r>
+        <w:rPr>
+          <w:b w:val="0"/>
+        </w:rPr>
+        <w:t>Selected independent answer: Outputs are0,3,missing. A stored0 is a supplied value; an absent field returns None under get here. The update replaces count with3 before the second call. Using if not count would incorrectly return missing for the original count0 because zero is false in a Boolean test; testing None keeps absence separate.</w:t>
+      </w:r>
+    </w:p>
+    <w:p>
+      <w:pPr>
+        <w:spacing w:line="336" w:lineRule="auto" w:after="180"/>
+      </w:pPr>
+      <w:r>
+        <w:rPr>
+          <w:b w:val="0"/>
+        </w:rPr>
+        <w:t>Keep earlier W4 transfer as additional practice; do not substitute its numbers or key for this selected task. Record prior exposure and use a fresh parallel case after support.</w:t>
+      </w:r>
+    </w:p>
+    <w:p>
+      <w:pPr>
+        <w:pStyle w:val="Heading2"/>
+      </w:pPr>
+      <w:r>
+        <w:t>Delayed return</w:t>
       </w:r>
     </w:p>
     <w:p>
@@ -3754,10 +4064,10 @@
     </w:p>
     <w:p>
       <w:pPr>
-        <w:pStyle w:val="Heading3"/>
-      </w:pPr>
-      <w:r>
-        <w:t>Project evidence from this case</w:t>
+        <w:pStyle w:val="Heading2"/>
+      </w:pPr>
+      <w:r>
+        <w:t>Bridge to the next topic</w:t>
       </w:r>
     </w:p>
     <w:p>
@@ -3768,44 +4078,38 @@
         <w:rPr>
           <w:b w:val="0"/>
         </w:rPr>
-        <w:t xml:space="preserve">For Python readiness before the Responsible Plant Classifier, retain a trace of the values, the predicted </w:t>
+        <w:t xml:space="preserve">Next week: Reading structured data. Reuse this week's explicit contracts and </w:t>
       </w:r>
       <w:r>
         <w:rPr>
           <w:b/>
         </w:rPr>
-        <w:t>output</w:t>
+        <w:t>evidence</w:t>
       </w:r>
       <w:r>
         <w:rPr>
           <w:b w:val="0"/>
         </w:rPr>
-        <w:t xml:space="preserve">s and the changed-case explanation. Use actual Python 3 results to check the </w:t>
-      </w:r>
-      <w:r>
-        <w:rPr>
-          <w:b/>
-        </w:rPr>
-        <w:t>prediction</w:t>
-      </w:r>
-      <w:r>
-        <w:rPr>
-          <w:b w:val="0"/>
-        </w:rPr>
-        <w:t xml:space="preserve"> after reasoning first.</w:t>
+        <w:t>.</w:t>
       </w:r>
     </w:p>
     <w:p>
       <w:pPr>
-        <w:pStyle w:val="Heading1"/>
-      </w:pPr>
-      <w:r>
-        <w:t>07. Prepare, teach and assess</w:t>
+        <w:spacing w:line="336" w:lineRule="auto" w:after="180"/>
+      </w:pPr>
+      <w:r>
+        <w:rPr>
+          <w:b w:val="0"/>
+        </w:rPr>
+        <w:t>Retain the project ledger and assess a changed case after support. Check the relevant prerequisite before carrying this component forward.</w:t>
       </w:r>
     </w:p>
     <w:p>
-      <w:r>
-        <w:t>Use this preparation summary alongside the detailed Dictionaries and records lesson; it is a checklist rather than a replacement for the full sequence.</w:t>
+      <w:pPr>
+        <w:pStyle w:val="Heading2"/>
+      </w:pPr>
+      <w:r>
+        <w:t>Earlier wording, alternatives and picture transcripts · reference / check after trying</w:t>
       </w:r>
     </w:p>
     <w:p>
@@ -3813,13 +4117,49 @@
         <w:pStyle w:val="Heading3"/>
       </w:pPr>
       <w:r>
-        <w:t>Teaching target</w:t>
+        <w:t>Plan the delayed return</w:t>
       </w:r>
     </w:p>
     <w:p>
       <w:pPr>
+        <w:pStyle w:val="Heading3"/>
+      </w:pPr>
+      <w:r>
+        <w:t>Project evidence from this case</w:t>
+      </w:r>
+    </w:p>
+    <w:p>
+      <w:pPr>
+        <w:pStyle w:val="Heading1"/>
+      </w:pPr>
+      <w:r>
+        <w:t>Reference bank and extra practice</w:t>
+      </w:r>
+    </w:p>
+    <w:p>
+      <w:pPr>
+        <w:pStyle w:val="Heading1"/>
+      </w:pPr>
+      <w:r>
+        <w:t>07. Reference · Alternative planning checklist</w:t>
+      </w:r>
+    </w:p>
+    <w:p>
+      <w:r>
+        <w:t>Use alongside the main route without repeating the teaching cycle.</w:t>
+      </w:r>
+    </w:p>
+    <w:p>
+      <w:pPr>
+        <w:pStyle w:val="Heading2"/>
+      </w:pPr>
+      <w:r>
+        <w:t>Planning and assessment reference</w:t>
+      </w:r>
+    </w:p>
+    <w:p>
+      <w:pPr>
         <w:spacing w:line="336" w:lineRule="auto" w:after="180"/>
-        <w:shd w:fill="EDF7F3"/>
       </w:pPr>
       <w:r>
         <w:rPr>
@@ -4031,22 +4371,36 @@
     </w:p>
     <w:p>
       <w:pPr>
-        <w:pStyle w:val="Heading3"/>
-      </w:pPr>
-      <w:r>
-        <w:t>Supported practice answer</w:t>
+        <w:spacing w:line="336" w:lineRule="auto" w:after="180"/>
+      </w:pPr>
+      <w:r>
+        <w:rPr>
+          <w:b w:val="0"/>
+        </w:rPr>
+        <w:t>Reasoned practice answer: Spaces 0; capacity remains 9.</w:t>
       </w:r>
     </w:p>
     <w:p>
       <w:pPr>
         <w:spacing w:line="336" w:lineRule="auto" w:after="180"/>
-        <w:shd w:fill="F1F6FC"/>
       </w:pPr>
       <w:r>
         <w:rPr>
           <w:b w:val="0"/>
         </w:rPr>
-        <w:t>Reasoned practice answer: Spaces 0; capacity remains 9.</w:t>
+        <w:t xml:space="preserve">Check every learner before discussion: Use the worked case for Dictionaries and </w:t>
+      </w:r>
+      <w:r>
+        <w:rPr>
+          <w:b/>
+        </w:rPr>
+        <w:t>record</w:t>
+      </w:r>
+      <w:r>
+        <w:rPr>
+          <w:b w:val="0"/>
+        </w:rPr>
+        <w:t>s. Proposed explanation: “A successful run proves the conclusion”. Decide whether this explanation is supported.</w:t>
       </w:r>
     </w:p>
     <w:p>
@@ -4057,19 +4411,7 @@
         <w:rPr>
           <w:b w:val="0"/>
         </w:rPr>
-        <w:t xml:space="preserve">Check every learner before discussion: Use the worked case for Dictionaries and </w:t>
-      </w:r>
-      <w:r>
-        <w:rPr>
-          <w:b/>
-        </w:rPr>
-        <w:t>record</w:t>
-      </w:r>
-      <w:r>
-        <w:rPr>
-          <w:b w:val="0"/>
-        </w:rPr>
-        <w:t>s. Proposed explanation: “A successful run proves the conclusion”. Decide whether this explanation is supported.</w:t>
+        <w:t>Point to the step or supplied fact that decides; explain your repair if needed.</w:t>
       </w:r>
     </w:p>
     <w:p>
@@ -4080,153 +4422,105 @@
         <w:rPr>
           <w:b w:val="0"/>
         </w:rPr>
-        <w:t>Point to the step or supplied fact that decides; explain your repair if needed.</w:t>
+        <w:t xml:space="preserve">Misconception repair: Named fields reduce position mistakes but do not prove that a </w:t>
+      </w:r>
+      <w:r>
+        <w:rPr>
+          <w:b/>
+        </w:rPr>
+        <w:t>record</w:t>
+      </w:r>
+      <w:r>
+        <w:rPr>
+          <w:b w:val="0"/>
+        </w:rPr>
+        <w:t xml:space="preserve"> is accurate. A capacity of 2 with used of 5 is representable in a </w:t>
+      </w:r>
+      <w:r>
+        <w:rPr>
+          <w:b/>
+        </w:rPr>
+        <w:t>dictionary</w:t>
+      </w:r>
+      <w:r>
+        <w:rPr>
+          <w:b w:val="0"/>
+        </w:rPr>
+        <w:t xml:space="preserve"> and violates this schema.</w:t>
       </w:r>
     </w:p>
     <w:p>
       <w:pPr>
-        <w:pStyle w:val="Heading3"/>
-      </w:pPr>
-      <w:r>
-        <w:t>Repair the misconception</w:t>
+        <w:spacing w:line="336" w:lineRule="auto" w:after="180"/>
+      </w:pPr>
+      <w:r>
+        <w:rPr>
+          <w:b w:val="0"/>
+        </w:rPr>
+        <w:t xml:space="preserve">Support: read the exact case aloud, enlarge the labelled picture, supply </w:t>
+      </w:r>
+      <w:r>
+        <w:rPr>
+          <w:b/>
+        </w:rPr>
+        <w:t>input</w:t>
+      </w:r>
+      <w:r>
+        <w:rPr>
+          <w:b w:val="0"/>
+        </w:rPr>
+        <w:t xml:space="preserve"> cards and model only the first deciding step. Accept a spoken explanation or drawing; retain the reasoning goal.</w:t>
       </w:r>
     </w:p>
     <w:p>
       <w:pPr>
         <w:spacing w:line="336" w:lineRule="auto" w:after="180"/>
-        <w:shd w:fill="FFF5E6"/>
       </w:pPr>
       <w:r>
         <w:rPr>
           <w:b w:val="0"/>
         </w:rPr>
-        <w:t xml:space="preserve">Misconception repair: Named fields reduce position mistakes but do not prove that a </w:t>
+        <w:t xml:space="preserve">Extension: Add the field price with value 0. Require a </w:t>
       </w:r>
       <w:r>
         <w:rPr>
           <w:b/>
         </w:rPr>
-        <w:t>record</w:t>
+        <w:t>prediction</w:t>
       </w:r>
       <w:r>
         <w:rPr>
           <w:b w:val="0"/>
         </w:rPr>
-        <w:t xml:space="preserve"> is accurate. A capacity of 2 with used of 5 is representable in a </w:t>
-      </w:r>
-      <w:r>
-        <w:rPr>
-          <w:b/>
-        </w:rPr>
-        <w:t>dictionary</w:t>
-      </w:r>
-      <w:r>
-        <w:rPr>
-          <w:b w:val="0"/>
-        </w:rPr>
-        <w:t xml:space="preserve"> and violates this schema.</w:t>
+        <w:t xml:space="preserve"> and a reason before comparing. Expected result: The price lookup now returns 0 instead of None.</w:t>
       </w:r>
     </w:p>
     <w:p>
       <w:pPr>
-        <w:pStyle w:val="Heading3"/>
-      </w:pPr>
-      <w:r>
-        <w:t>Support without giving away the answer</w:t>
+        <w:spacing w:line="336" w:lineRule="auto" w:after="180"/>
+      </w:pPr>
+      <w:r>
+        <w:rPr>
+          <w:b w:val="0"/>
+        </w:rPr>
+        <w:t xml:space="preserve">Reason: A </w:t>
+      </w:r>
+      <w:r>
+        <w:rPr>
+          <w:b/>
+        </w:rPr>
+        <w:t>record</w:t>
+      </w:r>
+      <w:r>
+        <w:rPr>
+          <w:b w:val="0"/>
+        </w:rPr>
+        <w:t>ed zero is a present value, whereas the earlier lookup had no field.</w:t>
       </w:r>
     </w:p>
     <w:p>
       <w:pPr>
         <w:spacing w:line="336" w:lineRule="auto" w:after="180"/>
-        <w:shd w:fill="F1F6F8"/>
-      </w:pPr>
-      <w:r>
-        <w:rPr>
-          <w:b w:val="0"/>
-        </w:rPr>
-        <w:t xml:space="preserve">Support: read the exact case aloud, enlarge the labelled picture, supply </w:t>
-      </w:r>
-      <w:r>
-        <w:rPr>
-          <w:b/>
-        </w:rPr>
-        <w:t>input</w:t>
-      </w:r>
-      <w:r>
-        <w:rPr>
-          <w:b w:val="0"/>
-        </w:rPr>
-        <w:t xml:space="preserve"> cards and model only the first deciding step. Accept a spoken explanation or drawing; retain the reasoning goal.</w:t>
-      </w:r>
-    </w:p>
-    <w:p>
-      <w:pPr>
-        <w:pStyle w:val="Heading3"/>
-      </w:pPr>
-      <w:r>
-        <w:t>Extend the reasoning</w:t>
-      </w:r>
-    </w:p>
-    <w:p>
-      <w:pPr>
-        <w:spacing w:line="336" w:lineRule="auto" w:after="180"/>
-        <w:shd w:fill="F5F1FB"/>
-      </w:pPr>
-      <w:r>
-        <w:rPr>
-          <w:b w:val="0"/>
-        </w:rPr>
-        <w:t xml:space="preserve">Extension: Add the field price with value 0. Require a </w:t>
-      </w:r>
-      <w:r>
-        <w:rPr>
-          <w:b/>
-        </w:rPr>
-        <w:t>prediction</w:t>
-      </w:r>
-      <w:r>
-        <w:rPr>
-          <w:b w:val="0"/>
-        </w:rPr>
-        <w:t xml:space="preserve"> and a reason before comparing. Expected result: The price lookup now returns 0 instead of None.</w:t>
-      </w:r>
-    </w:p>
-    <w:p>
-      <w:pPr>
-        <w:spacing w:line="336" w:lineRule="auto" w:after="180"/>
-        <w:shd w:fill="F5F1FB"/>
-      </w:pPr>
-      <w:r>
-        <w:rPr>
-          <w:b w:val="0"/>
-        </w:rPr>
-        <w:t xml:space="preserve">Reason: A </w:t>
-      </w:r>
-      <w:r>
-        <w:rPr>
-          <w:b/>
-        </w:rPr>
-        <w:t>record</w:t>
-      </w:r>
-      <w:r>
-        <w:rPr>
-          <w:b w:val="0"/>
-        </w:rPr>
-        <w:t>ed zero is a present value, whereas the earlier lookup had no field.</w:t>
-      </w:r>
-    </w:p>
-    <w:p>
-      <w:pPr>
-        <w:pStyle w:val="Heading3"/>
-      </w:pPr>
-      <w:r>
-        <w:t>Protect the independent attempt</w:t>
-      </w:r>
-    </w:p>
-    <w:p>
-      <w:pPr>
-        <w:spacing w:line="336" w:lineRule="auto" w:after="180"/>
-        <w:shd w:fill="FFF5E6"/>
       </w:pPr>
       <w:r>
         <w:rPr>
@@ -4433,106 +4727,105 @@
     </w:tbl>
     <w:p>
       <w:pPr>
-        <w:pStyle w:val="Heading3"/>
-      </w:pPr>
-      <w:r>
-        <w:t>Project checkpoint</w:t>
+        <w:spacing w:line="336" w:lineRule="auto" w:after="180"/>
+      </w:pPr>
+      <w:r>
+        <w:rPr>
+          <w:b w:val="0"/>
+        </w:rPr>
+        <w:t xml:space="preserve">Project checkpoint: Python readiness portfolio. Keep runnable code, </w:t>
+      </w:r>
+      <w:r>
+        <w:rPr>
+          <w:b/>
+        </w:rPr>
+        <w:t>prediction</w:t>
+      </w:r>
+      <w:r>
+        <w:rPr>
+          <w:b w:val="0"/>
+        </w:rPr>
+        <w:t xml:space="preserve">s, actual </w:t>
+      </w:r>
+      <w:r>
+        <w:rPr>
+          <w:b/>
+        </w:rPr>
+        <w:t>output</w:t>
+      </w:r>
+      <w:r>
+        <w:rPr>
+          <w:b w:val="0"/>
+        </w:rPr>
+        <w:t xml:space="preserve">s, one repaired error and an explanation of a function on changed </w:t>
+      </w:r>
+      <w:r>
+        <w:rPr>
+          <w:b/>
+        </w:rPr>
+        <w:t>input</w:t>
+      </w:r>
+      <w:r>
+        <w:rPr>
+          <w:b w:val="0"/>
+        </w:rPr>
+        <w:t>s.</w:t>
       </w:r>
     </w:p>
     <w:p>
       <w:pPr>
         <w:spacing w:line="336" w:lineRule="auto" w:after="180"/>
-        <w:shd w:fill="EDF7F3"/>
       </w:pPr>
       <w:r>
         <w:rPr>
           <w:b w:val="0"/>
         </w:rPr>
-        <w:t xml:space="preserve">Project checkpoint: Python readiness portfolio. Keep runnable code, </w:t>
+        <w:t xml:space="preserve">Use the weekly teacher answer for topic-specific reasoning. A saved progress tick is an activity </w:t>
       </w:r>
       <w:r>
         <w:rPr>
           <w:b/>
         </w:rPr>
-        <w:t>prediction</w:t>
+        <w:t>record</w:t>
       </w:r>
       <w:r>
         <w:rPr>
           <w:b w:val="0"/>
         </w:rPr>
-        <w:t xml:space="preserve">s, actual </w:t>
+        <w:t xml:space="preserve">; judge mastery from the learner’s explanation and </w:t>
       </w:r>
       <w:r>
         <w:rPr>
           <w:b/>
         </w:rPr>
-        <w:t>output</w:t>
+        <w:t>evidence</w:t>
       </w:r>
       <w:r>
         <w:rPr>
           <w:b w:val="0"/>
         </w:rPr>
-        <w:t xml:space="preserve">s, one repaired error and an explanation of a function on changed </w:t>
-      </w:r>
-      <w:r>
-        <w:rPr>
-          <w:b/>
-        </w:rPr>
-        <w:t>input</w:t>
-      </w:r>
-      <w:r>
-        <w:rPr>
-          <w:b w:val="0"/>
-        </w:rPr>
-        <w:t>s.</w:t>
+        <w:t>.</w:t>
       </w:r>
     </w:p>
     <w:p>
       <w:pPr>
-        <w:spacing w:line="336" w:lineRule="auto" w:after="180"/>
-      </w:pPr>
-      <w:r>
-        <w:rPr>
-          <w:b w:val="0"/>
-        </w:rPr>
-        <w:t xml:space="preserve">Use the weekly teacher answer for topic-specific reasoning. A saved progress tick is an activity </w:t>
-      </w:r>
-      <w:r>
-        <w:rPr>
-          <w:b/>
-        </w:rPr>
-        <w:t>record</w:t>
-      </w:r>
-      <w:r>
-        <w:rPr>
-          <w:b w:val="0"/>
-        </w:rPr>
-        <w:t xml:space="preserve">; judge mastery from the learner’s explanation and </w:t>
-      </w:r>
-      <w:r>
-        <w:rPr>
-          <w:b/>
-        </w:rPr>
-        <w:t>evidence</w:t>
-      </w:r>
-      <w:r>
-        <w:rPr>
-          <w:b w:val="0"/>
-        </w:rPr>
-        <w:t>.</w:t>
+        <w:pStyle w:val="Heading1"/>
+      </w:pPr>
+      <w:r>
+        <w:t>08. Reference · Feedback and evidence records</w:t>
       </w:r>
     </w:p>
     <w:p>
-      <w:pPr>
-        <w:pStyle w:val="Heading1"/>
-      </w:pPr>
-      <w:r>
-        <w:t>08. Use feedback, labs and repair paths</w:t>
+      <w:r>
+        <w:t>Keep individual first attempts separate from supported rehearsal.</w:t>
       </w:r>
     </w:p>
     <w:p>
-      <w:r>
-        <w:t>Use feedback, earlier review and portfolios purposefully. Apply the coding routine only when this lesson has an executable lab.</w:t>
+      <w:pPr>
+        <w:pStyle w:val="Heading2"/>
+      </w:pPr>
+      <w:r>
+        <w:t>Feedback and repair</w:t>
       </w:r>
     </w:p>
     <w:p>
@@ -4643,40 +4936,17 @@
         <w:pStyle w:val="Heading1"/>
       </w:pPr>
       <w:r>
-        <w:t>09. Visual concept journey</w:t>
+        <w:t>09. Reference · Teach with the six pictures</w:t>
       </w:r>
     </w:p>
     <w:p>
       <w:r>
-        <w:t>Show one Dictionaries and records graphic at a time, request a prediction and discuss its trace before the independent assessment.</w:t>
+        <w:t>Use the relevant picture for a specific reasoning move.</w:t>
       </w:r>
     </w:p>
     <w:p>
       <w:pPr>
-        <w:spacing w:line="336" w:lineRule="auto" w:after="180"/>
-      </w:pPr>
-      <w:r>
-        <w:rPr>
-          <w:b w:val="0"/>
-        </w:rPr>
-        <w:t xml:space="preserve">Use one picture at a time. Hide a worked result before asking for a </w:t>
-      </w:r>
-      <w:r>
-        <w:rPr>
-          <w:b/>
-        </w:rPr>
-        <w:t>prediction</w:t>
-      </w:r>
-      <w:r>
-        <w:rPr>
-          <w:b w:val="0"/>
-        </w:rPr>
-        <w:t>, then reveal it for feedback. These are supported teaching cases; retain the separate independent assessment for a fresh first attempt.</w:t>
-      </w:r>
-    </w:p>
-    <w:p>
-      <w:pPr>
-        <w:pStyle w:val="Heading3"/>
+        <w:pStyle w:val="Heading2"/>
       </w:pPr>
       <w:r>
         <w:t>01. Dictionaries and records: the case</w:t>
@@ -4687,7 +4957,7 @@
         <w:drawing>
           <wp:inline xmlns:a="http://schemas.openxmlformats.org/drawingml/2006/main" xmlns:pic="http://schemas.openxmlformats.org/drawingml/2006/picture">
             <wp:extent cx="5486400" cy="2834640"/>
-            <wp:docPr id="2" name="Picture 2" descr="A zero field is still present. A dictionary record describes a shelf. The program distinguishes missing data from an actual zero. Supplied facts: Python 3: shelf={&quot;count&quot;:0,&quot;name&quot;:&quot;Atlas&quot;}; print(shelf[&quot;count&quot;]); print(shelf.get(&quot;price&quot;)); print(&quot;count&quot; in shelf)."/>
+            <wp:docPr id="3" name="Picture 3" descr="A zero field is still present. A dictionary record describes a shelf. The program distinguishes missing data from an actual zero. Supplied facts: Python 3: shelf={&quot;count&quot;:0,&quot;name&quot;:&quot;Atlas&quot;}; print(shelf[&quot;count&quot;]); print(shelf.get(&quot;price&quot;)); print(&quot;count&quot; in shelf)."/>
             <wp:cNvGraphicFramePr>
               <a:graphicFrameLocks noChangeAspect="1"/>
             </wp:cNvGraphicFramePr>
@@ -4699,7 +4969,7 @@
                     <pic:cNvPicPr/>
                   </pic:nvPicPr>
                   <pic:blipFill>
-                    <a:blip r:embed="rId10"/>
+                    <a:blip r:embed="rId11"/>
                     <a:stretch>
                       <a:fillRect/>
                     </a:stretch>
@@ -4767,7 +5037,6 @@
     <w:p>
       <w:pPr>
         <w:spacing w:line="336" w:lineRule="auto" w:after="180"/>
-        <w:shd w:fill="F5F1FB"/>
       </w:pPr>
       <w:r>
         <w:rPr>
@@ -4778,27 +5047,18 @@
     </w:p>
     <w:p>
       <w:pPr>
-        <w:pStyle w:val="Heading3"/>
-      </w:pPr>
-      <w:r>
-        <w:t>Discuss while showing the picture</w:t>
+        <w:spacing w:line="336" w:lineRule="auto" w:after="180"/>
+      </w:pPr>
+      <w:r>
+        <w:rPr>
+          <w:b w:val="0"/>
+        </w:rPr>
+        <w:t>Teacher prompt: Point to the given fact that matters most. Explain why it matters. Ask learners to describe one label or arrow in ordinary words. Use the adjacent transcript if the image is difficult to see.</w:t>
       </w:r>
     </w:p>
     <w:p>
       <w:pPr>
-        <w:spacing w:line="336" w:lineRule="auto" w:after="180"/>
-        <w:shd w:fill="F1F6F8"/>
-      </w:pPr>
-      <w:r>
-        <w:rPr>
-          <w:b w:val="0"/>
-        </w:rPr>
-        <w:t>Teacher prompt: Point to the given fact that matters most. Explain why it matters. Ask learners to describe one label or arrow in ordinary words. Use the adjacent transcript if the image is difficult to see.</w:t>
-      </w:r>
-    </w:p>
-    <w:p>
-      <w:pPr>
-        <w:pStyle w:val="Heading3"/>
+        <w:pStyle w:val="Heading2"/>
       </w:pPr>
       <w:r>
         <w:t>02. Follow the deciding steps</w:t>
@@ -4809,7 +5069,7 @@
         <w:drawing>
           <wp:inline xmlns:a="http://schemas.openxmlformats.org/drawingml/2006/main" xmlns:pic="http://schemas.openxmlformats.org/drawingml/2006/picture">
             <wp:extent cx="5486400" cy="3182112"/>
-            <wp:docPr id="3" name="Picture 3" descr="Read a stored field: count exists with numeric value 0. → Read an absent field: get(&quot;price&quot;) returns None because price is missing and no default was supplied. → Test key membership: &quot;count&quot; in shelf is True even though its value is zero."/>
+            <wp:docPr id="4" name="Picture 4" descr="Read a stored field: count exists with numeric value 0. → Read an absent field: get(&quot;price&quot;) returns None because price is missing and no default was supplied. → Test key membership: &quot;count&quot; in shelf is True even though its value is zero."/>
             <wp:cNvGraphicFramePr>
               <a:graphicFrameLocks noChangeAspect="1"/>
             </wp:cNvGraphicFramePr>
@@ -4821,7 +5081,7 @@
                     <pic:cNvPicPr/>
                   </pic:nvPicPr>
                   <pic:blipFill>
-                    <a:blip r:embed="rId11"/>
+                    <a:blip r:embed="rId9"/>
                     <a:stretch>
                       <a:fillRect/>
                     </a:stretch>
@@ -4854,7 +5114,6 @@
     <w:p>
       <w:pPr>
         <w:spacing w:line="336" w:lineRule="auto" w:after="180"/>
-        <w:shd w:fill="F5F1FB"/>
       </w:pPr>
       <w:r>
         <w:rPr>
@@ -4889,51 +5148,42 @@
     </w:p>
     <w:p>
       <w:pPr>
-        <w:pStyle w:val="Heading3"/>
-      </w:pPr>
-      <w:r>
-        <w:t>Discuss while showing the picture</w:t>
+        <w:spacing w:line="336" w:lineRule="auto" w:after="180"/>
+      </w:pPr>
+      <w:r>
+        <w:rPr>
+          <w:b w:val="0"/>
+        </w:rPr>
+        <w:t xml:space="preserve">Teacher prompt: Point to each numbered stage and explain which </w:t>
+      </w:r>
+      <w:r>
+        <w:rPr>
+          <w:b/>
+        </w:rPr>
+        <w:t>record</w:t>
+      </w:r>
+      <w:r>
+        <w:rPr>
+          <w:b w:val="0"/>
+        </w:rPr>
+        <w:t xml:space="preserve">ed </w:t>
+      </w:r>
+      <w:r>
+        <w:rPr>
+          <w:b/>
+        </w:rPr>
+        <w:t>input</w:t>
+      </w:r>
+      <w:r>
+        <w:rPr>
+          <w:b w:val="0"/>
+        </w:rPr>
+        <w:t xml:space="preserve"> it uses. Ask learners to describe one label or arrow in ordinary words. Use the adjacent transcript if the image is difficult to see.</w:t>
       </w:r>
     </w:p>
     <w:p>
       <w:pPr>
-        <w:spacing w:line="336" w:lineRule="auto" w:after="180"/>
-        <w:shd w:fill="F1F6F8"/>
-      </w:pPr>
-      <w:r>
-        <w:rPr>
-          <w:b w:val="0"/>
-        </w:rPr>
-        <w:t xml:space="preserve">Teacher prompt: Point to each numbered stage and explain which </w:t>
-      </w:r>
-      <w:r>
-        <w:rPr>
-          <w:b/>
-        </w:rPr>
-        <w:t>record</w:t>
-      </w:r>
-      <w:r>
-        <w:rPr>
-          <w:b w:val="0"/>
-        </w:rPr>
-        <w:t xml:space="preserve">ed </w:t>
-      </w:r>
-      <w:r>
-        <w:rPr>
-          <w:b/>
-        </w:rPr>
-        <w:t>input</w:t>
-      </w:r>
-      <w:r>
-        <w:rPr>
-          <w:b w:val="0"/>
-        </w:rPr>
-        <w:t xml:space="preserve"> it uses. Ask learners to describe one label or arrow in ordinary words. Use the adjacent transcript if the image is difficult to see.</w:t>
-      </w:r>
-    </w:p>
-    <w:p>
-      <w:pPr>
-        <w:pStyle w:val="Heading3"/>
+        <w:pStyle w:val="Heading2"/>
       </w:pPr>
       <w:r>
         <w:t>03. Follow the evidence</w:t>
@@ -4944,7 +5194,7 @@
         <w:drawing>
           <wp:inline xmlns:a="http://schemas.openxmlformats.org/drawingml/2006/main" xmlns:pic="http://schemas.openxmlformats.org/drawingml/2006/picture">
             <wp:extent cx="5486400" cy="2834640"/>
-            <wp:docPr id="4" name="Picture 4" descr="Follow the evidence. Read used | 4 | 12 - 4 = 8. Update used | 6 | 12 - 6 = 6"/>
+            <wp:docPr id="5" name="Picture 5" descr="Follow the evidence. Read used | 4 | 12 - 4 = 8. Update used | 6 | 12 - 6 = 6"/>
             <wp:cNvGraphicFramePr>
               <a:graphicFrameLocks noChangeAspect="1"/>
             </wp:cNvGraphicFramePr>
@@ -5001,7 +5251,6 @@
     <w:p>
       <w:pPr>
         <w:spacing w:line="336" w:lineRule="auto" w:after="180"/>
-        <w:shd w:fill="F5F1FB"/>
       </w:pPr>
       <w:r>
         <w:rPr>
@@ -5012,27 +5261,18 @@
     </w:p>
     <w:p>
       <w:pPr>
-        <w:pStyle w:val="Heading3"/>
-      </w:pPr>
-      <w:r>
-        <w:t>Discuss while showing the picture</w:t>
+        <w:spacing w:line="336" w:lineRule="auto" w:after="180"/>
+      </w:pPr>
+      <w:r>
+        <w:rPr>
+          <w:b w:val="0"/>
+        </w:rPr>
+        <w:t>Teacher prompt: Read the labels and values. Explain the relationship the model shows. Ask learners to describe one label or arrow in ordinary words. Use the adjacent transcript if the image is difficult to see.</w:t>
       </w:r>
     </w:p>
     <w:p>
       <w:pPr>
-        <w:spacing w:line="336" w:lineRule="auto" w:after="180"/>
-        <w:shd w:fill="F1F6F8"/>
-      </w:pPr>
-      <w:r>
-        <w:rPr>
-          <w:b w:val="0"/>
-        </w:rPr>
-        <w:t>Teacher prompt: Read the labels and values. Explain the relationship the model shows. Ask learners to describe one label or arrow in ordinary words. Use the adjacent transcript if the image is difficult to see.</w:t>
-      </w:r>
-    </w:p>
-    <w:p>
-      <w:pPr>
-        <w:pStyle w:val="Heading3"/>
+        <w:pStyle w:val="Heading2"/>
       </w:pPr>
       <w:r>
         <w:t>04. Change one thing. Trace what follows.</w:t>
@@ -5043,7 +5283,7 @@
         <w:drawing>
           <wp:inline xmlns:a="http://schemas.openxmlformats.org/drawingml/2006/main" xmlns:pic="http://schemas.openxmlformats.org/drawingml/2006/picture">
             <wp:extent cx="5486400" cy="3026664"/>
-            <wp:docPr id="5" name="Picture 5" descr="Original case: &quot;count&quot; in shelf is True even though its value is zero. Changed condition: Add the field price with value 0. Expected result: The price lookup now returns 0 instead of None. Reason: A recorded zero is a present value, whereas the earlier lookup had no field."/>
+            <wp:docPr id="6" name="Picture 6" descr="Original case: &quot;count&quot; in shelf is True even though its value is zero. Changed condition: Add the field price with value 0. Expected result: The price lookup now returns 0 instead of None. Reason: A recorded zero is a present value, whereas the earlier lookup had no field."/>
             <wp:cNvGraphicFramePr>
               <a:graphicFrameLocks noChangeAspect="1"/>
             </wp:cNvGraphicFramePr>
@@ -5111,7 +5351,6 @@
     <w:p>
       <w:pPr>
         <w:spacing w:line="336" w:lineRule="auto" w:after="180"/>
-        <w:shd w:fill="F5F1FB"/>
       </w:pPr>
       <w:r>
         <w:rPr>
@@ -5122,51 +5361,41 @@
     </w:p>
     <w:p>
       <w:pPr>
-        <w:pStyle w:val="Heading3"/>
-      </w:pPr>
-      <w:r>
-        <w:t>Discuss while showing the picture</w:t>
+        <w:spacing w:line="336" w:lineRule="auto" w:after="180"/>
+      </w:pPr>
+      <w:r>
+        <w:rPr>
+          <w:b w:val="0"/>
+        </w:rPr>
+        <w:t>Teacher prompt: Predict before checking the worked changed-case result. Name what changed and what the supplied facts allow you to conclude. Ask learners to describe one label or arrow in ordinary words.</w:t>
       </w:r>
     </w:p>
     <w:p>
       <w:pPr>
         <w:spacing w:line="336" w:lineRule="auto" w:after="180"/>
-        <w:shd w:fill="F1F6F8"/>
       </w:pPr>
       <w:r>
         <w:rPr>
           <w:b w:val="0"/>
         </w:rPr>
-        <w:t>Teacher prompt: Predict before checking the worked changed-case result. Name what changed and what the supplied facts allow you to conclude. Ask learners to describe one label or arrow in ordinary words.</w:t>
+        <w:t xml:space="preserve">Use the adjacent transcript if the image is difficult to see. Changed-case reasoning: A </w:t>
+      </w:r>
+      <w:r>
+        <w:rPr>
+          <w:b/>
+        </w:rPr>
+        <w:t>record</w:t>
+      </w:r>
+      <w:r>
+        <w:rPr>
+          <w:b w:val="0"/>
+        </w:rPr>
+        <w:t>ed zero is a present value, whereas the earlier lookup had no field.</w:t>
       </w:r>
     </w:p>
     <w:p>
       <w:pPr>
-        <w:spacing w:line="336" w:lineRule="auto" w:after="180"/>
-        <w:shd w:fill="F1F6F8"/>
-      </w:pPr>
-      <w:r>
-        <w:rPr>
-          <w:b w:val="0"/>
-        </w:rPr>
-        <w:t xml:space="preserve">Use the adjacent transcript if the image is difficult to see. Changed-case reasoning: A </w:t>
-      </w:r>
-      <w:r>
-        <w:rPr>
-          <w:b/>
-        </w:rPr>
-        <w:t>record</w:t>
-      </w:r>
-      <w:r>
-        <w:rPr>
-          <w:b w:val="0"/>
-        </w:rPr>
-        <w:t>ed zero is a present value, whereas the earlier lookup had no field.</w:t>
-      </w:r>
-    </w:p>
-    <w:p>
-      <w:pPr>
-        <w:pStyle w:val="Heading3"/>
+        <w:pStyle w:val="Heading2"/>
       </w:pPr>
       <w:r>
         <w:t>05. Connect the explanation to its limit</w:t>
@@ -5177,7 +5406,7 @@
         <w:drawing>
           <wp:inline xmlns:a="http://schemas.openxmlformats.org/drawingml/2006/main" xmlns:pic="http://schemas.openxmlformats.org/drawingml/2006/picture">
             <wp:extent cx="5486400" cy="2834640"/>
-            <wp:docPr id="6" name="Picture 6" descr="Dictionary keys name fields. Presence is different from truthiness of a value; a measured zero should not be discarded as if the field were absent. Limit: None is also a possible explicitly stored value; real record contracts must define how missing and null values are represented."/>
+            <wp:docPr id="7" name="Picture 7" descr="Dictionary keys name fields. Presence is different from truthiness of a value; a measured zero should not be discarded as if the field were absent. Limit: None is also a possible explicitly stored value; real record contracts must define how missing and null values are represented."/>
             <wp:cNvGraphicFramePr>
               <a:graphicFrameLocks noChangeAspect="1"/>
             </wp:cNvGraphicFramePr>
@@ -5251,7 +5480,6 @@
     <w:p>
       <w:pPr>
         <w:spacing w:line="336" w:lineRule="auto" w:after="180"/>
-        <w:shd w:fill="F5F1FB"/>
       </w:pPr>
       <w:r>
         <w:rPr>
@@ -5262,51 +5490,41 @@
     </w:p>
     <w:p>
       <w:pPr>
-        <w:pStyle w:val="Heading3"/>
-      </w:pPr>
-      <w:r>
-        <w:t>Discuss while showing the picture</w:t>
+        <w:spacing w:line="336" w:lineRule="auto" w:after="180"/>
+      </w:pPr>
+      <w:r>
+        <w:rPr>
+          <w:b w:val="0"/>
+        </w:rPr>
+        <w:t>Teacher prompt: Explain the case, then point to a limit on the claim. Ask learners to describe one label or arrow in ordinary words. Use the adjacent transcript if the image is difficult to see.</w:t>
       </w:r>
     </w:p>
     <w:p>
       <w:pPr>
         <w:spacing w:line="336" w:lineRule="auto" w:after="180"/>
-        <w:shd w:fill="F1F6F8"/>
       </w:pPr>
       <w:r>
         <w:rPr>
           <w:b w:val="0"/>
         </w:rPr>
-        <w:t>Teacher prompt: Explain the case, then point to a limit on the claim. Ask learners to describe one label or arrow in ordinary words. Use the adjacent transcript if the image is difficult to see.</w:t>
+        <w:t xml:space="preserve">Keep the stated scope: None is also a possible explicitly stored value; real </w:t>
+      </w:r>
+      <w:r>
+        <w:rPr>
+          <w:b/>
+        </w:rPr>
+        <w:t>record</w:t>
+      </w:r>
+      <w:r>
+        <w:rPr>
+          <w:b w:val="0"/>
+        </w:rPr>
+        <w:t xml:space="preserve"> contracts must define how missing and null values are represented.</w:t>
       </w:r>
     </w:p>
     <w:p>
       <w:pPr>
-        <w:spacing w:line="336" w:lineRule="auto" w:after="180"/>
-        <w:shd w:fill="F1F6F8"/>
-      </w:pPr>
-      <w:r>
-        <w:rPr>
-          <w:b w:val="0"/>
-        </w:rPr>
-        <w:t xml:space="preserve">Keep the stated scope: None is also a possible explicitly stored value; real </w:t>
-      </w:r>
-      <w:r>
-        <w:rPr>
-          <w:b/>
-        </w:rPr>
-        <w:t>record</w:t>
-      </w:r>
-      <w:r>
-        <w:rPr>
-          <w:b w:val="0"/>
-        </w:rPr>
-        <w:t xml:space="preserve"> contracts must define how missing and null values are represented.</w:t>
-      </w:r>
-    </w:p>
-    <w:p>
-      <w:pPr>
-        <w:pStyle w:val="Heading3"/>
+        <w:pStyle w:val="Heading2"/>
       </w:pPr>
       <w:r>
         <w:t>06. Make the idea visible in your project</w:t>
@@ -5317,7 +5535,7 @@
         <w:drawing>
           <wp:inline xmlns:a="http://schemas.openxmlformats.org/drawingml/2006/main" xmlns:pic="http://schemas.openxmlformats.org/drawingml/2006/picture">
             <wp:extent cx="5486400" cy="3681984"/>
-            <wp:docPr id="7" name="Picture 7" descr="For Python readiness before the Responsible Plant Classifier, retain a trace of the values, the predicted outputs and the changed-case explanation. Use actual Python 3 results to check the prediction after reasoning first. Draw your input, deciding step, result and limit. Supported question: Predict all three original outputs. Explain the difference between count=0 and missing price, then predict the lookup after price=0 is added."/>
+            <wp:docPr id="8" name="Picture 8" descr="For Python readiness before the Responsible Plant Classifier, retain a trace of the values, the predicted outputs and the changed-case explanation. Use actual Python 3 results to check the prediction after reasoning first. Draw your input, deciding step, result and limit. Supported question: Predict all three original outputs. Explain the difference between count=0 and missing price, then predict the lookup after price=0 is added."/>
             <wp:cNvGraphicFramePr>
               <a:graphicFrameLocks noChangeAspect="1"/>
             </wp:cNvGraphicFramePr>
@@ -5421,7 +5639,6 @@
     <w:p>
       <w:pPr>
         <w:spacing w:line="336" w:lineRule="auto" w:after="180"/>
-        <w:shd w:fill="F5F1FB"/>
       </w:pPr>
       <w:r>
         <w:rPr>
@@ -5444,58 +5661,127 @@
     </w:p>
     <w:p>
       <w:pPr>
-        <w:pStyle w:val="Heading3"/>
-      </w:pPr>
-      <w:r>
-        <w:t>Discuss while showing the picture</w:t>
+        <w:spacing w:line="336" w:lineRule="auto" w:after="180"/>
+      </w:pPr>
+      <w:r>
+        <w:rPr>
+          <w:b w:val="0"/>
+        </w:rPr>
+        <w:t xml:space="preserve">Teacher prompt: Draw your project trace and justify the deciding step using </w:t>
+      </w:r>
+      <w:r>
+        <w:rPr>
+          <w:b/>
+        </w:rPr>
+        <w:t>evidence</w:t>
+      </w:r>
+      <w:r>
+        <w:rPr>
+          <w:b w:val="0"/>
+        </w:rPr>
+        <w:t>. Ask learners to describe one label or arrow in ordinary words. Use the adjacent transcript if the image is difficult to see.</w:t>
       </w:r>
     </w:p>
     <w:p>
       <w:pPr>
         <w:spacing w:line="336" w:lineRule="auto" w:after="180"/>
-        <w:shd w:fill="F1F6F8"/>
       </w:pPr>
       <w:r>
         <w:rPr>
           <w:b w:val="0"/>
         </w:rPr>
-        <w:t xml:space="preserve">Teacher prompt: Draw your project trace and justify the deciding step using </w:t>
+        <w:t xml:space="preserve">Supported practice key: </w:t>
       </w:r>
       <w:r>
         <w:rPr>
           <w:b/>
         </w:rPr>
-        <w:t>evidence</w:t>
+        <w:t>Output</w:t>
       </w:r>
       <w:r>
         <w:rPr>
           <w:b w:val="0"/>
         </w:rPr>
-        <w:t>. Ask learners to describe one label or arrow in ordinary words. Use the adjacent transcript if the image is difficult to see.</w:t>
+        <w:t>s are 0, None, True. count is present with zero; price is absent. Adding price=0 makes get("price") return 0 without changing count membership.</w:t>
       </w:r>
     </w:p>
     <w:p>
       <w:pPr>
+        <w:pStyle w:val="Heading2"/>
+      </w:pPr>
+      <w:r>
+        <w:t>Earlier wording, alternatives and picture transcripts · reference / check after trying</w:t>
+      </w:r>
+    </w:p>
+    <w:p>
+      <w:pPr>
         <w:spacing w:line="336" w:lineRule="auto" w:after="180"/>
-        <w:shd w:fill="F1F6F8"/>
       </w:pPr>
       <w:r>
         <w:rPr>
           <w:b w:val="0"/>
         </w:rPr>
-        <w:t xml:space="preserve">Supported practice key: </w:t>
+        <w:t xml:space="preserve">Use one picture at a time. Hide a worked result before asking for a </w:t>
       </w:r>
       <w:r>
         <w:rPr>
           <w:b/>
         </w:rPr>
-        <w:t>Output</w:t>
+        <w:t>prediction</w:t>
       </w:r>
       <w:r>
         <w:rPr>
           <w:b w:val="0"/>
         </w:rPr>
-        <w:t>s are 0, None, True. count is present with zero; price is absent. Adding price=0 makes get("price") return 0 without changing count membership.</w:t>
+        <w:t>, then reveal it for feedback. These are supported teaching cases; retain the separate independent assessment for a fresh first attempt.</w:t>
+      </w:r>
+    </w:p>
+    <w:p>
+      <w:pPr>
+        <w:pStyle w:val="Heading3"/>
+      </w:pPr>
+      <w:r>
+        <w:t>01. Dictionaries and records: the case</w:t>
+      </w:r>
+    </w:p>
+    <w:p>
+      <w:pPr>
+        <w:pStyle w:val="Heading3"/>
+      </w:pPr>
+      <w:r>
+        <w:t>02. Follow the deciding steps</w:t>
+      </w:r>
+    </w:p>
+    <w:p>
+      <w:pPr>
+        <w:pStyle w:val="Heading3"/>
+      </w:pPr>
+      <w:r>
+        <w:t>03. Follow the evidence</w:t>
+      </w:r>
+    </w:p>
+    <w:p>
+      <w:pPr>
+        <w:pStyle w:val="Heading3"/>
+      </w:pPr>
+      <w:r>
+        <w:t>04. Change one thing. Trace what follows.</w:t>
+      </w:r>
+    </w:p>
+    <w:p>
+      <w:pPr>
+        <w:pStyle w:val="Heading3"/>
+      </w:pPr>
+      <w:r>
+        <w:t>05. Connect the explanation to its limit</w:t>
+      </w:r>
+    </w:p>
+    <w:p>
+      <w:pPr>
+        <w:pStyle w:val="Heading3"/>
+      </w:pPr>
+      <w:r>
+        <w:t>06. Make the idea visible in your project</w:t>
       </w:r>
     </w:p>
     <w:sectPr>
